--- a/Master Folder/Master BA Timlak Konsultan/03. BA Reviu Dokumen Seleksi.docx
+++ b/Master Folder/Master BA Timlak Konsultan/03. BA Reviu Dokumen Seleksi.docx
@@ -6026,6 +6026,7 @@
                 <w:bCs/>
                 <w:highlight w:val="yellow"/>
               </w:rPr>
+              <w:lastRenderedPageBreak/>
               <w:t>Alokasi DIPA masih dalam proses. Apabila alokasi DIPA untuk paket tersebut tidak tersedia dalam dokumen anggaran, maka tender/tender cepat/mini kompetisi/seleksi/RO dapat dibatalkan dan peserta tender tidak mendapatkan ganti rugi dalam bentuk apapun.</w:t>
             </w:r>
           </w:p>
@@ -6122,6 +6123,7 @@
                 <w:bCs/>
                 <w:highlight w:val="yellow"/>
               </w:rPr>
+              <w:lastRenderedPageBreak/>
               <w:t>Sesuai</w:t>
             </w:r>
           </w:p>
@@ -6579,7 +6581,17 @@
                 <w:iCs/>
                 <w:highlight w:val="yellow"/>
               </w:rPr>
-              <w:t>(Apabila alokasi dana/anggaran dalam dokumen anggaran DIPA TA. 2025 yang disahkan dan/atau persetujuan kontrak tahun jamak belum disahkan, tidak tersedia, dan/atau tidak mencukupi, maka Pengadaan Barang/Jasa dapat dibatalkan dan Peserta tidak dapat menuntut ganti rugi dalam bentuk apapun)</w:t>
+              <w:t xml:space="preserve">(Apabila alokasi dana/anggaran dalam dokumen anggaran DIPA TA. 2025 yang disahkan dan/atau persetujuan kontrak tahun jamak belum disahkan, tidak tersedia, dan/atau tidak mencukupi, maka Pengadaan </w:t>
+            </w:r>
+            <w:r>
+              <w:rPr>
+                <w:rFonts w:ascii="Bookman Old Style" w:eastAsia="Bookman Old Style" w:hAnsi="Bookman Old Style" w:cs="Bookman Old Style"/>
+                <w:i/>
+                <w:iCs/>
+                <w:highlight w:val="yellow"/>
+              </w:rPr>
+              <w:lastRenderedPageBreak/>
+              <w:t>Barang/Jasa dapat dibatalkan dan Peserta tidak dapat menuntut ganti rugi dalam bentuk apapun)</w:t>
             </w:r>
           </w:p>
           <w:p>
@@ -6693,6 +6705,7 @@
                 <w:bCs/>
                 <w:highlight w:val="yellow"/>
               </w:rPr>
+              <w:lastRenderedPageBreak/>
               <w:t>Sesuai</w:t>
             </w:r>
           </w:p>
@@ -9818,7 +9831,7 @@
                 <w:position w:val="-4"/>
                 <w:highlight w:val="yellow"/>
               </w:rPr>
-              <w:pict w14:anchorId="62392EA4">
+              <w:pict w14:anchorId="6CD3D679">
                 <v:shapetype id="_x0000_t75" coordsize="21600,21600" o:spt="75" o:preferrelative="t" path="m@4@5l@4@11@9@11@9@5xe" filled="f" stroked="f">
                   <v:stroke joinstyle="miter"/>
                   <v:formulas>
@@ -9838,7 +9851,7 @@
                   <v:path o:extrusionok="f" gradientshapeok="t" o:connecttype="rect"/>
                   <o:lock v:ext="edit" aspectratio="t"/>
                 </v:shapetype>
-                <v:shape id="_x0000_i1026" type="#_x0000_t75" alt="" style="width:414pt;height:10.3pt;mso-width-percent:0;mso-height-percent:0;mso-width-percent:0;mso-height-percent:0" equationxml="&lt;">
+                <v:shape id="_x0000_i1026" type="#_x0000_t75" alt="" style="width:414.3pt;height:10.6pt;mso-width-percent:0;mso-height-percent:0;mso-width-percent:0;mso-height-percent:0" equationxml="&lt;">
                   <v:imagedata r:id="rId17" o:title="" chromakey="white"/>
                 </v:shape>
               </w:pict>
@@ -9885,8 +9898,8 @@
                 <w:position w:val="-4"/>
                 <w:highlight w:val="yellow"/>
               </w:rPr>
-              <w:pict w14:anchorId="16DD054E">
-                <v:shape id="_x0000_i1025" type="#_x0000_t75" alt="" style="width:414pt;height:10.3pt;mso-width-percent:0;mso-height-percent:0;mso-width-percent:0;mso-height-percent:0" equationxml="&lt;">
+              <w:pict w14:anchorId="5BC56407">
+                <v:shape id="_x0000_i1025" type="#_x0000_t75" alt="" style="width:414.3pt;height:10.6pt;mso-width-percent:0;mso-height-percent:0;mso-width-percent:0;mso-height-percent:0" equationxml="&lt;">
                   <v:imagedata r:id="rId18" o:title="" chromakey="white"/>
                 </v:shape>
               </w:pict>
@@ -10884,6 +10897,7 @@
                 <w:bCs/>
                 <w:highlight w:val="yellow"/>
               </w:rPr>
+              <w:lastRenderedPageBreak/>
               <w:t>Sesuai</w:t>
             </w:r>
           </w:p>
@@ -11729,7 +11743,15 @@
                 <w:rFonts w:ascii="Bookman Old Style" w:eastAsia="Gentium Basic" w:hAnsi="Bookman Old Style" w:cs="Gentium Basic"/>
                 <w:highlight w:val="yellow"/>
               </w:rPr>
-              <w:t>diberi nilai 60 (enam puluh); Apabila peserta metodologi dan rencana Kerja secara urut, tepat dan konsisten yang dituangkan dalam bentuk narasi tidak disertai skema dan diagram alur pelaksanaan lingkup pekerjaan</w:t>
+              <w:t xml:space="preserve">diberi nilai 60 (enam puluh); Apabila peserta metodologi dan rencana Kerja secara urut, tepat </w:t>
+            </w:r>
+            <w:r>
+              <w:rPr>
+                <w:rFonts w:ascii="Bookman Old Style" w:eastAsia="Gentium Basic" w:hAnsi="Bookman Old Style" w:cs="Gentium Basic"/>
+                <w:highlight w:val="yellow"/>
+              </w:rPr>
+              <w:lastRenderedPageBreak/>
+              <w:t>dan konsisten yang dituangkan dalam bentuk narasi tidak disertai skema dan diagram alur pelaksanaan lingkup pekerjaan</w:t>
             </w:r>
           </w:p>
           <w:p>
@@ -11788,6 +11810,7 @@
                 <w:bCs/>
                 <w:highlight w:val="yellow"/>
               </w:rPr>
+              <w:lastRenderedPageBreak/>
               <w:t>Sesuai</w:t>
             </w:r>
           </w:p>
@@ -12635,6 +12658,7 @@
                 <w:rFonts w:ascii="Bookman Old Style" w:eastAsia="Gentium Basic" w:hAnsi="Bookman Old Style" w:cs="Gentium Basic"/>
                 <w:highlight w:val="yellow"/>
               </w:rPr>
+              <w:lastRenderedPageBreak/>
               <w:t>diberi nilai 60 (enam puluh); Apabila peserta Menguraikan tugas tenaga ahli tidak lengkap sesuai berdasarkan KAK.</w:t>
             </w:r>
           </w:p>
@@ -12694,6 +12718,7 @@
                 <w:bCs/>
                 <w:highlight w:val="yellow"/>
               </w:rPr>
+              <w:lastRenderedPageBreak/>
               <w:t>Sesuai</w:t>
             </w:r>
           </w:p>
@@ -13580,7 +13605,15 @@
                 <w:rFonts w:ascii="Bookman Old Style" w:eastAsia="Gentium Basic" w:hAnsi="Bookman Old Style" w:cs="Gentium Basic"/>
                 <w:highlight w:val="yellow"/>
               </w:rPr>
-              <w:t>diberi nilai 100 (seratus): Apabila peserta Menyampaikan daftar fasilitas penunjang secara lengkap dan sesuai jumlah kebutuhan pada KAK.</w:t>
+              <w:t xml:space="preserve">diberi nilai 100 (seratus): Apabila peserta Menyampaikan daftar fasilitas penunjang secara </w:t>
+            </w:r>
+            <w:r>
+              <w:rPr>
+                <w:rFonts w:ascii="Bookman Old Style" w:eastAsia="Gentium Basic" w:hAnsi="Bookman Old Style" w:cs="Gentium Basic"/>
+                <w:highlight w:val="yellow"/>
+              </w:rPr>
+              <w:lastRenderedPageBreak/>
+              <w:t>lengkap dan sesuai jumlah kebutuhan pada KAK.</w:t>
             </w:r>
           </w:p>
           <w:p>
@@ -13672,6 +13705,7 @@
                 <w:bCs/>
                 <w:highlight w:val="yellow"/>
               </w:rPr>
+              <w:lastRenderedPageBreak/>
               <w:t>Sesuai</w:t>
             </w:r>
           </w:p>
@@ -14575,6 +14609,7 @@
                 <w:rFonts w:ascii="Bookman Old Style" w:eastAsia="Gentium Basic" w:hAnsi="Bookman Old Style" w:cs="Gentium Basic"/>
                 <w:highlight w:val="yellow"/>
               </w:rPr>
+              <w:lastRenderedPageBreak/>
               <w:t>diberi nilai 60 (enam puluh); Apabila peserta menyampaikan penjelasan spesifikasi teknis dan perhitungan teknis secara tidak lengkap;.</w:t>
             </w:r>
           </w:p>
@@ -14634,6 +14669,7 @@
                 <w:bCs/>
                 <w:highlight w:val="yellow"/>
               </w:rPr>
+              <w:lastRenderedPageBreak/>
               <w:t>Sesuai</w:t>
             </w:r>
           </w:p>
@@ -16039,6 +16075,7 @@
                 <w:rFonts w:ascii="Bookman Old Style" w:eastAsia="Gentium Basic" w:hAnsi="Bookman Old Style" w:cs="Gentium Basic"/>
                 <w:highlight w:val="yellow"/>
               </w:rPr>
+              <w:lastRenderedPageBreak/>
               <w:t>Kriteria penilaian dukungan referensi/kontrak sebelumnya:</w:t>
             </w:r>
           </w:p>
@@ -16321,7 +16358,16 @@
                 <w:b/>
                 <w:highlight w:val="yellow"/>
               </w:rPr>
-              <w:t>Coreteam Perencanaan dan/atau Pengawasan Jalan dan Jembatan, Perencanaan Jalan dan/atau Jembatan, Perencanaan Longsoran Jalan;</w:t>
+              <w:t xml:space="preserve">Coreteam Perencanaan dan/atau Pengawasan Jalan dan Jembatan, Perencanaan Jalan dan/atau Jembatan, </w:t>
+            </w:r>
+            <w:r>
+              <w:rPr>
+                <w:rFonts w:ascii="Bookman Old Style" w:eastAsia="Gentium Basic" w:hAnsi="Bookman Old Style" w:cs="Gentium Basic"/>
+                <w:b/>
+                <w:highlight w:val="yellow"/>
+              </w:rPr>
+              <w:lastRenderedPageBreak/>
+              <w:t>Perencanaan Longsoran Jalan;</w:t>
             </w:r>
           </w:p>
           <w:p>
@@ -16552,7 +16598,17 @@
                 <w:bCs/>
                 <w:highlight w:val="yellow"/>
               </w:rPr>
-              <w:t>tidak sama atau tidak setara (tidak sejajar tingkatannya dalam struktur Susunan Tenaga Ahli Konsultan Pengawas bidang Bina Marga sesuai SE Menteri PUPR Nomor 16/SE/M/2022) atau dibawah posisi yang diusulkan.</w:t>
+              <w:t xml:space="preserve">tidak sama atau tidak setara (tidak sejajar tingkatannya dalam </w:t>
+            </w:r>
+            <w:r>
+              <w:rPr>
+                <w:rFonts w:ascii="Bookman Old Style" w:eastAsia="Gentium Basic" w:hAnsi="Bookman Old Style" w:cs="Gentium Basic"/>
+                <w:b/>
+                <w:bCs/>
+                <w:highlight w:val="yellow"/>
+              </w:rPr>
+              <w:lastRenderedPageBreak/>
+              <w:t>struktur Susunan Tenaga Ahli Konsultan Pengawas bidang Bina Marga sesuai SE Menteri PUPR Nomor 16/SE/M/2022) atau dibawah posisi yang diusulkan.</w:t>
             </w:r>
           </w:p>
           <w:p>
@@ -16777,7 +16833,15 @@
                 <w:rFonts w:ascii="Bookman Old Style" w:eastAsia="Gentium Basic" w:hAnsi="Bookman Old Style" w:cs="Gentium Basic"/>
                 <w:highlight w:val="yellow"/>
               </w:rPr>
-              <w:t xml:space="preserve"> tahun pengalaman kerja profesional, diberi nilai secara proporsional terhadap lama pengalaman yang disyaratkan, dengan rumus:</w:t>
+              <w:t xml:space="preserve"> tahun pengalaman kerja </w:t>
+            </w:r>
+            <w:r>
+              <w:rPr>
+                <w:rFonts w:ascii="Bookman Old Style" w:eastAsia="Gentium Basic" w:hAnsi="Bookman Old Style" w:cs="Gentium Basic"/>
+                <w:highlight w:val="yellow"/>
+              </w:rPr>
+              <w:lastRenderedPageBreak/>
+              <w:t>profesional, diberi nilai secara proporsional terhadap lama pengalaman yang disyaratkan, dengan rumus:</w:t>
             </w:r>
           </w:p>
           <w:p>
@@ -16883,6 +16947,7 @@
                 <w:bCs/>
                 <w:highlight w:val="yellow"/>
               </w:rPr>
+              <w:lastRenderedPageBreak/>
               <w:t>Sesuai</w:t>
             </w:r>
           </w:p>
@@ -18198,7 +18263,16 @@
                 <w:color w:val="000000"/>
                 <w:highlight w:val="yellow"/>
               </w:rPr>
-              <w:t>aspek pengenalan (familiarity) atas tata-cara, aturan, situasi, dan kondisi (custom) setempat: pengalaman melaksanakan pekerjaan di Prov. Kalsel</w:t>
+              <w:t xml:space="preserve">aspek pengenalan (familiarity) atas tata-cara, aturan, situasi, </w:t>
+            </w:r>
+            <w:r>
+              <w:rPr>
+                <w:rFonts w:ascii="Bookman Old Style" w:eastAsia="Basic" w:hAnsi="Bookman Old Style" w:cs="Basic"/>
+                <w:color w:val="000000"/>
+                <w:highlight w:val="yellow"/>
+              </w:rPr>
+              <w:lastRenderedPageBreak/>
+              <w:t>dan kondisi (custom) setempat: pengalaman melaksanakan pekerjaan di Prov. Kalsel</w:t>
             </w:r>
           </w:p>
         </w:tc>
@@ -18229,6 +18303,7 @@
                 <w:iCs/>
                 <w:highlight w:val="yellow"/>
               </w:rPr>
+              <w:lastRenderedPageBreak/>
               <w:t>5%</w:t>
             </w:r>
           </w:p>
@@ -19546,6 +19621,95 @@
           <w:szCs w:val="22"/>
         </w:rPr>
       </w:pPr>
+    </w:p>
+    <w:p>
+      <w:pPr>
+        <w:pStyle w:val="ListParagraph"/>
+        <w:spacing w:before="2" w:line="276" w:lineRule="auto"/>
+        <w:ind w:left="567" w:right="28"/>
+        <w:jc w:val="both"/>
+        <w:rPr>
+          <w:rFonts w:ascii="Arial" w:hAnsi="Arial" w:cs="Arial"/>
+          <w:i/>
+          <w:iCs/>
+          <w:sz w:val="22"/>
+          <w:szCs w:val="22"/>
+        </w:rPr>
+      </w:pPr>
+      <w:r>
+        <w:rPr>
+          <w:rFonts w:ascii="Arial" w:eastAsia="Arial" w:hAnsi="Arial" w:cs="Arial"/>
+          <w:sz w:val="22"/>
+          <w:szCs w:val="22"/>
+        </w:rPr>
+        <w:t xml:space="preserve">Berdasarkan Rapat Reviu Dokumen </w:t>
+      </w:r>
+      <w:r>
+        <w:rPr>
+          <w:rFonts w:ascii="Arial" w:eastAsia="Arial" w:hAnsi="Arial" w:cs="Arial"/>
+          <w:sz w:val="22"/>
+          <w:szCs w:val="22"/>
+        </w:rPr>
+        <w:t>Seleksi</w:t>
+      </w:r>
+      <w:r>
+        <w:rPr>
+          <w:rFonts w:ascii="Arial" w:eastAsia="Arial" w:hAnsi="Arial" w:cs="Arial"/>
+          <w:sz w:val="22"/>
+          <w:szCs w:val="22"/>
+        </w:rPr>
+        <w:t xml:space="preserve"> yang telah dilakukan, Pokja Pemilihan, Tim Pelaksana, dan PPK </w:t>
+      </w:r>
+      <w:r>
+        <w:rPr>
+          <w:rFonts w:ascii="Arial" w:eastAsia="Arial" w:hAnsi="Arial" w:cs="Arial"/>
+          <w:b/>
+          <w:bCs/>
+          <w:sz w:val="22"/>
+          <w:szCs w:val="22"/>
+        </w:rPr>
+        <w:t>sepakat</w:t>
+      </w:r>
+      <w:r>
+        <w:rPr>
+          <w:rFonts w:ascii="Arial" w:eastAsia="Arial" w:hAnsi="Arial" w:cs="Arial"/>
+          <w:sz w:val="22"/>
+          <w:szCs w:val="22"/>
+        </w:rPr>
+        <w:t xml:space="preserve"> untuk </w:t>
+      </w:r>
+      <w:r>
+        <w:rPr>
+          <w:rFonts w:ascii="Arial" w:eastAsia="Arial" w:hAnsi="Arial" w:cs="Arial"/>
+          <w:sz w:val="22"/>
+          <w:szCs w:val="22"/>
+        </w:rPr>
+        <w:t>ditetapkan</w:t>
+      </w:r>
+      <w:r>
+        <w:rPr>
+          <w:rFonts w:ascii="Arial" w:eastAsia="Arial" w:hAnsi="Arial" w:cs="Arial"/>
+          <w:sz w:val="22"/>
+          <w:szCs w:val="22"/>
+        </w:rPr>
+        <w:t xml:space="preserve"> Dokumen </w:t>
+      </w:r>
+      <w:r>
+        <w:rPr>
+          <w:rFonts w:ascii="Arial" w:eastAsia="Arial" w:hAnsi="Arial" w:cs="Arial"/>
+          <w:sz w:val="22"/>
+          <w:szCs w:val="22"/>
+        </w:rPr>
+        <w:t>Seleksi</w:t>
+      </w:r>
+      <w:r>
+        <w:rPr>
+          <w:rFonts w:ascii="Arial" w:eastAsia="Arial" w:hAnsi="Arial" w:cs="Arial"/>
+          <w:sz w:val="22"/>
+          <w:szCs w:val="22"/>
+        </w:rPr>
+        <w:t>.</w:t>
+      </w:r>
     </w:p>
     <w:p>
       <w:pPr>
@@ -19728,6 +19892,7 @@
           <w:sz w:val="22"/>
           <w:szCs w:val="22"/>
         </w:rPr>
+        <w:lastRenderedPageBreak/>
         <w:t>Dem</w:t>
       </w:r>
       <w:r>
@@ -29681,12 +29846,7 @@
 </file>
 
 <file path=customXml/item1.xml><?xml version="1.0" encoding="utf-8"?>
-<?mso-contentType ?>
-<FormTemplates xmlns="http://schemas.microsoft.com/sharepoint/v3/contenttype/forms">
-  <Display>DocumentLibraryForm</Display>
-  <Edit>DocumentLibraryForm</Edit>
-  <New>DocumentLibraryForm</New>
-</FormTemplates>
+<b:Sources xmlns:b="http://schemas.openxmlformats.org/officeDocument/2006/bibliography" xmlns="http://schemas.openxmlformats.org/officeDocument/2006/bibliography" SelectedStyle="\APASixthEditionOfficeOnline.xsl" StyleName="APA" Version="6"/>
 </file>
 
 <file path=customXml/item2.xml><?xml version="1.0" encoding="utf-8"?>
@@ -29702,7 +29862,12 @@
 </file>
 
 <file path=customXml/item3.xml><?xml version="1.0" encoding="utf-8"?>
-<b:Sources xmlns:b="http://schemas.openxmlformats.org/officeDocument/2006/bibliography" xmlns="http://schemas.openxmlformats.org/officeDocument/2006/bibliography" SelectedStyle="\APASixthEditionOfficeOnline.xsl" StyleName="APA" Version="6"/>
+<?mso-contentType ?>
+<FormTemplates xmlns="http://schemas.microsoft.com/sharepoint/v3/contenttype/forms">
+  <Display>DocumentLibraryForm</Display>
+  <Edit>DocumentLibraryForm</Edit>
+  <New>DocumentLibraryForm</New>
+</FormTemplates>
 </file>
 
 <file path=customXml/item4.xml><?xml version="1.0" encoding="utf-8"?>
@@ -29949,9 +30114,9 @@
 </file>
 
 <file path=customXml/itemProps1.xml><?xml version="1.0" encoding="utf-8"?>
-<ds:datastoreItem xmlns:ds="http://schemas.openxmlformats.org/officeDocument/2006/customXml" ds:itemID="{ADE80AD1-B511-437D-9EC6-E71B406ED00D}">
+<ds:datastoreItem xmlns:ds="http://schemas.openxmlformats.org/officeDocument/2006/customXml" ds:itemID="{3564FCC2-057E-4FC9-A26B-7DCC8F105261}">
   <ds:schemaRefs>
-    <ds:schemaRef ds:uri="http://schemas.microsoft.com/sharepoint/v3/contenttype/forms"/>
+    <ds:schemaRef ds:uri="http://schemas.openxmlformats.org/officeDocument/2006/bibliography"/>
   </ds:schemaRefs>
 </ds:datastoreItem>
 </file>
@@ -29968,9 +30133,9 @@
 </file>
 
 <file path=customXml/itemProps3.xml><?xml version="1.0" encoding="utf-8"?>
-<ds:datastoreItem xmlns:ds="http://schemas.openxmlformats.org/officeDocument/2006/customXml" ds:itemID="{3564FCC2-057E-4FC9-A26B-7DCC8F105261}">
+<ds:datastoreItem xmlns:ds="http://schemas.openxmlformats.org/officeDocument/2006/customXml" ds:itemID="{ADE80AD1-B511-437D-9EC6-E71B406ED00D}">
   <ds:schemaRefs>
-    <ds:schemaRef ds:uri="http://schemas.openxmlformats.org/officeDocument/2006/bibliography"/>
+    <ds:schemaRef ds:uri="http://schemas.microsoft.com/sharepoint/v3/contenttype/forms"/>
   </ds:schemaRefs>
 </ds:datastoreItem>
 </file>

--- a/Master Folder/Master BA Timlak Konsultan/03. BA Reviu Dokumen Seleksi.docx
+++ b/Master Folder/Master BA Timlak Konsultan/03. BA Reviu Dokumen Seleksi.docx
@@ -1,6 +1,6 @@
 
 <file path=word/document.xml><?xml version="1.0" encoding="utf-8"?>
-<w:document xmlns:wpc="http://schemas.microsoft.com/office/word/2010/wordprocessingCanvas" xmlns:cx="http://schemas.microsoft.com/office/drawing/2014/chartex" xmlns:cx1="http://schemas.microsoft.com/office/drawing/2015/9/8/chartex" xmlns:cx2="http://schemas.microsoft.com/office/drawing/2015/10/21/chartex" xmlns:cx3="http://schemas.microsoft.com/office/drawing/2016/5/9/chartex" xmlns:cx4="http://schemas.microsoft.com/office/drawing/2016/5/10/chartex" xmlns:cx5="http://schemas.microsoft.com/office/drawing/2016/5/11/chartex" xmlns:cx6="http://schemas.microsoft.com/office/drawing/2016/5/12/chartex" xmlns:cx7="http://schemas.microsoft.com/office/drawing/2016/5/13/chartex" xmlns:cx8="http://schemas.microsoft.com/office/drawing/2016/5/14/chartex" xmlns:mc="http://schemas.openxmlformats.org/markup-compatibility/2006" xmlns:aink="http://schemas.microsoft.com/office/drawing/2016/ink" xmlns:am3d="http://schemas.microsoft.com/office/drawing/2017/model3d" xmlns:o="urn:schemas-microsoft-com:office:office" xmlns:oel="http://schemas.microsoft.com/office/2019/extlst" xmlns:r="http://schemas.openxmlformats.org/officeDocument/2006/relationships" xmlns:m="http://schemas.openxmlformats.org/officeDocument/2006/math" xmlns:v="urn:schemas-microsoft-com:vml" xmlns:wp14="http://schemas.microsoft.com/office/word/2010/wordprocessingDrawing" xmlns:wp="http://schemas.openxmlformats.org/drawingml/2006/wordprocessingDrawing" xmlns:w10="urn:schemas-microsoft-com:office:word" xmlns:w="http://schemas.openxmlformats.org/wordprocessingml/2006/main" xmlns:w14="http://schemas.microsoft.com/office/word/2010/wordml" xmlns:w15="http://schemas.microsoft.com/office/word/2012/wordml" xmlns:w16cex="http://schemas.microsoft.com/office/word/2018/wordml/cex" xmlns:w16cid="http://schemas.microsoft.com/office/word/2016/wordml/cid" xmlns:w16="http://schemas.microsoft.com/office/word/2018/wordml" xmlns:w16du="http://schemas.microsoft.com/office/word/2023/wordml/word16du" xmlns:w16sdtdh="http://schemas.microsoft.com/office/word/2020/wordml/sdtdatahash" xmlns:w16sdtfl="http://schemas.microsoft.com/office/word/2024/wordml/sdtformatlock" xmlns:w16se="http://schemas.microsoft.com/office/word/2015/wordml/symex" xmlns:wpg="http://schemas.microsoft.com/office/word/2010/wordprocessingGroup" xmlns:wpi="http://schemas.microsoft.com/office/word/2010/wordprocessingInk" xmlns:wne="http://schemas.microsoft.com/office/word/2006/wordml" xmlns:wps="http://schemas.microsoft.com/office/word/2010/wordprocessingShape" mc:Ignorable="w14 w15 w16se w16cid w16 w16cex w16sdtdh w16sdtfl w16du wp14">
+<w:document xmlns:wpc="http://schemas.microsoft.com/office/word/2010/wordprocessingCanvas" xmlns:cx="http://schemas.microsoft.com/office/drawing/2014/chartex" xmlns:cx1="http://schemas.microsoft.com/office/drawing/2015/9/8/chartex" xmlns:cx2="http://schemas.microsoft.com/office/drawing/2015/10/21/chartex" xmlns:cx3="http://schemas.microsoft.com/office/drawing/2016/5/9/chartex" xmlns:cx4="http://schemas.microsoft.com/office/drawing/2016/5/10/chartex" xmlns:cx5="http://schemas.microsoft.com/office/drawing/2016/5/11/chartex" xmlns:cx6="http://schemas.microsoft.com/office/drawing/2016/5/12/chartex" xmlns:cx7="http://schemas.microsoft.com/office/drawing/2016/5/13/chartex" xmlns:cx8="http://schemas.microsoft.com/office/drawing/2016/5/14/chartex" xmlns:mc="http://schemas.openxmlformats.org/markup-compatibility/2006" xmlns:aink="http://schemas.microsoft.com/office/drawing/2016/ink" xmlns:am3d="http://schemas.microsoft.com/office/drawing/2017/model3d" xmlns:o="urn:schemas-microsoft-com:office:office" xmlns:r="http://schemas.openxmlformats.org/officeDocument/2006/relationships" xmlns:m="http://schemas.openxmlformats.org/officeDocument/2006/math" xmlns:v="urn:schemas-microsoft-com:vml" xmlns:wp14="http://schemas.microsoft.com/office/word/2010/wordprocessingDrawing" xmlns:wp="http://schemas.openxmlformats.org/drawingml/2006/wordprocessingDrawing" xmlns:w10="urn:schemas-microsoft-com:office:word" xmlns:w="http://schemas.openxmlformats.org/wordprocessingml/2006/main" xmlns:w14="http://schemas.microsoft.com/office/word/2010/wordml" xmlns:w15="http://schemas.microsoft.com/office/word/2012/wordml" xmlns:w16cex="http://schemas.microsoft.com/office/word/2018/wordml/cex" xmlns:w16cid="http://schemas.microsoft.com/office/word/2016/wordml/cid" xmlns:w16="http://schemas.microsoft.com/office/word/2018/wordml" xmlns:w16sdtdh="http://schemas.microsoft.com/office/word/2020/wordml/sdtdatahash" xmlns:w16se="http://schemas.microsoft.com/office/word/2015/wordml/symex" xmlns:wpg="http://schemas.microsoft.com/office/word/2010/wordprocessingGroup" xmlns:wpi="http://schemas.microsoft.com/office/word/2010/wordprocessingInk" xmlns:wne="http://schemas.microsoft.com/office/word/2006/wordml" xmlns:wps="http://schemas.microsoft.com/office/word/2010/wordprocessingShape" mc:Ignorable="w14 w15 w16se w16cid w16 w16cex w16sdtdh wp14">
   <w:body>
     <w:p>
       <w:pPr>
@@ -403,6 +403,7 @@
         </w:rPr>
         <w:t>{hari_</w:t>
       </w:r>
+      <w:proofErr w:type="spellStart"/>
       <w:r>
         <w:rPr>
           <w:rFonts w:ascii="Arial" w:eastAsia="Arial" w:hAnsi="Arial" w:cs="Arial"/>
@@ -415,6 +416,7 @@
         </w:rPr>
         <w:t>reviu</w:t>
       </w:r>
+      <w:proofErr w:type="spellEnd"/>
       <w:r>
         <w:rPr>
           <w:rFonts w:ascii="Arial" w:eastAsia="Arial" w:hAnsi="Arial" w:cs="Arial"/>
@@ -512,6 +514,7 @@
         </w:rPr>
         <w:t>{tanggal_sebut_</w:t>
       </w:r>
+      <w:proofErr w:type="spellStart"/>
       <w:r>
         <w:rPr>
           <w:rFonts w:ascii="Arial" w:eastAsia="Arial" w:hAnsi="Arial" w:cs="Arial"/>
@@ -524,6 +527,7 @@
         </w:rPr>
         <w:t>reviu</w:t>
       </w:r>
+      <w:proofErr w:type="spellEnd"/>
       <w:r>
         <w:rPr>
           <w:rFonts w:ascii="Arial" w:eastAsia="Arial" w:hAnsi="Arial" w:cs="Arial"/>
@@ -2151,6 +2155,7 @@
         </w:rPr>
         <w:t xml:space="preserve"> </w:t>
       </w:r>
+      <w:proofErr w:type="spellStart"/>
       <w:r>
         <w:rPr>
           <w:rFonts w:ascii="Arial" w:eastAsia="Arial" w:hAnsi="Arial" w:cs="Arial"/>
@@ -2163,6 +2168,7 @@
         </w:rPr>
         <w:t>Pemilihan</w:t>
       </w:r>
+      <w:proofErr w:type="spellEnd"/>
     </w:p>
     <w:p>
       <w:pPr>
@@ -2186,7 +2192,15 @@
           <w:sz w:val="22"/>
           <w:szCs w:val="22"/>
         </w:rPr>
-        <w:t>Peraturan Presiden Nomor 16 Tahun 2018 tentang Pengadaan Barang/Jasa Pemerintah sebagaimana telah diubah dengan Peraturan Presiden Nomor 12 Tahun 2021 tentang Perubahan atas Peraturan Presiden Nomor 16 Tahun 2018 tentang Pengadaan Barang/Jasa Pemerintah;</w:t>
+        <w:t>Peraturan Presiden Nomor 16 Tahun 2018 tentang Pengadaan Barang/Jasa Pemerintah sebagaimana telah beberapa kali diubah terakhir dengan Peraturan Presiden Nomor 46 Tahun 2025 tentang Perubahan Kedua atas Peraturan Presiden Nomor 16 Tahun 2018 tentang Pengadaan Barang/Jasa Pemerintah beserta perubahannya dan aturan turunannya</w:t>
+      </w:r>
+      <w:r>
+        <w:rPr>
+          <w:rFonts w:ascii="Arial" w:eastAsia="Arial" w:hAnsi="Arial" w:cs="Arial"/>
+          <w:sz w:val="22"/>
+          <w:szCs w:val="22"/>
+        </w:rPr>
+        <w:t>;</w:t>
       </w:r>
       <w:r>
         <w:rPr>
@@ -2309,7 +2323,7 @@
           <w:sz w:val="22"/>
           <w:szCs w:val="22"/>
         </w:rPr>
-        <w:t>Standar Operasional Prosedur Nomor 13/SOP.04/2024 tanggal 15 Juli 2024 tentang Reviu Dokumen Persiapan Pengadaan dan Penyiapan Dokumen Pemilihan;</w:t>
+        <w:t>Standar Operasional Prosedur Nomor 02/SOP.04/2026 tanggal 12 Januari 2026 tentang Reviu Dokumen Persiapan Pengadaan dan Penyiapan Dokumen Pemilihan</w:t>
       </w:r>
       <w:r>
         <w:rPr>
@@ -2317,64 +2331,15 @@
           <w:sz w:val="22"/>
           <w:szCs w:val="22"/>
         </w:rPr>
+        <w:t>;</w:t>
+      </w:r>
+      <w:r>
+        <w:rPr>
+          <w:rFonts w:ascii="Arial" w:eastAsia="Arial" w:hAnsi="Arial" w:cs="Arial"/>
+          <w:sz w:val="22"/>
+          <w:szCs w:val="22"/>
+        </w:rPr>
         <w:t> </w:t>
-      </w:r>
-    </w:p>
-    <w:p>
-      <w:pPr>
-        <w:pStyle w:val="ListParagraph"/>
-        <w:spacing w:line="276" w:lineRule="auto"/>
-        <w:ind w:left="927" w:right="80"/>
-        <w:jc w:val="right"/>
-        <w:rPr>
-          <w:rFonts w:ascii="Arial" w:eastAsia="Arial" w:hAnsi="Arial" w:cs="Arial"/>
-          <w:i/>
-          <w:iCs/>
-          <w:sz w:val="22"/>
-          <w:szCs w:val="22"/>
-        </w:rPr>
-      </w:pPr>
-    </w:p>
-    <w:p>
-      <w:pPr>
-        <w:pStyle w:val="ListParagraph"/>
-        <w:spacing w:line="276" w:lineRule="auto"/>
-        <w:ind w:left="927" w:right="80"/>
-        <w:jc w:val="right"/>
-        <w:rPr>
-          <w:rFonts w:ascii="Arial" w:eastAsia="Arial" w:hAnsi="Arial" w:cs="Arial"/>
-          <w:i/>
-          <w:iCs/>
-          <w:sz w:val="22"/>
-          <w:szCs w:val="22"/>
-        </w:rPr>
-      </w:pPr>
-    </w:p>
-    <w:p>
-      <w:pPr>
-        <w:pStyle w:val="ListParagraph"/>
-        <w:spacing w:line="276" w:lineRule="auto"/>
-        <w:ind w:left="927" w:right="80"/>
-        <w:jc w:val="right"/>
-        <w:rPr>
-          <w:rFonts w:ascii="Arial" w:eastAsia="Arial" w:hAnsi="Arial" w:cs="Arial"/>
-          <w:i/>
-          <w:iCs/>
-          <w:sz w:val="22"/>
-          <w:szCs w:val="22"/>
-          <w:lang w:val="en-ID"/>
-        </w:rPr>
-      </w:pPr>
-      <w:r>
-        <w:rPr>
-          <w:rFonts w:ascii="Arial" w:eastAsia="Arial" w:hAnsi="Arial" w:cs="Arial"/>
-          <w:i/>
-          <w:iCs/>
-          <w:sz w:val="22"/>
-          <w:szCs w:val="22"/>
-          <w:lang w:val="en-ID"/>
-        </w:rPr>
-        <w:t>e. Keputusan…</w:t>
       </w:r>
     </w:p>
     <w:p>
@@ -2396,12 +2361,116 @@
       <w:bookmarkStart w:id="0" w:name="_Hlk198203503"/>
       <w:r>
         <w:rPr>
+          <w:rFonts w:eastAsia="Arial"/>
+          <w:noProof/>
+        </w:rPr>
+        <mc:AlternateContent>
+          <mc:Choice Requires="wps">
+            <w:drawing>
+              <wp:anchor distT="45720" distB="45720" distL="114300" distR="114300" simplePos="0" relativeHeight="251659264" behindDoc="0" locked="0" layoutInCell="1" allowOverlap="1" wp14:anchorId="3DC299E6" wp14:editId="7AC1E96D">
+                <wp:simplePos x="0" y="0"/>
+                <wp:positionH relativeFrom="margin">
+                  <wp:posOffset>4747201</wp:posOffset>
+                </wp:positionH>
+                <wp:positionV relativeFrom="margin">
+                  <wp:posOffset>8329954</wp:posOffset>
+                </wp:positionV>
+                <wp:extent cx="1198880" cy="284480"/>
+                <wp:effectExtent l="0" t="0" r="1270" b="1270"/>
+                <wp:wrapSquare wrapText="bothSides"/>
+                <wp:docPr id="4" name="Text Box 2"/>
+                <wp:cNvGraphicFramePr>
+                  <a:graphicFrameLocks xmlns:a="http://schemas.openxmlformats.org/drawingml/2006/main"/>
+                </wp:cNvGraphicFramePr>
+                <a:graphic xmlns:a="http://schemas.openxmlformats.org/drawingml/2006/main">
+                  <a:graphicData uri="http://schemas.microsoft.com/office/word/2010/wordprocessingShape">
+                    <wps:wsp>
+                      <wps:cNvSpPr txBox="1">
+                        <a:spLocks noChangeArrowheads="1"/>
+                      </wps:cNvSpPr>
+                      <wps:spPr bwMode="auto">
+                        <a:xfrm>
+                          <a:off x="0" y="0"/>
+                          <a:ext cx="1198880" cy="284480"/>
+                        </a:xfrm>
+                        <a:prstGeom prst="rect">
+                          <a:avLst/>
+                        </a:prstGeom>
+                        <a:solidFill>
+                          <a:srgbClr val="FFFFFF"/>
+                        </a:solidFill>
+                        <a:ln w="9525">
+                          <a:noFill/>
+                          <a:miter lim="800000"/>
+                          <a:headEnd/>
+                          <a:tailEnd/>
+                        </a:ln>
+                      </wps:spPr>
+                      <wps:txbx>
+                        <w:txbxContent>
+                          <w:p>
+                            <w:r>
+                              <w:rPr>
+                                <w:rFonts w:ascii="Arial" w:hAnsi="Arial" w:cs="Arial"/>
+                                <w:sz w:val="22"/>
+                                <w:szCs w:val="22"/>
+                                <w:lang w:val="en-US"/>
+                              </w:rPr>
+                              <w:t>e. Keputusan...</w:t>
+                            </w:r>
+                          </w:p>
+                        </w:txbxContent>
+                      </wps:txbx>
+                      <wps:bodyPr rot="0" vert="horz" wrap="square" lIns="91440" tIns="45720" rIns="91440" bIns="45720" anchor="t" anchorCtr="0">
+                        <a:noAutofit/>
+                      </wps:bodyPr>
+                    </wps:wsp>
+                  </a:graphicData>
+                </a:graphic>
+                <wp14:sizeRelH relativeFrom="margin">
+                  <wp14:pctWidth>0</wp14:pctWidth>
+                </wp14:sizeRelH>
+                <wp14:sizeRelV relativeFrom="margin">
+                  <wp14:pctHeight>0</wp14:pctHeight>
+                </wp14:sizeRelV>
+              </wp:anchor>
+            </w:drawing>
+          </mc:Choice>
+          <mc:Fallback>
+            <w:pict>
+              <v:shapetype w14:anchorId="3DC299E6" id="_x0000_t202" coordsize="21600,21600" o:spt="202" path="m,l,21600r21600,l21600,xe">
+                <v:stroke joinstyle="miter"/>
+                <v:path gradientshapeok="t" o:connecttype="rect"/>
+              </v:shapetype>
+              <v:shape id="Text Box 2" o:spid="_x0000_s1026" type="#_x0000_t202" style="position:absolute;left:0;text-align:left;margin-left:373.8pt;margin-top:655.9pt;width:94.4pt;height:22.4pt;z-index:251659264;visibility:visible;mso-wrap-style:square;mso-width-percent:0;mso-height-percent:0;mso-wrap-distance-left:9pt;mso-wrap-distance-top:3.6pt;mso-wrap-distance-right:9pt;mso-wrap-distance-bottom:3.6pt;mso-position-horizontal:absolute;mso-position-horizontal-relative:margin;mso-position-vertical:absolute;mso-position-vertical-relative:margin;mso-width-percent:0;mso-height-percent:0;mso-width-relative:margin;mso-height-relative:margin;v-text-anchor:top" o:gfxdata="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" stroked="f">
+                <v:textbox>
+                  <w:txbxContent>
+                    <w:p>
+                      <w:r>
+                        <w:rPr>
+                          <w:rFonts w:ascii="Arial" w:hAnsi="Arial" w:cs="Arial"/>
+                          <w:sz w:val="22"/>
+                          <w:szCs w:val="22"/>
+                          <w:lang w:val="en-US"/>
+                        </w:rPr>
+                        <w:t>e. Keputusan...</w:t>
+                      </w:r>
+                    </w:p>
+                  </w:txbxContent>
+                </v:textbox>
+                <w10:wrap type="square" anchorx="margin" anchory="margin"/>
+              </v:shape>
+            </w:pict>
+          </mc:Fallback>
+        </mc:AlternateContent>
+      </w:r>
+      <w:r>
+        <w:rPr>
           <w:rFonts w:ascii="Arial" w:eastAsia="Arial" w:hAnsi="Arial" w:cs="Arial"/>
           <w:spacing w:val="-2"/>
           <w:sz w:val="22"/>
           <w:szCs w:val="22"/>
         </w:rPr>
-        <w:lastRenderedPageBreak/>
         <w:t>K</w:t>
       </w:r>
       <w:r>
@@ -2639,7 +2708,27 @@
           <w:szCs w:val="22"/>
           <w:lang w:val="en-US"/>
         </w:rPr>
-        <w:t>{nomor_sk_pokja}</w:t>
+        <w:t>{</w:t>
+      </w:r>
+      <w:proofErr w:type="spellStart"/>
+      <w:r>
+        <w:rPr>
+          <w:rFonts w:ascii="Arial" w:eastAsia="Arial" w:hAnsi="Arial" w:cs="Arial"/>
+          <w:sz w:val="22"/>
+          <w:szCs w:val="22"/>
+          <w:lang w:val="en-US"/>
+        </w:rPr>
+        <w:t>nomor_sk_pokja</w:t>
+      </w:r>
+      <w:proofErr w:type="spellEnd"/>
+      <w:r>
+        <w:rPr>
+          <w:rFonts w:ascii="Arial" w:eastAsia="Arial" w:hAnsi="Arial" w:cs="Arial"/>
+          <w:sz w:val="22"/>
+          <w:szCs w:val="22"/>
+          <w:lang w:val="en-US"/>
+        </w:rPr>
+        <w:t>}</w:t>
       </w:r>
       <w:r>
         <w:rPr>
@@ -2710,7 +2799,29 @@
           <w:szCs w:val="22"/>
           <w:lang w:val="en-US"/>
         </w:rPr>
-        <w:t>{tanggal_sk_pokja}</w:t>
+        <w:t>{</w:t>
+      </w:r>
+      <w:proofErr w:type="spellStart"/>
+      <w:r>
+        <w:rPr>
+          <w:rFonts w:ascii="Arial" w:eastAsia="Arial" w:hAnsi="Arial" w:cs="Arial"/>
+          <w:spacing w:val="4"/>
+          <w:sz w:val="22"/>
+          <w:szCs w:val="22"/>
+          <w:lang w:val="en-US"/>
+        </w:rPr>
+        <w:t>tanggal_sk_pokja</w:t>
+      </w:r>
+      <w:proofErr w:type="spellEnd"/>
+      <w:r>
+        <w:rPr>
+          <w:rFonts w:ascii="Arial" w:eastAsia="Arial" w:hAnsi="Arial" w:cs="Arial"/>
+          <w:spacing w:val="4"/>
+          <w:sz w:val="22"/>
+          <w:szCs w:val="22"/>
+          <w:lang w:val="en-US"/>
+        </w:rPr>
+        <w:t>}</w:t>
       </w:r>
       <w:r>
         <w:rPr>
@@ -3020,6 +3131,7 @@
           <w:sz w:val="22"/>
           <w:szCs w:val="22"/>
         </w:rPr>
+        <w:lastRenderedPageBreak/>
         <w:t>K</w:t>
       </w:r>
       <w:r>
@@ -3546,15 +3658,24 @@
           <w:sz w:val="22"/>
           <w:szCs w:val="22"/>
         </w:rPr>
-        <w:t>{nomor_undangan_rapat}</w:t>
+        <w:t>UM0102/B/Bp2jk17/2026/{nomor_undangan_rapat}</w:t>
       </w:r>
       <w:r>
         <w:rPr>
           <w:rFonts w:ascii="Arial" w:eastAsia="Arial" w:hAnsi="Arial" w:cs="Arial"/>
           <w:sz w:val="22"/>
           <w:szCs w:val="22"/>
-        </w:rPr>
-        <w:t xml:space="preserve"> tanggal </w:t>
+          <w:lang w:val="en-US"/>
+        </w:rPr>
+        <w:t xml:space="preserve"> </w:t>
+      </w:r>
+      <w:r>
+        <w:rPr>
+          <w:rFonts w:ascii="Arial" w:eastAsia="Arial" w:hAnsi="Arial" w:cs="Arial"/>
+          <w:sz w:val="22"/>
+          <w:szCs w:val="22"/>
+        </w:rPr>
+        <w:t xml:space="preserve">tanggal </w:t>
       </w:r>
       <w:r>
         <w:rPr>
@@ -4329,12 +4450,10 @@
           <w:szCs w:val="22"/>
         </w:rPr>
         <w:sectPr>
-          <w:headerReference w:type="even" r:id="rId11"/>
-          <w:headerReference w:type="default" r:id="rId12"/>
-          <w:footerReference w:type="even" r:id="rId13"/>
-          <w:footerReference w:type="default" r:id="rId14"/>
-          <w:headerReference w:type="first" r:id="rId15"/>
-          <w:footerReference w:type="first" r:id="rId16"/>
+          <w:headerReference w:type="default" r:id="rId11"/>
+          <w:footerReference w:type="default" r:id="rId12"/>
+          <w:headerReference w:type="first" r:id="rId13"/>
+          <w:footerReference w:type="first" r:id="rId14"/>
           <w:pgSz w:w="11907" w:h="16840" w:code="9"/>
           <w:pgMar w:top="1134" w:right="1134" w:bottom="1418" w:left="1418" w:header="720" w:footer="284" w:gutter="0"/>
           <w:cols w:space="720"/>
@@ -4345,12 +4464,129 @@
       <w:r>
         <w:rPr>
           <w:rFonts w:ascii="Arial" w:eastAsia="Arial" w:hAnsi="Arial" w:cs="Arial"/>
-          <w:i/>
-          <w:iCs/>
-          <w:sz w:val="22"/>
-          <w:szCs w:val="22"/>
-        </w:rPr>
-        <w:t>3. Hasil...</w:t>
+          <w:noProof/>
+          <w:sz w:val="22"/>
+          <w:szCs w:val="22"/>
+        </w:rPr>
+        <mc:AlternateContent>
+          <mc:Choice Requires="wps">
+            <w:drawing>
+              <wp:anchor distT="45720" distB="45720" distL="114300" distR="114300" simplePos="0" relativeHeight="251661312" behindDoc="0" locked="0" layoutInCell="1" allowOverlap="1" wp14:anchorId="3FA0239A" wp14:editId="40868268">
+                <wp:simplePos x="0" y="0"/>
+                <wp:positionH relativeFrom="margin">
+                  <wp:posOffset>5138420</wp:posOffset>
+                </wp:positionH>
+                <wp:positionV relativeFrom="margin">
+                  <wp:posOffset>8756650</wp:posOffset>
+                </wp:positionV>
+                <wp:extent cx="798830" cy="284480"/>
+                <wp:effectExtent l="0" t="0" r="1270" b="1270"/>
+                <wp:wrapSquare wrapText="bothSides"/>
+                <wp:docPr id="1" name="Text Box 2"/>
+                <wp:cNvGraphicFramePr>
+                  <a:graphicFrameLocks xmlns:a="http://schemas.openxmlformats.org/drawingml/2006/main"/>
+                </wp:cNvGraphicFramePr>
+                <a:graphic xmlns:a="http://schemas.openxmlformats.org/drawingml/2006/main">
+                  <a:graphicData uri="http://schemas.microsoft.com/office/word/2010/wordprocessingShape">
+                    <wps:wsp>
+                      <wps:cNvSpPr txBox="1">
+                        <a:spLocks noChangeArrowheads="1"/>
+                      </wps:cNvSpPr>
+                      <wps:spPr bwMode="auto">
+                        <a:xfrm>
+                          <a:off x="0" y="0"/>
+                          <a:ext cx="798830" cy="284480"/>
+                        </a:xfrm>
+                        <a:prstGeom prst="rect">
+                          <a:avLst/>
+                        </a:prstGeom>
+                        <a:solidFill>
+                          <a:srgbClr val="FFFFFF"/>
+                        </a:solidFill>
+                        <a:ln w="9525">
+                          <a:noFill/>
+                          <a:miter lim="800000"/>
+                          <a:headEnd/>
+                          <a:tailEnd/>
+                        </a:ln>
+                      </wps:spPr>
+                      <wps:txbx>
+                        <w:txbxContent>
+                          <w:p>
+                            <w:pPr>
+                              <w:jc w:val="right"/>
+                            </w:pPr>
+                            <w:r>
+                              <w:rPr>
+                                <w:rFonts w:ascii="Arial" w:hAnsi="Arial" w:cs="Arial"/>
+                                <w:sz w:val="22"/>
+                                <w:szCs w:val="22"/>
+                                <w:lang w:val="en-US"/>
+                              </w:rPr>
+                              <w:t>3. Hasil</w:t>
+                            </w:r>
+                            <w:r>
+                              <w:rPr>
+                                <w:rFonts w:ascii="Arial" w:hAnsi="Arial" w:cs="Arial"/>
+                                <w:sz w:val="22"/>
+                                <w:szCs w:val="22"/>
+                                <w:lang w:val="en-US"/>
+                              </w:rPr>
+                              <w:t>...</w:t>
+                            </w:r>
+                          </w:p>
+                        </w:txbxContent>
+                      </wps:txbx>
+                      <wps:bodyPr rot="0" vert="horz" wrap="square" lIns="91440" tIns="45720" rIns="91440" bIns="45720" anchor="t" anchorCtr="0">
+                        <a:noAutofit/>
+                      </wps:bodyPr>
+                    </wps:wsp>
+                  </a:graphicData>
+                </a:graphic>
+                <wp14:sizeRelH relativeFrom="margin">
+                  <wp14:pctWidth>0</wp14:pctWidth>
+                </wp14:sizeRelH>
+                <wp14:sizeRelV relativeFrom="margin">
+                  <wp14:pctHeight>0</wp14:pctHeight>
+                </wp14:sizeRelV>
+              </wp:anchor>
+            </w:drawing>
+          </mc:Choice>
+          <mc:Fallback>
+            <w:pict>
+              <v:shape w14:anchorId="3FA0239A" id="_x0000_s1027" type="#_x0000_t202" style="position:absolute;left:0;text-align:left;margin-left:404.6pt;margin-top:689.5pt;width:62.9pt;height:22.4pt;z-index:251661312;visibility:visible;mso-wrap-style:square;mso-width-percent:0;mso-height-percent:0;mso-wrap-distance-left:9pt;mso-wrap-distance-top:3.6pt;mso-wrap-distance-right:9pt;mso-wrap-distance-bottom:3.6pt;mso-position-horizontal:absolute;mso-position-horizontal-relative:margin;mso-position-vertical:absolute;mso-position-vertical-relative:margin;mso-width-percent:0;mso-height-percent:0;mso-width-relative:margin;mso-height-relative:margin;v-text-anchor:top" o:gfxdata="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" stroked="f">
+                <v:textbox>
+                  <w:txbxContent>
+                    <w:p>
+                      <w:pPr>
+                        <w:jc w:val="right"/>
+                      </w:pPr>
+                      <w:r>
+                        <w:rPr>
+                          <w:rFonts w:ascii="Arial" w:hAnsi="Arial" w:cs="Arial"/>
+                          <w:sz w:val="22"/>
+                          <w:szCs w:val="22"/>
+                          <w:lang w:val="en-US"/>
+                        </w:rPr>
+                        <w:t>3. Hasil</w:t>
+                      </w:r>
+                      <w:r>
+                        <w:rPr>
+                          <w:rFonts w:ascii="Arial" w:hAnsi="Arial" w:cs="Arial"/>
+                          <w:sz w:val="22"/>
+                          <w:szCs w:val="22"/>
+                          <w:lang w:val="en-US"/>
+                        </w:rPr>
+                        <w:t>...</w:t>
+                      </w:r>
+                    </w:p>
+                  </w:txbxContent>
+                </v:textbox>
+                <w10:wrap type="square" anchorx="margin" anchory="margin"/>
+              </v:shape>
+            </w:pict>
+          </mc:Fallback>
+        </mc:AlternateContent>
       </w:r>
     </w:p>
     <w:p>
@@ -4696,6 +4932,7 @@
               </w:rPr>
               <w:t>U</w:t>
             </w:r>
+            <w:proofErr w:type="spellStart"/>
             <w:r>
               <w:rPr>
                 <w:rFonts w:ascii="Bookman Old Style" w:hAnsi="Bookman Old Style" w:cs="Arial"/>
@@ -4706,6 +4943,7 @@
               </w:rPr>
               <w:t>ndangan</w:t>
             </w:r>
+            <w:proofErr w:type="spellEnd"/>
           </w:p>
         </w:tc>
         <w:tc>
@@ -5138,6 +5376,7 @@
               </w:rPr>
               <w:t xml:space="preserve">Lembar Data </w:t>
             </w:r>
+            <w:proofErr w:type="spellStart"/>
             <w:r>
               <w:rPr>
                 <w:rFonts w:ascii="Bookman Old Style" w:hAnsi="Bookman Old Style" w:cs="Arial"/>
@@ -5148,6 +5387,7 @@
               </w:rPr>
               <w:t>Pemilihan</w:t>
             </w:r>
+            <w:proofErr w:type="spellEnd"/>
             <w:r>
               <w:rPr>
                 <w:rFonts w:ascii="Bookman Old Style" w:hAnsi="Bookman Old Style" w:cs="Arial"/>
@@ -7733,16 +7973,62 @@
                 <w:highlight w:val="yellow"/>
               </w:rPr>
             </w:pPr>
-            <w:r>
-              <w:rPr>
-                <w:rFonts w:ascii="Bookman Old Style" w:hAnsi="Bookman Old Style" w:cs="Arial"/>
-                <w:b/>
-                <w:bCs/>
-                <w:highlight w:val="yellow"/>
-                <w:lang w:val="en-US"/>
-              </w:rPr>
-              <w:t>Kerangka Acuan Kerja</w:t>
-            </w:r>
+            <w:proofErr w:type="spellStart"/>
+            <w:r>
+              <w:rPr>
+                <w:rFonts w:ascii="Bookman Old Style" w:hAnsi="Bookman Old Style" w:cs="Arial"/>
+                <w:b/>
+                <w:bCs/>
+                <w:highlight w:val="yellow"/>
+                <w:lang w:val="en-US"/>
+              </w:rPr>
+              <w:t>Kerangka</w:t>
+            </w:r>
+            <w:proofErr w:type="spellEnd"/>
+            <w:r>
+              <w:rPr>
+                <w:rFonts w:ascii="Bookman Old Style" w:hAnsi="Bookman Old Style" w:cs="Arial"/>
+                <w:b/>
+                <w:bCs/>
+                <w:highlight w:val="yellow"/>
+                <w:lang w:val="en-US"/>
+              </w:rPr>
+              <w:t xml:space="preserve"> </w:t>
+            </w:r>
+            <w:proofErr w:type="spellStart"/>
+            <w:r>
+              <w:rPr>
+                <w:rFonts w:ascii="Bookman Old Style" w:hAnsi="Bookman Old Style" w:cs="Arial"/>
+                <w:b/>
+                <w:bCs/>
+                <w:highlight w:val="yellow"/>
+                <w:lang w:val="en-US"/>
+              </w:rPr>
+              <w:t>Acuan</w:t>
+            </w:r>
+            <w:proofErr w:type="spellEnd"/>
+            <w:r>
+              <w:rPr>
+                <w:rFonts w:ascii="Bookman Old Style" w:hAnsi="Bookman Old Style" w:cs="Arial"/>
+                <w:b/>
+                <w:bCs/>
+                <w:highlight w:val="yellow"/>
+                <w:lang w:val="en-US"/>
+              </w:rPr>
+              <w:t xml:space="preserve"> </w:t>
+            </w:r>
+            <w:proofErr w:type="spellStart"/>
+            <w:r>
+              <w:rPr>
+                <w:rFonts w:ascii="Bookman Old Style" w:hAnsi="Bookman Old Style" w:cs="Arial"/>
+                <w:b/>
+                <w:bCs/>
+                <w:highlight w:val="yellow"/>
+                <w:lang w:val="en-US"/>
+              </w:rPr>
+              <w:t>Kerja</w:t>
+            </w:r>
+            <w:proofErr w:type="spellEnd"/>
             <w:r>
               <w:rPr>
                 <w:rFonts w:ascii="Bookman Old Style" w:hAnsi="Bookman Old Style" w:cs="Arial"/>
@@ -7920,8 +8206,42 @@
                 <w:highlight w:val="yellow"/>
                 <w:lang w:val="en-US"/>
               </w:rPr>
-              <w:t>Lembar Kriteria Evaluasi</w:t>
-            </w:r>
+              <w:t xml:space="preserve">Lembar </w:t>
+            </w:r>
+            <w:proofErr w:type="spellStart"/>
+            <w:r>
+              <w:rPr>
+                <w:rFonts w:ascii="Bookman Old Style" w:hAnsi="Bookman Old Style" w:cs="Arial"/>
+                <w:b/>
+                <w:bCs/>
+                <w:highlight w:val="yellow"/>
+                <w:lang w:val="en-US"/>
+              </w:rPr>
+              <w:t>Kriteria</w:t>
+            </w:r>
+            <w:proofErr w:type="spellEnd"/>
+            <w:r>
+              <w:rPr>
+                <w:rFonts w:ascii="Bookman Old Style" w:hAnsi="Bookman Old Style" w:cs="Arial"/>
+                <w:b/>
+                <w:bCs/>
+                <w:highlight w:val="yellow"/>
+                <w:lang w:val="en-US"/>
+              </w:rPr>
+              <w:t xml:space="preserve"> </w:t>
+            </w:r>
+            <w:proofErr w:type="spellStart"/>
+            <w:r>
+              <w:rPr>
+                <w:rFonts w:ascii="Bookman Old Style" w:hAnsi="Bookman Old Style" w:cs="Arial"/>
+                <w:b/>
+                <w:bCs/>
+                <w:highlight w:val="yellow"/>
+                <w:lang w:val="en-US"/>
+              </w:rPr>
+              <w:t>Evaluasi</w:t>
+            </w:r>
+            <w:proofErr w:type="spellEnd"/>
           </w:p>
           <w:p>
             <w:pPr>
@@ -7939,16 +8259,40 @@
                 <w:lang w:val="en-US"/>
               </w:rPr>
             </w:pPr>
-            <w:r>
-              <w:rPr>
-                <w:rFonts w:ascii="Bookman Old Style" w:hAnsi="Bookman Old Style" w:cs="Arial"/>
-                <w:b/>
-                <w:bCs/>
-                <w:highlight w:val="yellow"/>
-                <w:lang w:val="en-US"/>
-              </w:rPr>
-              <w:t>Evaluasi Administrasi</w:t>
-            </w:r>
+            <w:proofErr w:type="spellStart"/>
+            <w:r>
+              <w:rPr>
+                <w:rFonts w:ascii="Bookman Old Style" w:hAnsi="Bookman Old Style" w:cs="Arial"/>
+                <w:b/>
+                <w:bCs/>
+                <w:highlight w:val="yellow"/>
+                <w:lang w:val="en-US"/>
+              </w:rPr>
+              <w:t>Evaluasi</w:t>
+            </w:r>
+            <w:proofErr w:type="spellEnd"/>
+            <w:r>
+              <w:rPr>
+                <w:rFonts w:ascii="Bookman Old Style" w:hAnsi="Bookman Old Style" w:cs="Arial"/>
+                <w:b/>
+                <w:bCs/>
+                <w:highlight w:val="yellow"/>
+                <w:lang w:val="en-US"/>
+              </w:rPr>
+              <w:t xml:space="preserve"> </w:t>
+            </w:r>
+            <w:proofErr w:type="spellStart"/>
+            <w:r>
+              <w:rPr>
+                <w:rFonts w:ascii="Bookman Old Style" w:hAnsi="Bookman Old Style" w:cs="Arial"/>
+                <w:b/>
+                <w:bCs/>
+                <w:highlight w:val="yellow"/>
+                <w:lang w:val="en-US"/>
+              </w:rPr>
+              <w:t>Administrasi</w:t>
+            </w:r>
+            <w:proofErr w:type="spellEnd"/>
           </w:p>
           <w:p>
             <w:pPr>
@@ -7966,15 +8310,27 @@
                 <w:lang w:val="en-US"/>
               </w:rPr>
             </w:pPr>
-            <w:r>
-              <w:rPr>
-                <w:rFonts w:ascii="Bookman Old Style" w:hAnsi="Bookman Old Style" w:cs="Arial"/>
-                <w:b/>
-                <w:bCs/>
-                <w:highlight w:val="yellow"/>
-                <w:lang w:val="en-US"/>
-              </w:rPr>
-              <w:t>Evaluasi Teknis</w:t>
+            <w:proofErr w:type="spellStart"/>
+            <w:r>
+              <w:rPr>
+                <w:rFonts w:ascii="Bookman Old Style" w:hAnsi="Bookman Old Style" w:cs="Arial"/>
+                <w:b/>
+                <w:bCs/>
+                <w:highlight w:val="yellow"/>
+                <w:lang w:val="en-US"/>
+              </w:rPr>
+              <w:t>Evaluasi</w:t>
+            </w:r>
+            <w:proofErr w:type="spellEnd"/>
+            <w:r>
+              <w:rPr>
+                <w:rFonts w:ascii="Bookman Old Style" w:hAnsi="Bookman Old Style" w:cs="Arial"/>
+                <w:b/>
+                <w:bCs/>
+                <w:highlight w:val="yellow"/>
+                <w:lang w:val="en-US"/>
+              </w:rPr>
+              <w:t xml:space="preserve"> Teknis</w:t>
             </w:r>
           </w:p>
         </w:tc>
@@ -8075,15 +8431,37 @@
                 <w:lang w:val="en-US"/>
               </w:rPr>
             </w:pPr>
-            <w:r>
-              <w:rPr>
-                <w:rFonts w:ascii="Bookman Old Style" w:hAnsi="Bookman Old Style" w:cs="Arial"/>
-                <w:b/>
-                <w:highlight w:val="yellow"/>
-                <w:lang w:val="en-US"/>
-              </w:rPr>
-              <w:t>Uraian Evaluasi</w:t>
-            </w:r>
+            <w:proofErr w:type="spellStart"/>
+            <w:r>
+              <w:rPr>
+                <w:rFonts w:ascii="Bookman Old Style" w:hAnsi="Bookman Old Style" w:cs="Arial"/>
+                <w:b/>
+                <w:highlight w:val="yellow"/>
+                <w:lang w:val="en-US"/>
+              </w:rPr>
+              <w:t>Uraian</w:t>
+            </w:r>
+            <w:proofErr w:type="spellEnd"/>
+            <w:r>
+              <w:rPr>
+                <w:rFonts w:ascii="Bookman Old Style" w:hAnsi="Bookman Old Style" w:cs="Arial"/>
+                <w:b/>
+                <w:highlight w:val="yellow"/>
+                <w:lang w:val="en-US"/>
+              </w:rPr>
+              <w:t xml:space="preserve"> </w:t>
+            </w:r>
+            <w:proofErr w:type="spellStart"/>
+            <w:r>
+              <w:rPr>
+                <w:rFonts w:ascii="Bookman Old Style" w:hAnsi="Bookman Old Style" w:cs="Arial"/>
+                <w:b/>
+                <w:highlight w:val="yellow"/>
+                <w:lang w:val="en-US"/>
+              </w:rPr>
+              <w:t>Evaluasi</w:t>
+            </w:r>
+            <w:proofErr w:type="spellEnd"/>
           </w:p>
         </w:tc>
         <w:tc>
@@ -8104,6 +8482,7 @@
                 <w:lang w:val="en-US"/>
               </w:rPr>
             </w:pPr>
+            <w:proofErr w:type="spellStart"/>
             <w:r>
               <w:rPr>
                 <w:rFonts w:ascii="Bookman Old Style" w:hAnsi="Bookman Old Style" w:cs="Arial"/>
@@ -8113,6 +8492,7 @@
               </w:rPr>
               <w:t>Bobot</w:t>
             </w:r>
+            <w:proofErr w:type="spellEnd"/>
           </w:p>
         </w:tc>
         <w:tc>
@@ -8678,7 +9058,1283 @@
                 <w:highlight w:val="yellow"/>
                 <w:lang w:val="en-US"/>
               </w:rPr>
-              <w:t>Jasa asistensi teknis dan Nasihat selama fase pelaksanaan konstruksi infrastruktur sipil transportasi   seperti   jalan raya dan jembatan untuk memastikan pekerjaan konstruksi yang sedang dilaksanakan sudah sesuai dengan final desain. Meliputi jasa yang diberikan di kantor maupun di lapangan seperti pengkajian shop drawings, kunjungan secara periodik kelapangan untuk mengukur progress dan kualitas pekerjaan, memberikan panduan kepada klient dan kontraktor dalam menginterpretasikan dokumen kontrak dan nasihat lain dalam hal teknikal selama proses kontruksi infrastruktur sipil transportasi.</w:t>
+              <w:t xml:space="preserve">Jasa </w:t>
+            </w:r>
+            <w:proofErr w:type="spellStart"/>
+            <w:r>
+              <w:rPr>
+                <w:rFonts w:ascii="Bookman Old Style" w:eastAsia="Gentium Basic" w:hAnsi="Bookman Old Style" w:cs="Gentium Basic"/>
+                <w:b/>
+                <w:bCs/>
+                <w:highlight w:val="yellow"/>
+                <w:lang w:val="en-US"/>
+              </w:rPr>
+              <w:t>asistensi</w:t>
+            </w:r>
+            <w:proofErr w:type="spellEnd"/>
+            <w:r>
+              <w:rPr>
+                <w:rFonts w:ascii="Bookman Old Style" w:eastAsia="Gentium Basic" w:hAnsi="Bookman Old Style" w:cs="Gentium Basic"/>
+                <w:b/>
+                <w:bCs/>
+                <w:highlight w:val="yellow"/>
+                <w:lang w:val="en-US"/>
+              </w:rPr>
+              <w:t xml:space="preserve"> </w:t>
+            </w:r>
+            <w:proofErr w:type="spellStart"/>
+            <w:r>
+              <w:rPr>
+                <w:rFonts w:ascii="Bookman Old Style" w:eastAsia="Gentium Basic" w:hAnsi="Bookman Old Style" w:cs="Gentium Basic"/>
+                <w:b/>
+                <w:bCs/>
+                <w:highlight w:val="yellow"/>
+                <w:lang w:val="en-US"/>
+              </w:rPr>
+              <w:t>teknis</w:t>
+            </w:r>
+            <w:proofErr w:type="spellEnd"/>
+            <w:r>
+              <w:rPr>
+                <w:rFonts w:ascii="Bookman Old Style" w:eastAsia="Gentium Basic" w:hAnsi="Bookman Old Style" w:cs="Gentium Basic"/>
+                <w:b/>
+                <w:bCs/>
+                <w:highlight w:val="yellow"/>
+                <w:lang w:val="en-US"/>
+              </w:rPr>
+              <w:t xml:space="preserve"> dan </w:t>
+            </w:r>
+            <w:proofErr w:type="spellStart"/>
+            <w:r>
+              <w:rPr>
+                <w:rFonts w:ascii="Bookman Old Style" w:eastAsia="Gentium Basic" w:hAnsi="Bookman Old Style" w:cs="Gentium Basic"/>
+                <w:b/>
+                <w:bCs/>
+                <w:highlight w:val="yellow"/>
+                <w:lang w:val="en-US"/>
+              </w:rPr>
+              <w:t>Nasihat</w:t>
+            </w:r>
+            <w:proofErr w:type="spellEnd"/>
+            <w:r>
+              <w:rPr>
+                <w:rFonts w:ascii="Bookman Old Style" w:eastAsia="Gentium Basic" w:hAnsi="Bookman Old Style" w:cs="Gentium Basic"/>
+                <w:b/>
+                <w:bCs/>
+                <w:highlight w:val="yellow"/>
+                <w:lang w:val="en-US"/>
+              </w:rPr>
+              <w:t xml:space="preserve"> </w:t>
+            </w:r>
+            <w:proofErr w:type="spellStart"/>
+            <w:r>
+              <w:rPr>
+                <w:rFonts w:ascii="Bookman Old Style" w:eastAsia="Gentium Basic" w:hAnsi="Bookman Old Style" w:cs="Gentium Basic"/>
+                <w:b/>
+                <w:bCs/>
+                <w:highlight w:val="yellow"/>
+                <w:lang w:val="en-US"/>
+              </w:rPr>
+              <w:t>selama</w:t>
+            </w:r>
+            <w:proofErr w:type="spellEnd"/>
+            <w:r>
+              <w:rPr>
+                <w:rFonts w:ascii="Bookman Old Style" w:eastAsia="Gentium Basic" w:hAnsi="Bookman Old Style" w:cs="Gentium Basic"/>
+                <w:b/>
+                <w:bCs/>
+                <w:highlight w:val="yellow"/>
+                <w:lang w:val="en-US"/>
+              </w:rPr>
+              <w:t xml:space="preserve"> </w:t>
+            </w:r>
+            <w:proofErr w:type="spellStart"/>
+            <w:r>
+              <w:rPr>
+                <w:rFonts w:ascii="Bookman Old Style" w:eastAsia="Gentium Basic" w:hAnsi="Bookman Old Style" w:cs="Gentium Basic"/>
+                <w:b/>
+                <w:bCs/>
+                <w:highlight w:val="yellow"/>
+                <w:lang w:val="en-US"/>
+              </w:rPr>
+              <w:t>fase</w:t>
+            </w:r>
+            <w:proofErr w:type="spellEnd"/>
+            <w:r>
+              <w:rPr>
+                <w:rFonts w:ascii="Bookman Old Style" w:eastAsia="Gentium Basic" w:hAnsi="Bookman Old Style" w:cs="Gentium Basic"/>
+                <w:b/>
+                <w:bCs/>
+                <w:highlight w:val="yellow"/>
+                <w:lang w:val="en-US"/>
+              </w:rPr>
+              <w:t xml:space="preserve"> </w:t>
+            </w:r>
+            <w:proofErr w:type="spellStart"/>
+            <w:r>
+              <w:rPr>
+                <w:rFonts w:ascii="Bookman Old Style" w:eastAsia="Gentium Basic" w:hAnsi="Bookman Old Style" w:cs="Gentium Basic"/>
+                <w:b/>
+                <w:bCs/>
+                <w:highlight w:val="yellow"/>
+                <w:lang w:val="en-US"/>
+              </w:rPr>
+              <w:t>pelaksanaan</w:t>
+            </w:r>
+            <w:proofErr w:type="spellEnd"/>
+            <w:r>
+              <w:rPr>
+                <w:rFonts w:ascii="Bookman Old Style" w:eastAsia="Gentium Basic" w:hAnsi="Bookman Old Style" w:cs="Gentium Basic"/>
+                <w:b/>
+                <w:bCs/>
+                <w:highlight w:val="yellow"/>
+                <w:lang w:val="en-US"/>
+              </w:rPr>
+              <w:t xml:space="preserve"> </w:t>
+            </w:r>
+            <w:proofErr w:type="spellStart"/>
+            <w:r>
+              <w:rPr>
+                <w:rFonts w:ascii="Bookman Old Style" w:eastAsia="Gentium Basic" w:hAnsi="Bookman Old Style" w:cs="Gentium Basic"/>
+                <w:b/>
+                <w:bCs/>
+                <w:highlight w:val="yellow"/>
+                <w:lang w:val="en-US"/>
+              </w:rPr>
+              <w:t>konstruksi</w:t>
+            </w:r>
+            <w:proofErr w:type="spellEnd"/>
+            <w:r>
+              <w:rPr>
+                <w:rFonts w:ascii="Bookman Old Style" w:eastAsia="Gentium Basic" w:hAnsi="Bookman Old Style" w:cs="Gentium Basic"/>
+                <w:b/>
+                <w:bCs/>
+                <w:highlight w:val="yellow"/>
+                <w:lang w:val="en-US"/>
+              </w:rPr>
+              <w:t xml:space="preserve"> </w:t>
+            </w:r>
+            <w:proofErr w:type="spellStart"/>
+            <w:r>
+              <w:rPr>
+                <w:rFonts w:ascii="Bookman Old Style" w:eastAsia="Gentium Basic" w:hAnsi="Bookman Old Style" w:cs="Gentium Basic"/>
+                <w:b/>
+                <w:bCs/>
+                <w:highlight w:val="yellow"/>
+                <w:lang w:val="en-US"/>
+              </w:rPr>
+              <w:t>infrastruktur</w:t>
+            </w:r>
+            <w:proofErr w:type="spellEnd"/>
+            <w:r>
+              <w:rPr>
+                <w:rFonts w:ascii="Bookman Old Style" w:eastAsia="Gentium Basic" w:hAnsi="Bookman Old Style" w:cs="Gentium Basic"/>
+                <w:b/>
+                <w:bCs/>
+                <w:highlight w:val="yellow"/>
+                <w:lang w:val="en-US"/>
+              </w:rPr>
+              <w:t xml:space="preserve"> </w:t>
+            </w:r>
+            <w:proofErr w:type="spellStart"/>
+            <w:r>
+              <w:rPr>
+                <w:rFonts w:ascii="Bookman Old Style" w:eastAsia="Gentium Basic" w:hAnsi="Bookman Old Style" w:cs="Gentium Basic"/>
+                <w:b/>
+                <w:bCs/>
+                <w:highlight w:val="yellow"/>
+                <w:lang w:val="en-US"/>
+              </w:rPr>
+              <w:t>sipil</w:t>
+            </w:r>
+            <w:proofErr w:type="spellEnd"/>
+            <w:r>
+              <w:rPr>
+                <w:rFonts w:ascii="Bookman Old Style" w:eastAsia="Gentium Basic" w:hAnsi="Bookman Old Style" w:cs="Gentium Basic"/>
+                <w:b/>
+                <w:bCs/>
+                <w:highlight w:val="yellow"/>
+                <w:lang w:val="en-US"/>
+              </w:rPr>
+              <w:t xml:space="preserve"> </w:t>
+            </w:r>
+            <w:proofErr w:type="spellStart"/>
+            <w:r>
+              <w:rPr>
+                <w:rFonts w:ascii="Bookman Old Style" w:eastAsia="Gentium Basic" w:hAnsi="Bookman Old Style" w:cs="Gentium Basic"/>
+                <w:b/>
+                <w:bCs/>
+                <w:highlight w:val="yellow"/>
+                <w:lang w:val="en-US"/>
+              </w:rPr>
+              <w:t>transportasi</w:t>
+            </w:r>
+            <w:proofErr w:type="spellEnd"/>
+            <w:r>
+              <w:rPr>
+                <w:rFonts w:ascii="Bookman Old Style" w:eastAsia="Gentium Basic" w:hAnsi="Bookman Old Style" w:cs="Gentium Basic"/>
+                <w:b/>
+                <w:bCs/>
+                <w:highlight w:val="yellow"/>
+                <w:lang w:val="en-US"/>
+              </w:rPr>
+              <w:t xml:space="preserve">   </w:t>
+            </w:r>
+            <w:proofErr w:type="spellStart"/>
+            <w:r>
+              <w:rPr>
+                <w:rFonts w:ascii="Bookman Old Style" w:eastAsia="Gentium Basic" w:hAnsi="Bookman Old Style" w:cs="Gentium Basic"/>
+                <w:b/>
+                <w:bCs/>
+                <w:highlight w:val="yellow"/>
+                <w:lang w:val="en-US"/>
+              </w:rPr>
+              <w:t>seperti</w:t>
+            </w:r>
+            <w:proofErr w:type="spellEnd"/>
+            <w:r>
+              <w:rPr>
+                <w:rFonts w:ascii="Bookman Old Style" w:eastAsia="Gentium Basic" w:hAnsi="Bookman Old Style" w:cs="Gentium Basic"/>
+                <w:b/>
+                <w:bCs/>
+                <w:highlight w:val="yellow"/>
+                <w:lang w:val="en-US"/>
+              </w:rPr>
+              <w:t xml:space="preserve">   </w:t>
+            </w:r>
+            <w:proofErr w:type="spellStart"/>
+            <w:r>
+              <w:rPr>
+                <w:rFonts w:ascii="Bookman Old Style" w:eastAsia="Gentium Basic" w:hAnsi="Bookman Old Style" w:cs="Gentium Basic"/>
+                <w:b/>
+                <w:bCs/>
+                <w:highlight w:val="yellow"/>
+                <w:lang w:val="en-US"/>
+              </w:rPr>
+              <w:t>jalan</w:t>
+            </w:r>
+            <w:proofErr w:type="spellEnd"/>
+            <w:r>
+              <w:rPr>
+                <w:rFonts w:ascii="Bookman Old Style" w:eastAsia="Gentium Basic" w:hAnsi="Bookman Old Style" w:cs="Gentium Basic"/>
+                <w:b/>
+                <w:bCs/>
+                <w:highlight w:val="yellow"/>
+                <w:lang w:val="en-US"/>
+              </w:rPr>
+              <w:t xml:space="preserve"> </w:t>
+            </w:r>
+            <w:proofErr w:type="spellStart"/>
+            <w:r>
+              <w:rPr>
+                <w:rFonts w:ascii="Bookman Old Style" w:eastAsia="Gentium Basic" w:hAnsi="Bookman Old Style" w:cs="Gentium Basic"/>
+                <w:b/>
+                <w:bCs/>
+                <w:highlight w:val="yellow"/>
+                <w:lang w:val="en-US"/>
+              </w:rPr>
+              <w:t>raya</w:t>
+            </w:r>
+            <w:proofErr w:type="spellEnd"/>
+            <w:r>
+              <w:rPr>
+                <w:rFonts w:ascii="Bookman Old Style" w:eastAsia="Gentium Basic" w:hAnsi="Bookman Old Style" w:cs="Gentium Basic"/>
+                <w:b/>
+                <w:bCs/>
+                <w:highlight w:val="yellow"/>
+                <w:lang w:val="en-US"/>
+              </w:rPr>
+              <w:t xml:space="preserve"> dan </w:t>
+            </w:r>
+            <w:proofErr w:type="spellStart"/>
+            <w:r>
+              <w:rPr>
+                <w:rFonts w:ascii="Bookman Old Style" w:eastAsia="Gentium Basic" w:hAnsi="Bookman Old Style" w:cs="Gentium Basic"/>
+                <w:b/>
+                <w:bCs/>
+                <w:highlight w:val="yellow"/>
+                <w:lang w:val="en-US"/>
+              </w:rPr>
+              <w:t>jembatan</w:t>
+            </w:r>
+            <w:proofErr w:type="spellEnd"/>
+            <w:r>
+              <w:rPr>
+                <w:rFonts w:ascii="Bookman Old Style" w:eastAsia="Gentium Basic" w:hAnsi="Bookman Old Style" w:cs="Gentium Basic"/>
+                <w:b/>
+                <w:bCs/>
+                <w:highlight w:val="yellow"/>
+                <w:lang w:val="en-US"/>
+              </w:rPr>
+              <w:t xml:space="preserve"> </w:t>
+            </w:r>
+            <w:proofErr w:type="spellStart"/>
+            <w:r>
+              <w:rPr>
+                <w:rFonts w:ascii="Bookman Old Style" w:eastAsia="Gentium Basic" w:hAnsi="Bookman Old Style" w:cs="Gentium Basic"/>
+                <w:b/>
+                <w:bCs/>
+                <w:highlight w:val="yellow"/>
+                <w:lang w:val="en-US"/>
+              </w:rPr>
+              <w:t>untuk</w:t>
+            </w:r>
+            <w:proofErr w:type="spellEnd"/>
+            <w:r>
+              <w:rPr>
+                <w:rFonts w:ascii="Bookman Old Style" w:eastAsia="Gentium Basic" w:hAnsi="Bookman Old Style" w:cs="Gentium Basic"/>
+                <w:b/>
+                <w:bCs/>
+                <w:highlight w:val="yellow"/>
+                <w:lang w:val="en-US"/>
+              </w:rPr>
+              <w:t xml:space="preserve"> </w:t>
+            </w:r>
+            <w:proofErr w:type="spellStart"/>
+            <w:r>
+              <w:rPr>
+                <w:rFonts w:ascii="Bookman Old Style" w:eastAsia="Gentium Basic" w:hAnsi="Bookman Old Style" w:cs="Gentium Basic"/>
+                <w:b/>
+                <w:bCs/>
+                <w:highlight w:val="yellow"/>
+                <w:lang w:val="en-US"/>
+              </w:rPr>
+              <w:t>memastikan</w:t>
+            </w:r>
+            <w:proofErr w:type="spellEnd"/>
+            <w:r>
+              <w:rPr>
+                <w:rFonts w:ascii="Bookman Old Style" w:eastAsia="Gentium Basic" w:hAnsi="Bookman Old Style" w:cs="Gentium Basic"/>
+                <w:b/>
+                <w:bCs/>
+                <w:highlight w:val="yellow"/>
+                <w:lang w:val="en-US"/>
+              </w:rPr>
+              <w:t xml:space="preserve"> </w:t>
+            </w:r>
+            <w:proofErr w:type="spellStart"/>
+            <w:r>
+              <w:rPr>
+                <w:rFonts w:ascii="Bookman Old Style" w:eastAsia="Gentium Basic" w:hAnsi="Bookman Old Style" w:cs="Gentium Basic"/>
+                <w:b/>
+                <w:bCs/>
+                <w:highlight w:val="yellow"/>
+                <w:lang w:val="en-US"/>
+              </w:rPr>
+              <w:t>pekerjaan</w:t>
+            </w:r>
+            <w:proofErr w:type="spellEnd"/>
+            <w:r>
+              <w:rPr>
+                <w:rFonts w:ascii="Bookman Old Style" w:eastAsia="Gentium Basic" w:hAnsi="Bookman Old Style" w:cs="Gentium Basic"/>
+                <w:b/>
+                <w:bCs/>
+                <w:highlight w:val="yellow"/>
+                <w:lang w:val="en-US"/>
+              </w:rPr>
+              <w:t xml:space="preserve"> </w:t>
+            </w:r>
+            <w:proofErr w:type="spellStart"/>
+            <w:r>
+              <w:rPr>
+                <w:rFonts w:ascii="Bookman Old Style" w:eastAsia="Gentium Basic" w:hAnsi="Bookman Old Style" w:cs="Gentium Basic"/>
+                <w:b/>
+                <w:bCs/>
+                <w:highlight w:val="yellow"/>
+                <w:lang w:val="en-US"/>
+              </w:rPr>
+              <w:t>konstruksi</w:t>
+            </w:r>
+            <w:proofErr w:type="spellEnd"/>
+            <w:r>
+              <w:rPr>
+                <w:rFonts w:ascii="Bookman Old Style" w:eastAsia="Gentium Basic" w:hAnsi="Bookman Old Style" w:cs="Gentium Basic"/>
+                <w:b/>
+                <w:bCs/>
+                <w:highlight w:val="yellow"/>
+                <w:lang w:val="en-US"/>
+              </w:rPr>
+              <w:t xml:space="preserve"> yang </w:t>
+            </w:r>
+            <w:proofErr w:type="spellStart"/>
+            <w:r>
+              <w:rPr>
+                <w:rFonts w:ascii="Bookman Old Style" w:eastAsia="Gentium Basic" w:hAnsi="Bookman Old Style" w:cs="Gentium Basic"/>
+                <w:b/>
+                <w:bCs/>
+                <w:highlight w:val="yellow"/>
+                <w:lang w:val="en-US"/>
+              </w:rPr>
+              <w:t>sedang</w:t>
+            </w:r>
+            <w:proofErr w:type="spellEnd"/>
+            <w:r>
+              <w:rPr>
+                <w:rFonts w:ascii="Bookman Old Style" w:eastAsia="Gentium Basic" w:hAnsi="Bookman Old Style" w:cs="Gentium Basic"/>
+                <w:b/>
+                <w:bCs/>
+                <w:highlight w:val="yellow"/>
+                <w:lang w:val="en-US"/>
+              </w:rPr>
+              <w:t xml:space="preserve"> </w:t>
+            </w:r>
+            <w:proofErr w:type="spellStart"/>
+            <w:r>
+              <w:rPr>
+                <w:rFonts w:ascii="Bookman Old Style" w:eastAsia="Gentium Basic" w:hAnsi="Bookman Old Style" w:cs="Gentium Basic"/>
+                <w:b/>
+                <w:bCs/>
+                <w:highlight w:val="yellow"/>
+                <w:lang w:val="en-US"/>
+              </w:rPr>
+              <w:t>dilaksanakan</w:t>
+            </w:r>
+            <w:proofErr w:type="spellEnd"/>
+            <w:r>
+              <w:rPr>
+                <w:rFonts w:ascii="Bookman Old Style" w:eastAsia="Gentium Basic" w:hAnsi="Bookman Old Style" w:cs="Gentium Basic"/>
+                <w:b/>
+                <w:bCs/>
+                <w:highlight w:val="yellow"/>
+                <w:lang w:val="en-US"/>
+              </w:rPr>
+              <w:t xml:space="preserve"> </w:t>
+            </w:r>
+            <w:proofErr w:type="spellStart"/>
+            <w:r>
+              <w:rPr>
+                <w:rFonts w:ascii="Bookman Old Style" w:eastAsia="Gentium Basic" w:hAnsi="Bookman Old Style" w:cs="Gentium Basic"/>
+                <w:b/>
+                <w:bCs/>
+                <w:highlight w:val="yellow"/>
+                <w:lang w:val="en-US"/>
+              </w:rPr>
+              <w:t>sudah</w:t>
+            </w:r>
+            <w:proofErr w:type="spellEnd"/>
+            <w:r>
+              <w:rPr>
+                <w:rFonts w:ascii="Bookman Old Style" w:eastAsia="Gentium Basic" w:hAnsi="Bookman Old Style" w:cs="Gentium Basic"/>
+                <w:b/>
+                <w:bCs/>
+                <w:highlight w:val="yellow"/>
+                <w:lang w:val="en-US"/>
+              </w:rPr>
+              <w:t xml:space="preserve"> </w:t>
+            </w:r>
+            <w:proofErr w:type="spellStart"/>
+            <w:r>
+              <w:rPr>
+                <w:rFonts w:ascii="Bookman Old Style" w:eastAsia="Gentium Basic" w:hAnsi="Bookman Old Style" w:cs="Gentium Basic"/>
+                <w:b/>
+                <w:bCs/>
+                <w:highlight w:val="yellow"/>
+                <w:lang w:val="en-US"/>
+              </w:rPr>
+              <w:t>sesuai</w:t>
+            </w:r>
+            <w:proofErr w:type="spellEnd"/>
+            <w:r>
+              <w:rPr>
+                <w:rFonts w:ascii="Bookman Old Style" w:eastAsia="Gentium Basic" w:hAnsi="Bookman Old Style" w:cs="Gentium Basic"/>
+                <w:b/>
+                <w:bCs/>
+                <w:highlight w:val="yellow"/>
+                <w:lang w:val="en-US"/>
+              </w:rPr>
+              <w:t xml:space="preserve"> </w:t>
+            </w:r>
+            <w:proofErr w:type="spellStart"/>
+            <w:r>
+              <w:rPr>
+                <w:rFonts w:ascii="Bookman Old Style" w:eastAsia="Gentium Basic" w:hAnsi="Bookman Old Style" w:cs="Gentium Basic"/>
+                <w:b/>
+                <w:bCs/>
+                <w:highlight w:val="yellow"/>
+                <w:lang w:val="en-US"/>
+              </w:rPr>
+              <w:t>dengan</w:t>
+            </w:r>
+            <w:proofErr w:type="spellEnd"/>
+            <w:r>
+              <w:rPr>
+                <w:rFonts w:ascii="Bookman Old Style" w:eastAsia="Gentium Basic" w:hAnsi="Bookman Old Style" w:cs="Gentium Basic"/>
+                <w:b/>
+                <w:bCs/>
+                <w:highlight w:val="yellow"/>
+                <w:lang w:val="en-US"/>
+              </w:rPr>
+              <w:t xml:space="preserve"> final </w:t>
+            </w:r>
+            <w:proofErr w:type="spellStart"/>
+            <w:r>
+              <w:rPr>
+                <w:rFonts w:ascii="Bookman Old Style" w:eastAsia="Gentium Basic" w:hAnsi="Bookman Old Style" w:cs="Gentium Basic"/>
+                <w:b/>
+                <w:bCs/>
+                <w:highlight w:val="yellow"/>
+                <w:lang w:val="en-US"/>
+              </w:rPr>
+              <w:t>desain</w:t>
+            </w:r>
+            <w:proofErr w:type="spellEnd"/>
+            <w:r>
+              <w:rPr>
+                <w:rFonts w:ascii="Bookman Old Style" w:eastAsia="Gentium Basic" w:hAnsi="Bookman Old Style" w:cs="Gentium Basic"/>
+                <w:b/>
+                <w:bCs/>
+                <w:highlight w:val="yellow"/>
+                <w:lang w:val="en-US"/>
+              </w:rPr>
+              <w:t xml:space="preserve">. </w:t>
+            </w:r>
+            <w:proofErr w:type="spellStart"/>
+            <w:r>
+              <w:rPr>
+                <w:rFonts w:ascii="Bookman Old Style" w:eastAsia="Gentium Basic" w:hAnsi="Bookman Old Style" w:cs="Gentium Basic"/>
+                <w:b/>
+                <w:bCs/>
+                <w:highlight w:val="yellow"/>
+                <w:lang w:val="en-US"/>
+              </w:rPr>
+              <w:t>Meliputi</w:t>
+            </w:r>
+            <w:proofErr w:type="spellEnd"/>
+            <w:r>
+              <w:rPr>
+                <w:rFonts w:ascii="Bookman Old Style" w:eastAsia="Gentium Basic" w:hAnsi="Bookman Old Style" w:cs="Gentium Basic"/>
+                <w:b/>
+                <w:bCs/>
+                <w:highlight w:val="yellow"/>
+                <w:lang w:val="en-US"/>
+              </w:rPr>
+              <w:t xml:space="preserve"> </w:t>
+            </w:r>
+            <w:proofErr w:type="spellStart"/>
+            <w:r>
+              <w:rPr>
+                <w:rFonts w:ascii="Bookman Old Style" w:eastAsia="Gentium Basic" w:hAnsi="Bookman Old Style" w:cs="Gentium Basic"/>
+                <w:b/>
+                <w:bCs/>
+                <w:highlight w:val="yellow"/>
+                <w:lang w:val="en-US"/>
+              </w:rPr>
+              <w:t>jasa</w:t>
+            </w:r>
+            <w:proofErr w:type="spellEnd"/>
+            <w:r>
+              <w:rPr>
+                <w:rFonts w:ascii="Bookman Old Style" w:eastAsia="Gentium Basic" w:hAnsi="Bookman Old Style" w:cs="Gentium Basic"/>
+                <w:b/>
+                <w:bCs/>
+                <w:highlight w:val="yellow"/>
+                <w:lang w:val="en-US"/>
+              </w:rPr>
+              <w:t xml:space="preserve"> yang </w:t>
+            </w:r>
+            <w:proofErr w:type="spellStart"/>
+            <w:r>
+              <w:rPr>
+                <w:rFonts w:ascii="Bookman Old Style" w:eastAsia="Gentium Basic" w:hAnsi="Bookman Old Style" w:cs="Gentium Basic"/>
+                <w:b/>
+                <w:bCs/>
+                <w:highlight w:val="yellow"/>
+                <w:lang w:val="en-US"/>
+              </w:rPr>
+              <w:t>diberikan</w:t>
+            </w:r>
+            <w:proofErr w:type="spellEnd"/>
+            <w:r>
+              <w:rPr>
+                <w:rFonts w:ascii="Bookman Old Style" w:eastAsia="Gentium Basic" w:hAnsi="Bookman Old Style" w:cs="Gentium Basic"/>
+                <w:b/>
+                <w:bCs/>
+                <w:highlight w:val="yellow"/>
+                <w:lang w:val="en-US"/>
+              </w:rPr>
+              <w:t xml:space="preserve"> di </w:t>
+            </w:r>
+            <w:proofErr w:type="spellStart"/>
+            <w:r>
+              <w:rPr>
+                <w:rFonts w:ascii="Bookman Old Style" w:eastAsia="Gentium Basic" w:hAnsi="Bookman Old Style" w:cs="Gentium Basic"/>
+                <w:b/>
+                <w:bCs/>
+                <w:highlight w:val="yellow"/>
+                <w:lang w:val="en-US"/>
+              </w:rPr>
+              <w:t>kantor</w:t>
+            </w:r>
+            <w:proofErr w:type="spellEnd"/>
+            <w:r>
+              <w:rPr>
+                <w:rFonts w:ascii="Bookman Old Style" w:eastAsia="Gentium Basic" w:hAnsi="Bookman Old Style" w:cs="Gentium Basic"/>
+                <w:b/>
+                <w:bCs/>
+                <w:highlight w:val="yellow"/>
+                <w:lang w:val="en-US"/>
+              </w:rPr>
+              <w:t xml:space="preserve"> </w:t>
+            </w:r>
+            <w:proofErr w:type="spellStart"/>
+            <w:r>
+              <w:rPr>
+                <w:rFonts w:ascii="Bookman Old Style" w:eastAsia="Gentium Basic" w:hAnsi="Bookman Old Style" w:cs="Gentium Basic"/>
+                <w:b/>
+                <w:bCs/>
+                <w:highlight w:val="yellow"/>
+                <w:lang w:val="en-US"/>
+              </w:rPr>
+              <w:t>maupun</w:t>
+            </w:r>
+            <w:proofErr w:type="spellEnd"/>
+            <w:r>
+              <w:rPr>
+                <w:rFonts w:ascii="Bookman Old Style" w:eastAsia="Gentium Basic" w:hAnsi="Bookman Old Style" w:cs="Gentium Basic"/>
+                <w:b/>
+                <w:bCs/>
+                <w:highlight w:val="yellow"/>
+                <w:lang w:val="en-US"/>
+              </w:rPr>
+              <w:t xml:space="preserve"> di </w:t>
+            </w:r>
+            <w:proofErr w:type="spellStart"/>
+            <w:r>
+              <w:rPr>
+                <w:rFonts w:ascii="Bookman Old Style" w:eastAsia="Gentium Basic" w:hAnsi="Bookman Old Style" w:cs="Gentium Basic"/>
+                <w:b/>
+                <w:bCs/>
+                <w:highlight w:val="yellow"/>
+                <w:lang w:val="en-US"/>
+              </w:rPr>
+              <w:t>lapangan</w:t>
+            </w:r>
+            <w:proofErr w:type="spellEnd"/>
+            <w:r>
+              <w:rPr>
+                <w:rFonts w:ascii="Bookman Old Style" w:eastAsia="Gentium Basic" w:hAnsi="Bookman Old Style" w:cs="Gentium Basic"/>
+                <w:b/>
+                <w:bCs/>
+                <w:highlight w:val="yellow"/>
+                <w:lang w:val="en-US"/>
+              </w:rPr>
+              <w:t xml:space="preserve"> </w:t>
+            </w:r>
+            <w:proofErr w:type="spellStart"/>
+            <w:r>
+              <w:rPr>
+                <w:rFonts w:ascii="Bookman Old Style" w:eastAsia="Gentium Basic" w:hAnsi="Bookman Old Style" w:cs="Gentium Basic"/>
+                <w:b/>
+                <w:bCs/>
+                <w:highlight w:val="yellow"/>
+                <w:lang w:val="en-US"/>
+              </w:rPr>
+              <w:t>seperti</w:t>
+            </w:r>
+            <w:proofErr w:type="spellEnd"/>
+            <w:r>
+              <w:rPr>
+                <w:rFonts w:ascii="Bookman Old Style" w:eastAsia="Gentium Basic" w:hAnsi="Bookman Old Style" w:cs="Gentium Basic"/>
+                <w:b/>
+                <w:bCs/>
+                <w:highlight w:val="yellow"/>
+                <w:lang w:val="en-US"/>
+              </w:rPr>
+              <w:t xml:space="preserve"> </w:t>
+            </w:r>
+            <w:proofErr w:type="spellStart"/>
+            <w:r>
+              <w:rPr>
+                <w:rFonts w:ascii="Bookman Old Style" w:eastAsia="Gentium Basic" w:hAnsi="Bookman Old Style" w:cs="Gentium Basic"/>
+                <w:b/>
+                <w:bCs/>
+                <w:highlight w:val="yellow"/>
+                <w:lang w:val="en-US"/>
+              </w:rPr>
+              <w:t>pengkajian</w:t>
+            </w:r>
+            <w:proofErr w:type="spellEnd"/>
+            <w:r>
+              <w:rPr>
+                <w:rFonts w:ascii="Bookman Old Style" w:eastAsia="Gentium Basic" w:hAnsi="Bookman Old Style" w:cs="Gentium Basic"/>
+                <w:b/>
+                <w:bCs/>
+                <w:highlight w:val="yellow"/>
+                <w:lang w:val="en-US"/>
+              </w:rPr>
+              <w:t xml:space="preserve"> shop drawings, </w:t>
+            </w:r>
+            <w:proofErr w:type="spellStart"/>
+            <w:r>
+              <w:rPr>
+                <w:rFonts w:ascii="Bookman Old Style" w:eastAsia="Gentium Basic" w:hAnsi="Bookman Old Style" w:cs="Gentium Basic"/>
+                <w:b/>
+                <w:bCs/>
+                <w:highlight w:val="yellow"/>
+                <w:lang w:val="en-US"/>
+              </w:rPr>
+              <w:t>kunjungan</w:t>
+            </w:r>
+            <w:proofErr w:type="spellEnd"/>
+            <w:r>
+              <w:rPr>
+                <w:rFonts w:ascii="Bookman Old Style" w:eastAsia="Gentium Basic" w:hAnsi="Bookman Old Style" w:cs="Gentium Basic"/>
+                <w:b/>
+                <w:bCs/>
+                <w:highlight w:val="yellow"/>
+                <w:lang w:val="en-US"/>
+              </w:rPr>
+              <w:t xml:space="preserve"> </w:t>
+            </w:r>
+            <w:proofErr w:type="spellStart"/>
+            <w:r>
+              <w:rPr>
+                <w:rFonts w:ascii="Bookman Old Style" w:eastAsia="Gentium Basic" w:hAnsi="Bookman Old Style" w:cs="Gentium Basic"/>
+                <w:b/>
+                <w:bCs/>
+                <w:highlight w:val="yellow"/>
+                <w:lang w:val="en-US"/>
+              </w:rPr>
+              <w:t>secara</w:t>
+            </w:r>
+            <w:proofErr w:type="spellEnd"/>
+            <w:r>
+              <w:rPr>
+                <w:rFonts w:ascii="Bookman Old Style" w:eastAsia="Gentium Basic" w:hAnsi="Bookman Old Style" w:cs="Gentium Basic"/>
+                <w:b/>
+                <w:bCs/>
+                <w:highlight w:val="yellow"/>
+                <w:lang w:val="en-US"/>
+              </w:rPr>
+              <w:t xml:space="preserve"> </w:t>
+            </w:r>
+            <w:proofErr w:type="spellStart"/>
+            <w:r>
+              <w:rPr>
+                <w:rFonts w:ascii="Bookman Old Style" w:eastAsia="Gentium Basic" w:hAnsi="Bookman Old Style" w:cs="Gentium Basic"/>
+                <w:b/>
+                <w:bCs/>
+                <w:highlight w:val="yellow"/>
+                <w:lang w:val="en-US"/>
+              </w:rPr>
+              <w:t>periodik</w:t>
+            </w:r>
+            <w:proofErr w:type="spellEnd"/>
+            <w:r>
+              <w:rPr>
+                <w:rFonts w:ascii="Bookman Old Style" w:eastAsia="Gentium Basic" w:hAnsi="Bookman Old Style" w:cs="Gentium Basic"/>
+                <w:b/>
+                <w:bCs/>
+                <w:highlight w:val="yellow"/>
+                <w:lang w:val="en-US"/>
+              </w:rPr>
+              <w:t xml:space="preserve"> </w:t>
+            </w:r>
+            <w:proofErr w:type="spellStart"/>
+            <w:r>
+              <w:rPr>
+                <w:rFonts w:ascii="Bookman Old Style" w:eastAsia="Gentium Basic" w:hAnsi="Bookman Old Style" w:cs="Gentium Basic"/>
+                <w:b/>
+                <w:bCs/>
+                <w:highlight w:val="yellow"/>
+                <w:lang w:val="en-US"/>
+              </w:rPr>
+              <w:t>kelapangan</w:t>
+            </w:r>
+            <w:proofErr w:type="spellEnd"/>
+            <w:r>
+              <w:rPr>
+                <w:rFonts w:ascii="Bookman Old Style" w:eastAsia="Gentium Basic" w:hAnsi="Bookman Old Style" w:cs="Gentium Basic"/>
+                <w:b/>
+                <w:bCs/>
+                <w:highlight w:val="yellow"/>
+                <w:lang w:val="en-US"/>
+              </w:rPr>
+              <w:t xml:space="preserve"> </w:t>
+            </w:r>
+            <w:proofErr w:type="spellStart"/>
+            <w:r>
+              <w:rPr>
+                <w:rFonts w:ascii="Bookman Old Style" w:eastAsia="Gentium Basic" w:hAnsi="Bookman Old Style" w:cs="Gentium Basic"/>
+                <w:b/>
+                <w:bCs/>
+                <w:highlight w:val="yellow"/>
+                <w:lang w:val="en-US"/>
+              </w:rPr>
+              <w:t>untuk</w:t>
+            </w:r>
+            <w:proofErr w:type="spellEnd"/>
+            <w:r>
+              <w:rPr>
+                <w:rFonts w:ascii="Bookman Old Style" w:eastAsia="Gentium Basic" w:hAnsi="Bookman Old Style" w:cs="Gentium Basic"/>
+                <w:b/>
+                <w:bCs/>
+                <w:highlight w:val="yellow"/>
+                <w:lang w:val="en-US"/>
+              </w:rPr>
+              <w:t xml:space="preserve"> </w:t>
+            </w:r>
+            <w:proofErr w:type="spellStart"/>
+            <w:r>
+              <w:rPr>
+                <w:rFonts w:ascii="Bookman Old Style" w:eastAsia="Gentium Basic" w:hAnsi="Bookman Old Style" w:cs="Gentium Basic"/>
+                <w:b/>
+                <w:bCs/>
+                <w:highlight w:val="yellow"/>
+                <w:lang w:val="en-US"/>
+              </w:rPr>
+              <w:t>mengukur</w:t>
+            </w:r>
+            <w:proofErr w:type="spellEnd"/>
+            <w:r>
+              <w:rPr>
+                <w:rFonts w:ascii="Bookman Old Style" w:eastAsia="Gentium Basic" w:hAnsi="Bookman Old Style" w:cs="Gentium Basic"/>
+                <w:b/>
+                <w:bCs/>
+                <w:highlight w:val="yellow"/>
+                <w:lang w:val="en-US"/>
+              </w:rPr>
+              <w:t xml:space="preserve"> progress dan </w:t>
+            </w:r>
+            <w:proofErr w:type="spellStart"/>
+            <w:r>
+              <w:rPr>
+                <w:rFonts w:ascii="Bookman Old Style" w:eastAsia="Gentium Basic" w:hAnsi="Bookman Old Style" w:cs="Gentium Basic"/>
+                <w:b/>
+                <w:bCs/>
+                <w:highlight w:val="yellow"/>
+                <w:lang w:val="en-US"/>
+              </w:rPr>
+              <w:t>kualitas</w:t>
+            </w:r>
+            <w:proofErr w:type="spellEnd"/>
+            <w:r>
+              <w:rPr>
+                <w:rFonts w:ascii="Bookman Old Style" w:eastAsia="Gentium Basic" w:hAnsi="Bookman Old Style" w:cs="Gentium Basic"/>
+                <w:b/>
+                <w:bCs/>
+                <w:highlight w:val="yellow"/>
+                <w:lang w:val="en-US"/>
+              </w:rPr>
+              <w:t xml:space="preserve"> </w:t>
+            </w:r>
+            <w:proofErr w:type="spellStart"/>
+            <w:r>
+              <w:rPr>
+                <w:rFonts w:ascii="Bookman Old Style" w:eastAsia="Gentium Basic" w:hAnsi="Bookman Old Style" w:cs="Gentium Basic"/>
+                <w:b/>
+                <w:bCs/>
+                <w:highlight w:val="yellow"/>
+                <w:lang w:val="en-US"/>
+              </w:rPr>
+              <w:t>pekerjaan</w:t>
+            </w:r>
+            <w:proofErr w:type="spellEnd"/>
+            <w:r>
+              <w:rPr>
+                <w:rFonts w:ascii="Bookman Old Style" w:eastAsia="Gentium Basic" w:hAnsi="Bookman Old Style" w:cs="Gentium Basic"/>
+                <w:b/>
+                <w:bCs/>
+                <w:highlight w:val="yellow"/>
+                <w:lang w:val="en-US"/>
+              </w:rPr>
+              <w:t xml:space="preserve">, </w:t>
+            </w:r>
+            <w:proofErr w:type="spellStart"/>
+            <w:r>
+              <w:rPr>
+                <w:rFonts w:ascii="Bookman Old Style" w:eastAsia="Gentium Basic" w:hAnsi="Bookman Old Style" w:cs="Gentium Basic"/>
+                <w:b/>
+                <w:bCs/>
+                <w:highlight w:val="yellow"/>
+                <w:lang w:val="en-US"/>
+              </w:rPr>
+              <w:t>memberikan</w:t>
+            </w:r>
+            <w:proofErr w:type="spellEnd"/>
+            <w:r>
+              <w:rPr>
+                <w:rFonts w:ascii="Bookman Old Style" w:eastAsia="Gentium Basic" w:hAnsi="Bookman Old Style" w:cs="Gentium Basic"/>
+                <w:b/>
+                <w:bCs/>
+                <w:highlight w:val="yellow"/>
+                <w:lang w:val="en-US"/>
+              </w:rPr>
+              <w:t xml:space="preserve"> </w:t>
+            </w:r>
+            <w:proofErr w:type="spellStart"/>
+            <w:r>
+              <w:rPr>
+                <w:rFonts w:ascii="Bookman Old Style" w:eastAsia="Gentium Basic" w:hAnsi="Bookman Old Style" w:cs="Gentium Basic"/>
+                <w:b/>
+                <w:bCs/>
+                <w:highlight w:val="yellow"/>
+                <w:lang w:val="en-US"/>
+              </w:rPr>
+              <w:t>panduan</w:t>
+            </w:r>
+            <w:proofErr w:type="spellEnd"/>
+            <w:r>
+              <w:rPr>
+                <w:rFonts w:ascii="Bookman Old Style" w:eastAsia="Gentium Basic" w:hAnsi="Bookman Old Style" w:cs="Gentium Basic"/>
+                <w:b/>
+                <w:bCs/>
+                <w:highlight w:val="yellow"/>
+                <w:lang w:val="en-US"/>
+              </w:rPr>
+              <w:t xml:space="preserve"> </w:t>
+            </w:r>
+            <w:proofErr w:type="spellStart"/>
+            <w:r>
+              <w:rPr>
+                <w:rFonts w:ascii="Bookman Old Style" w:eastAsia="Gentium Basic" w:hAnsi="Bookman Old Style" w:cs="Gentium Basic"/>
+                <w:b/>
+                <w:bCs/>
+                <w:highlight w:val="yellow"/>
+                <w:lang w:val="en-US"/>
+              </w:rPr>
+              <w:t>kepada</w:t>
+            </w:r>
+            <w:proofErr w:type="spellEnd"/>
+            <w:r>
+              <w:rPr>
+                <w:rFonts w:ascii="Bookman Old Style" w:eastAsia="Gentium Basic" w:hAnsi="Bookman Old Style" w:cs="Gentium Basic"/>
+                <w:b/>
+                <w:bCs/>
+                <w:highlight w:val="yellow"/>
+                <w:lang w:val="en-US"/>
+              </w:rPr>
+              <w:t xml:space="preserve"> </w:t>
+            </w:r>
+            <w:proofErr w:type="spellStart"/>
+            <w:r>
+              <w:rPr>
+                <w:rFonts w:ascii="Bookman Old Style" w:eastAsia="Gentium Basic" w:hAnsi="Bookman Old Style" w:cs="Gentium Basic"/>
+                <w:b/>
+                <w:bCs/>
+                <w:highlight w:val="yellow"/>
+                <w:lang w:val="en-US"/>
+              </w:rPr>
+              <w:t>klient</w:t>
+            </w:r>
+            <w:proofErr w:type="spellEnd"/>
+            <w:r>
+              <w:rPr>
+                <w:rFonts w:ascii="Bookman Old Style" w:eastAsia="Gentium Basic" w:hAnsi="Bookman Old Style" w:cs="Gentium Basic"/>
+                <w:b/>
+                <w:bCs/>
+                <w:highlight w:val="yellow"/>
+                <w:lang w:val="en-US"/>
+              </w:rPr>
+              <w:t xml:space="preserve"> dan </w:t>
+            </w:r>
+            <w:proofErr w:type="spellStart"/>
+            <w:r>
+              <w:rPr>
+                <w:rFonts w:ascii="Bookman Old Style" w:eastAsia="Gentium Basic" w:hAnsi="Bookman Old Style" w:cs="Gentium Basic"/>
+                <w:b/>
+                <w:bCs/>
+                <w:highlight w:val="yellow"/>
+                <w:lang w:val="en-US"/>
+              </w:rPr>
+              <w:t>kontraktor</w:t>
+            </w:r>
+            <w:proofErr w:type="spellEnd"/>
+            <w:r>
+              <w:rPr>
+                <w:rFonts w:ascii="Bookman Old Style" w:eastAsia="Gentium Basic" w:hAnsi="Bookman Old Style" w:cs="Gentium Basic"/>
+                <w:b/>
+                <w:bCs/>
+                <w:highlight w:val="yellow"/>
+                <w:lang w:val="en-US"/>
+              </w:rPr>
+              <w:t xml:space="preserve"> </w:t>
+            </w:r>
+            <w:proofErr w:type="spellStart"/>
+            <w:r>
+              <w:rPr>
+                <w:rFonts w:ascii="Bookman Old Style" w:eastAsia="Gentium Basic" w:hAnsi="Bookman Old Style" w:cs="Gentium Basic"/>
+                <w:b/>
+                <w:bCs/>
+                <w:highlight w:val="yellow"/>
+                <w:lang w:val="en-US"/>
+              </w:rPr>
+              <w:t>dalam</w:t>
+            </w:r>
+            <w:proofErr w:type="spellEnd"/>
+            <w:r>
+              <w:rPr>
+                <w:rFonts w:ascii="Bookman Old Style" w:eastAsia="Gentium Basic" w:hAnsi="Bookman Old Style" w:cs="Gentium Basic"/>
+                <w:b/>
+                <w:bCs/>
+                <w:highlight w:val="yellow"/>
+                <w:lang w:val="en-US"/>
+              </w:rPr>
+              <w:t xml:space="preserve"> </w:t>
+            </w:r>
+            <w:proofErr w:type="spellStart"/>
+            <w:r>
+              <w:rPr>
+                <w:rFonts w:ascii="Bookman Old Style" w:eastAsia="Gentium Basic" w:hAnsi="Bookman Old Style" w:cs="Gentium Basic"/>
+                <w:b/>
+                <w:bCs/>
+                <w:highlight w:val="yellow"/>
+                <w:lang w:val="en-US"/>
+              </w:rPr>
+              <w:t>menginterpretasikan</w:t>
+            </w:r>
+            <w:proofErr w:type="spellEnd"/>
+            <w:r>
+              <w:rPr>
+                <w:rFonts w:ascii="Bookman Old Style" w:eastAsia="Gentium Basic" w:hAnsi="Bookman Old Style" w:cs="Gentium Basic"/>
+                <w:b/>
+                <w:bCs/>
+                <w:highlight w:val="yellow"/>
+                <w:lang w:val="en-US"/>
+              </w:rPr>
+              <w:t xml:space="preserve"> </w:t>
+            </w:r>
+            <w:proofErr w:type="spellStart"/>
+            <w:r>
+              <w:rPr>
+                <w:rFonts w:ascii="Bookman Old Style" w:eastAsia="Gentium Basic" w:hAnsi="Bookman Old Style" w:cs="Gentium Basic"/>
+                <w:b/>
+                <w:bCs/>
+                <w:highlight w:val="yellow"/>
+                <w:lang w:val="en-US"/>
+              </w:rPr>
+              <w:t>dokumen</w:t>
+            </w:r>
+            <w:proofErr w:type="spellEnd"/>
+            <w:r>
+              <w:rPr>
+                <w:rFonts w:ascii="Bookman Old Style" w:eastAsia="Gentium Basic" w:hAnsi="Bookman Old Style" w:cs="Gentium Basic"/>
+                <w:b/>
+                <w:bCs/>
+                <w:highlight w:val="yellow"/>
+                <w:lang w:val="en-US"/>
+              </w:rPr>
+              <w:t xml:space="preserve"> </w:t>
+            </w:r>
+            <w:proofErr w:type="spellStart"/>
+            <w:r>
+              <w:rPr>
+                <w:rFonts w:ascii="Bookman Old Style" w:eastAsia="Gentium Basic" w:hAnsi="Bookman Old Style" w:cs="Gentium Basic"/>
+                <w:b/>
+                <w:bCs/>
+                <w:highlight w:val="yellow"/>
+                <w:lang w:val="en-US"/>
+              </w:rPr>
+              <w:t>kontrak</w:t>
+            </w:r>
+            <w:proofErr w:type="spellEnd"/>
+            <w:r>
+              <w:rPr>
+                <w:rFonts w:ascii="Bookman Old Style" w:eastAsia="Gentium Basic" w:hAnsi="Bookman Old Style" w:cs="Gentium Basic"/>
+                <w:b/>
+                <w:bCs/>
+                <w:highlight w:val="yellow"/>
+                <w:lang w:val="en-US"/>
+              </w:rPr>
+              <w:t xml:space="preserve"> dan </w:t>
+            </w:r>
+            <w:proofErr w:type="spellStart"/>
+            <w:r>
+              <w:rPr>
+                <w:rFonts w:ascii="Bookman Old Style" w:eastAsia="Gentium Basic" w:hAnsi="Bookman Old Style" w:cs="Gentium Basic"/>
+                <w:b/>
+                <w:bCs/>
+                <w:highlight w:val="yellow"/>
+                <w:lang w:val="en-US"/>
+              </w:rPr>
+              <w:t>nasihat</w:t>
+            </w:r>
+            <w:proofErr w:type="spellEnd"/>
+            <w:r>
+              <w:rPr>
+                <w:rFonts w:ascii="Bookman Old Style" w:eastAsia="Gentium Basic" w:hAnsi="Bookman Old Style" w:cs="Gentium Basic"/>
+                <w:b/>
+                <w:bCs/>
+                <w:highlight w:val="yellow"/>
+                <w:lang w:val="en-US"/>
+              </w:rPr>
+              <w:t xml:space="preserve"> lain </w:t>
+            </w:r>
+            <w:proofErr w:type="spellStart"/>
+            <w:r>
+              <w:rPr>
+                <w:rFonts w:ascii="Bookman Old Style" w:eastAsia="Gentium Basic" w:hAnsi="Bookman Old Style" w:cs="Gentium Basic"/>
+                <w:b/>
+                <w:bCs/>
+                <w:highlight w:val="yellow"/>
+                <w:lang w:val="en-US"/>
+              </w:rPr>
+              <w:t>dalam</w:t>
+            </w:r>
+            <w:proofErr w:type="spellEnd"/>
+            <w:r>
+              <w:rPr>
+                <w:rFonts w:ascii="Bookman Old Style" w:eastAsia="Gentium Basic" w:hAnsi="Bookman Old Style" w:cs="Gentium Basic"/>
+                <w:b/>
+                <w:bCs/>
+                <w:highlight w:val="yellow"/>
+                <w:lang w:val="en-US"/>
+              </w:rPr>
+              <w:t xml:space="preserve"> </w:t>
+            </w:r>
+            <w:proofErr w:type="spellStart"/>
+            <w:r>
+              <w:rPr>
+                <w:rFonts w:ascii="Bookman Old Style" w:eastAsia="Gentium Basic" w:hAnsi="Bookman Old Style" w:cs="Gentium Basic"/>
+                <w:b/>
+                <w:bCs/>
+                <w:highlight w:val="yellow"/>
+                <w:lang w:val="en-US"/>
+              </w:rPr>
+              <w:t>hal</w:t>
+            </w:r>
+            <w:proofErr w:type="spellEnd"/>
+            <w:r>
+              <w:rPr>
+                <w:rFonts w:ascii="Bookman Old Style" w:eastAsia="Gentium Basic" w:hAnsi="Bookman Old Style" w:cs="Gentium Basic"/>
+                <w:b/>
+                <w:bCs/>
+                <w:highlight w:val="yellow"/>
+                <w:lang w:val="en-US"/>
+              </w:rPr>
+              <w:t xml:space="preserve"> </w:t>
+            </w:r>
+            <w:proofErr w:type="spellStart"/>
+            <w:r>
+              <w:rPr>
+                <w:rFonts w:ascii="Bookman Old Style" w:eastAsia="Gentium Basic" w:hAnsi="Bookman Old Style" w:cs="Gentium Basic"/>
+                <w:b/>
+                <w:bCs/>
+                <w:highlight w:val="yellow"/>
+                <w:lang w:val="en-US"/>
+              </w:rPr>
+              <w:t>teknikal</w:t>
+            </w:r>
+            <w:proofErr w:type="spellEnd"/>
+            <w:r>
+              <w:rPr>
+                <w:rFonts w:ascii="Bookman Old Style" w:eastAsia="Gentium Basic" w:hAnsi="Bookman Old Style" w:cs="Gentium Basic"/>
+                <w:b/>
+                <w:bCs/>
+                <w:highlight w:val="yellow"/>
+                <w:lang w:val="en-US"/>
+              </w:rPr>
+              <w:t xml:space="preserve"> </w:t>
+            </w:r>
+            <w:proofErr w:type="spellStart"/>
+            <w:r>
+              <w:rPr>
+                <w:rFonts w:ascii="Bookman Old Style" w:eastAsia="Gentium Basic" w:hAnsi="Bookman Old Style" w:cs="Gentium Basic"/>
+                <w:b/>
+                <w:bCs/>
+                <w:highlight w:val="yellow"/>
+                <w:lang w:val="en-US"/>
+              </w:rPr>
+              <w:t>selama</w:t>
+            </w:r>
+            <w:proofErr w:type="spellEnd"/>
+            <w:r>
+              <w:rPr>
+                <w:rFonts w:ascii="Bookman Old Style" w:eastAsia="Gentium Basic" w:hAnsi="Bookman Old Style" w:cs="Gentium Basic"/>
+                <w:b/>
+                <w:bCs/>
+                <w:highlight w:val="yellow"/>
+                <w:lang w:val="en-US"/>
+              </w:rPr>
+              <w:t xml:space="preserve"> proses </w:t>
+            </w:r>
+            <w:proofErr w:type="spellStart"/>
+            <w:r>
+              <w:rPr>
+                <w:rFonts w:ascii="Bookman Old Style" w:eastAsia="Gentium Basic" w:hAnsi="Bookman Old Style" w:cs="Gentium Basic"/>
+                <w:b/>
+                <w:bCs/>
+                <w:highlight w:val="yellow"/>
+                <w:lang w:val="en-US"/>
+              </w:rPr>
+              <w:t>kontruksi</w:t>
+            </w:r>
+            <w:proofErr w:type="spellEnd"/>
+            <w:r>
+              <w:rPr>
+                <w:rFonts w:ascii="Bookman Old Style" w:eastAsia="Gentium Basic" w:hAnsi="Bookman Old Style" w:cs="Gentium Basic"/>
+                <w:b/>
+                <w:bCs/>
+                <w:highlight w:val="yellow"/>
+                <w:lang w:val="en-US"/>
+              </w:rPr>
+              <w:t xml:space="preserve"> </w:t>
+            </w:r>
+            <w:proofErr w:type="spellStart"/>
+            <w:r>
+              <w:rPr>
+                <w:rFonts w:ascii="Bookman Old Style" w:eastAsia="Gentium Basic" w:hAnsi="Bookman Old Style" w:cs="Gentium Basic"/>
+                <w:b/>
+                <w:bCs/>
+                <w:highlight w:val="yellow"/>
+                <w:lang w:val="en-US"/>
+              </w:rPr>
+              <w:t>infrastruktur</w:t>
+            </w:r>
+            <w:proofErr w:type="spellEnd"/>
+            <w:r>
+              <w:rPr>
+                <w:rFonts w:ascii="Bookman Old Style" w:eastAsia="Gentium Basic" w:hAnsi="Bookman Old Style" w:cs="Gentium Basic"/>
+                <w:b/>
+                <w:bCs/>
+                <w:highlight w:val="yellow"/>
+                <w:lang w:val="en-US"/>
+              </w:rPr>
+              <w:t xml:space="preserve"> </w:t>
+            </w:r>
+            <w:proofErr w:type="spellStart"/>
+            <w:r>
+              <w:rPr>
+                <w:rFonts w:ascii="Bookman Old Style" w:eastAsia="Gentium Basic" w:hAnsi="Bookman Old Style" w:cs="Gentium Basic"/>
+                <w:b/>
+                <w:bCs/>
+                <w:highlight w:val="yellow"/>
+                <w:lang w:val="en-US"/>
+              </w:rPr>
+              <w:t>sipil</w:t>
+            </w:r>
+            <w:proofErr w:type="spellEnd"/>
+            <w:r>
+              <w:rPr>
+                <w:rFonts w:ascii="Bookman Old Style" w:eastAsia="Gentium Basic" w:hAnsi="Bookman Old Style" w:cs="Gentium Basic"/>
+                <w:b/>
+                <w:bCs/>
+                <w:highlight w:val="yellow"/>
+                <w:lang w:val="en-US"/>
+              </w:rPr>
+              <w:t xml:space="preserve"> </w:t>
+            </w:r>
+            <w:proofErr w:type="spellStart"/>
+            <w:r>
+              <w:rPr>
+                <w:rFonts w:ascii="Bookman Old Style" w:eastAsia="Gentium Basic" w:hAnsi="Bookman Old Style" w:cs="Gentium Basic"/>
+                <w:b/>
+                <w:bCs/>
+                <w:highlight w:val="yellow"/>
+                <w:lang w:val="en-US"/>
+              </w:rPr>
+              <w:t>transportasi</w:t>
+            </w:r>
+            <w:proofErr w:type="spellEnd"/>
+            <w:r>
+              <w:rPr>
+                <w:rFonts w:ascii="Bookman Old Style" w:eastAsia="Gentium Basic" w:hAnsi="Bookman Old Style" w:cs="Gentium Basic"/>
+                <w:b/>
+                <w:bCs/>
+                <w:highlight w:val="yellow"/>
+                <w:lang w:val="en-US"/>
+              </w:rPr>
+              <w:t>.</w:t>
             </w:r>
           </w:p>
           <w:p>
@@ -9627,7 +11283,7 @@
             <m:oMathPara>
               <m:oMath>
                 <m:r>
-                  <w:ins w:id="13" w:author="Angga Pratama" w:date="2021-11-08T09:53:00Z">
+                  <w:ins w:id="7" w:author="Angga Pratama" w:date="2021-11-08T09:53:00Z">
                     <m:rPr>
                       <m:sty m:val="p"/>
                     </m:rPr>
@@ -9641,7 +11297,7 @@
                 <m:f>
                   <m:fPr>
                     <m:ctrlPr>
-                      <w:ins w:id="14" w:author="Angga Pratama" w:date="2021-11-08T09:53:00Z">
+                      <w:ins w:id="8" w:author="Angga Pratama" w:date="2021-11-08T09:53:00Z">
                         <w:rPr>
                           <w:rFonts w:ascii="Cambria Math" w:eastAsia="Gentium Basic" w:hAnsi="Cambria Math" w:cs="Gentium Basic"/>
                           <w:iCs/>
@@ -9652,7 +11308,7 @@
                   </m:fPr>
                   <m:num>
                     <m:r>
-                      <w:ins w:id="15" w:author="Angga Pratama" w:date="2021-11-08T09:53:00Z">
+                      <w:ins w:id="9" w:author="Angga Pratama" w:date="2021-11-08T09:53:00Z">
                         <m:rPr>
                           <m:sty m:val="p"/>
                         </m:rPr>
@@ -9666,7 +11322,7 @@
                   </m:num>
                   <m:den>
                     <m:r>
-                      <w:ins w:id="16" w:author="Angga Pratama" w:date="2021-11-08T09:53:00Z">
+                      <w:ins w:id="10" w:author="Angga Pratama" w:date="2021-11-08T09:53:00Z">
                         <m:rPr>
                           <m:sty m:val="p"/>
                         </m:rPr>
@@ -9680,7 +11336,7 @@
                   </m:den>
                 </m:f>
                 <m:r>
-                  <w:ins w:id="17" w:author="Angga Pratama" w:date="2021-11-08T09:53:00Z">
+                  <w:ins w:id="11" w:author="Angga Pratama" w:date="2021-11-08T09:53:00Z">
                     <m:rPr>
                       <m:sty m:val="p"/>
                     </m:rPr>
@@ -9798,7 +11454,187 @@
                 <w:highlight w:val="yellow"/>
                 <w:lang w:val="en-US"/>
               </w:rPr>
-              <w:t>Nilai paket tertinggi diatara peserta, dijadikan pembanding untuk mendapatkan nilai peserta X</w:t>
+              <w:t xml:space="preserve">Nilai </w:t>
+            </w:r>
+            <w:proofErr w:type="spellStart"/>
+            <w:r>
+              <w:rPr>
+                <w:rFonts w:ascii="Bookman Old Style" w:eastAsia="Gentium Basic" w:hAnsi="Bookman Old Style" w:cs="Gentium Basic"/>
+                <w:highlight w:val="yellow"/>
+                <w:lang w:val="en-US"/>
+              </w:rPr>
+              <w:t>paket</w:t>
+            </w:r>
+            <w:proofErr w:type="spellEnd"/>
+            <w:r>
+              <w:rPr>
+                <w:rFonts w:ascii="Bookman Old Style" w:eastAsia="Gentium Basic" w:hAnsi="Bookman Old Style" w:cs="Gentium Basic"/>
+                <w:highlight w:val="yellow"/>
+                <w:lang w:val="en-US"/>
+              </w:rPr>
+              <w:t xml:space="preserve"> </w:t>
+            </w:r>
+            <w:proofErr w:type="spellStart"/>
+            <w:r>
+              <w:rPr>
+                <w:rFonts w:ascii="Bookman Old Style" w:eastAsia="Gentium Basic" w:hAnsi="Bookman Old Style" w:cs="Gentium Basic"/>
+                <w:highlight w:val="yellow"/>
+                <w:lang w:val="en-US"/>
+              </w:rPr>
+              <w:t>tertinggi</w:t>
+            </w:r>
+            <w:proofErr w:type="spellEnd"/>
+            <w:r>
+              <w:rPr>
+                <w:rFonts w:ascii="Bookman Old Style" w:eastAsia="Gentium Basic" w:hAnsi="Bookman Old Style" w:cs="Gentium Basic"/>
+                <w:highlight w:val="yellow"/>
+                <w:lang w:val="en-US"/>
+              </w:rPr>
+              <w:t xml:space="preserve"> </w:t>
+            </w:r>
+            <w:proofErr w:type="spellStart"/>
+            <w:r>
+              <w:rPr>
+                <w:rFonts w:ascii="Bookman Old Style" w:eastAsia="Gentium Basic" w:hAnsi="Bookman Old Style" w:cs="Gentium Basic"/>
+                <w:highlight w:val="yellow"/>
+                <w:lang w:val="en-US"/>
+              </w:rPr>
+              <w:t>diatara</w:t>
+            </w:r>
+            <w:proofErr w:type="spellEnd"/>
+            <w:r>
+              <w:rPr>
+                <w:rFonts w:ascii="Bookman Old Style" w:eastAsia="Gentium Basic" w:hAnsi="Bookman Old Style" w:cs="Gentium Basic"/>
+                <w:highlight w:val="yellow"/>
+                <w:lang w:val="en-US"/>
+              </w:rPr>
+              <w:t xml:space="preserve"> </w:t>
+            </w:r>
+            <w:proofErr w:type="spellStart"/>
+            <w:r>
+              <w:rPr>
+                <w:rFonts w:ascii="Bookman Old Style" w:eastAsia="Gentium Basic" w:hAnsi="Bookman Old Style" w:cs="Gentium Basic"/>
+                <w:highlight w:val="yellow"/>
+                <w:lang w:val="en-US"/>
+              </w:rPr>
+              <w:t>peserta</w:t>
+            </w:r>
+            <w:proofErr w:type="spellEnd"/>
+            <w:r>
+              <w:rPr>
+                <w:rFonts w:ascii="Bookman Old Style" w:eastAsia="Gentium Basic" w:hAnsi="Bookman Old Style" w:cs="Gentium Basic"/>
+                <w:highlight w:val="yellow"/>
+                <w:lang w:val="en-US"/>
+              </w:rPr>
+              <w:t xml:space="preserve">, </w:t>
+            </w:r>
+            <w:proofErr w:type="spellStart"/>
+            <w:r>
+              <w:rPr>
+                <w:rFonts w:ascii="Bookman Old Style" w:eastAsia="Gentium Basic" w:hAnsi="Bookman Old Style" w:cs="Gentium Basic"/>
+                <w:highlight w:val="yellow"/>
+                <w:lang w:val="en-US"/>
+              </w:rPr>
+              <w:t>dijadikan</w:t>
+            </w:r>
+            <w:proofErr w:type="spellEnd"/>
+            <w:r>
+              <w:rPr>
+                <w:rFonts w:ascii="Bookman Old Style" w:eastAsia="Gentium Basic" w:hAnsi="Bookman Old Style" w:cs="Gentium Basic"/>
+                <w:highlight w:val="yellow"/>
+                <w:lang w:val="en-US"/>
+              </w:rPr>
+              <w:t xml:space="preserve"> </w:t>
+            </w:r>
+            <w:proofErr w:type="spellStart"/>
+            <w:r>
+              <w:rPr>
+                <w:rFonts w:ascii="Bookman Old Style" w:eastAsia="Gentium Basic" w:hAnsi="Bookman Old Style" w:cs="Gentium Basic"/>
+                <w:highlight w:val="yellow"/>
+                <w:lang w:val="en-US"/>
+              </w:rPr>
+              <w:t>pembanding</w:t>
+            </w:r>
+            <w:proofErr w:type="spellEnd"/>
+            <w:r>
+              <w:rPr>
+                <w:rFonts w:ascii="Bookman Old Style" w:eastAsia="Gentium Basic" w:hAnsi="Bookman Old Style" w:cs="Gentium Basic"/>
+                <w:highlight w:val="yellow"/>
+                <w:lang w:val="en-US"/>
+              </w:rPr>
+              <w:t xml:space="preserve"> </w:t>
+            </w:r>
+            <w:proofErr w:type="spellStart"/>
+            <w:r>
+              <w:rPr>
+                <w:rFonts w:ascii="Bookman Old Style" w:eastAsia="Gentium Basic" w:hAnsi="Bookman Old Style" w:cs="Gentium Basic"/>
+                <w:highlight w:val="yellow"/>
+                <w:lang w:val="en-US"/>
+              </w:rPr>
+              <w:t>untuk</w:t>
+            </w:r>
+            <w:proofErr w:type="spellEnd"/>
+            <w:r>
+              <w:rPr>
+                <w:rFonts w:ascii="Bookman Old Style" w:eastAsia="Gentium Basic" w:hAnsi="Bookman Old Style" w:cs="Gentium Basic"/>
+                <w:highlight w:val="yellow"/>
+                <w:lang w:val="en-US"/>
+              </w:rPr>
+              <w:t xml:space="preserve"> </w:t>
+            </w:r>
+            <w:proofErr w:type="spellStart"/>
+            <w:r>
+              <w:rPr>
+                <w:rFonts w:ascii="Bookman Old Style" w:eastAsia="Gentium Basic" w:hAnsi="Bookman Old Style" w:cs="Gentium Basic"/>
+                <w:highlight w:val="yellow"/>
+                <w:lang w:val="en-US"/>
+              </w:rPr>
+              <w:t>mendapatkan</w:t>
+            </w:r>
+            <w:proofErr w:type="spellEnd"/>
+            <w:r>
+              <w:rPr>
+                <w:rFonts w:ascii="Bookman Old Style" w:eastAsia="Gentium Basic" w:hAnsi="Bookman Old Style" w:cs="Gentium Basic"/>
+                <w:highlight w:val="yellow"/>
+                <w:lang w:val="en-US"/>
+              </w:rPr>
+              <w:t xml:space="preserve"> </w:t>
+            </w:r>
+            <w:proofErr w:type="spellStart"/>
+            <w:r>
+              <w:rPr>
+                <w:rFonts w:ascii="Bookman Old Style" w:eastAsia="Gentium Basic" w:hAnsi="Bookman Old Style" w:cs="Gentium Basic"/>
+                <w:highlight w:val="yellow"/>
+                <w:lang w:val="en-US"/>
+              </w:rPr>
+              <w:t>nilai</w:t>
+            </w:r>
+            <w:proofErr w:type="spellEnd"/>
+            <w:r>
+              <w:rPr>
+                <w:rFonts w:ascii="Bookman Old Style" w:eastAsia="Gentium Basic" w:hAnsi="Bookman Old Style" w:cs="Gentium Basic"/>
+                <w:highlight w:val="yellow"/>
+                <w:lang w:val="en-US"/>
+              </w:rPr>
+              <w:t xml:space="preserve"> </w:t>
+            </w:r>
+            <w:proofErr w:type="spellStart"/>
+            <w:r>
+              <w:rPr>
+                <w:rFonts w:ascii="Bookman Old Style" w:eastAsia="Gentium Basic" w:hAnsi="Bookman Old Style" w:cs="Gentium Basic"/>
+                <w:highlight w:val="yellow"/>
+                <w:lang w:val="en-US"/>
+              </w:rPr>
+              <w:t>peserta</w:t>
+            </w:r>
+            <w:proofErr w:type="spellEnd"/>
+            <w:r>
+              <w:rPr>
+                <w:rFonts w:ascii="Bookman Old Style" w:eastAsia="Gentium Basic" w:hAnsi="Bookman Old Style" w:cs="Gentium Basic"/>
+                <w:highlight w:val="yellow"/>
+                <w:lang w:val="en-US"/>
+              </w:rPr>
+              <w:t xml:space="preserve"> X</w:t>
             </w:r>
           </w:p>
           <w:p>
@@ -9851,8 +11687,8 @@
                   <v:path o:extrusionok="f" gradientshapeok="t" o:connecttype="rect"/>
                   <o:lock v:ext="edit" aspectratio="t"/>
                 </v:shapetype>
-                <v:shape id="_x0000_i1026" type="#_x0000_t75" alt="" style="width:414.3pt;height:10.6pt;mso-width-percent:0;mso-height-percent:0;mso-width-percent:0;mso-height-percent:0" equationxml="&lt;">
-                  <v:imagedata r:id="rId17" o:title="" chromakey="white"/>
+                <v:shape id="_x0000_i1025" type="#_x0000_t75" alt="" style="width:417.75pt;height:7.45pt;mso-width-percent:0;mso-height-percent:0;mso-width-percent:0;mso-height-percent:0" equationxml="&lt;">
+                  <v:imagedata r:id="rId15" o:title="" chromakey="white"/>
                 </v:shape>
               </w:pict>
             </w:r>
@@ -9899,8 +11735,8 @@
                 <w:highlight w:val="yellow"/>
               </w:rPr>
               <w:pict w14:anchorId="5BC56407">
-                <v:shape id="_x0000_i1025" type="#_x0000_t75" alt="" style="width:414.3pt;height:10.6pt;mso-width-percent:0;mso-height-percent:0;mso-width-percent:0;mso-height-percent:0" equationxml="&lt;">
-                  <v:imagedata r:id="rId18" o:title="" chromakey="white"/>
+                <v:shape id="_x0000_i1026" type="#_x0000_t75" alt="" style="width:417.75pt;height:7.45pt;mso-width-percent:0;mso-height-percent:0;mso-width-percent:0;mso-height-percent:0" equationxml="&lt;">
+                  <v:imagedata r:id="rId16" o:title="" chromakey="white"/>
                 </v:shape>
               </w:pict>
             </w:r>
@@ -10614,6 +12450,7 @@
                 <w:lang w:val="en-US"/>
               </w:rPr>
             </w:pPr>
+            <w:proofErr w:type="spellStart"/>
             <w:r>
               <w:rPr>
                 <w:rFonts w:ascii="Bookman Old Style" w:eastAsia="Gentium Basic" w:hAnsi="Bookman Old Style"/>
@@ -10623,7 +12460,43 @@
                 <w:highlight w:val="yellow"/>
                 <w:lang w:val="en-US"/>
               </w:rPr>
-              <w:t>Dukungan Teknis dan Manajemen;</w:t>
+              <w:t>Dukungan</w:t>
+            </w:r>
+            <w:proofErr w:type="spellEnd"/>
+            <w:r>
+              <w:rPr>
+                <w:rFonts w:ascii="Bookman Old Style" w:eastAsia="Gentium Basic" w:hAnsi="Bookman Old Style"/>
+                <w:b/>
+                <w:bCs/>
+                <w:i/>
+                <w:highlight w:val="yellow"/>
+                <w:lang w:val="en-US"/>
+              </w:rPr>
+              <w:t xml:space="preserve"> Teknis dan </w:t>
+            </w:r>
+            <w:proofErr w:type="spellStart"/>
+            <w:r>
+              <w:rPr>
+                <w:rFonts w:ascii="Bookman Old Style" w:eastAsia="Gentium Basic" w:hAnsi="Bookman Old Style"/>
+                <w:b/>
+                <w:bCs/>
+                <w:i/>
+                <w:highlight w:val="yellow"/>
+                <w:lang w:val="en-US"/>
+              </w:rPr>
+              <w:t>Manajemen</w:t>
+            </w:r>
+            <w:proofErr w:type="spellEnd"/>
+            <w:r>
+              <w:rPr>
+                <w:rFonts w:ascii="Bookman Old Style" w:eastAsia="Gentium Basic" w:hAnsi="Bookman Old Style"/>
+                <w:b/>
+                <w:bCs/>
+                <w:i/>
+                <w:highlight w:val="yellow"/>
+                <w:lang w:val="en-US"/>
+              </w:rPr>
+              <w:t>;</w:t>
             </w:r>
           </w:p>
           <w:p>
@@ -10647,6 +12520,7 @@
                 <w:lang w:val="en-US"/>
               </w:rPr>
             </w:pPr>
+            <w:proofErr w:type="spellStart"/>
             <w:r>
               <w:rPr>
                 <w:rFonts w:ascii="Bookman Old Style" w:eastAsia="Gentium Basic" w:hAnsi="Bookman Old Style"/>
@@ -10656,7 +12530,43 @@
                 <w:highlight w:val="yellow"/>
                 <w:lang w:val="en-US"/>
               </w:rPr>
-              <w:t>Pelaporan dan Dokumentasi;</w:t>
+              <w:t>Pelaporan</w:t>
+            </w:r>
+            <w:proofErr w:type="spellEnd"/>
+            <w:r>
+              <w:rPr>
+                <w:rFonts w:ascii="Bookman Old Style" w:eastAsia="Gentium Basic" w:hAnsi="Bookman Old Style"/>
+                <w:b/>
+                <w:bCs/>
+                <w:i/>
+                <w:highlight w:val="yellow"/>
+                <w:lang w:val="en-US"/>
+              </w:rPr>
+              <w:t xml:space="preserve"> dan </w:t>
+            </w:r>
+            <w:proofErr w:type="spellStart"/>
+            <w:r>
+              <w:rPr>
+                <w:rFonts w:ascii="Bookman Old Style" w:eastAsia="Gentium Basic" w:hAnsi="Bookman Old Style"/>
+                <w:b/>
+                <w:bCs/>
+                <w:i/>
+                <w:highlight w:val="yellow"/>
+                <w:lang w:val="en-US"/>
+              </w:rPr>
+              <w:t>Dokumentasi</w:t>
+            </w:r>
+            <w:proofErr w:type="spellEnd"/>
+            <w:r>
+              <w:rPr>
+                <w:rFonts w:ascii="Bookman Old Style" w:eastAsia="Gentium Basic" w:hAnsi="Bookman Old Style"/>
+                <w:b/>
+                <w:bCs/>
+                <w:i/>
+                <w:highlight w:val="yellow"/>
+                <w:lang w:val="en-US"/>
+              </w:rPr>
+              <w:t>;</w:t>
             </w:r>
           </w:p>
           <w:p>
@@ -10680,6 +12590,7 @@
                 <w:lang w:val="en-US"/>
               </w:rPr>
             </w:pPr>
+            <w:proofErr w:type="spellStart"/>
             <w:r>
               <w:rPr>
                 <w:rFonts w:ascii="Bookman Old Style" w:eastAsia="Gentium Basic" w:hAnsi="Bookman Old Style"/>
@@ -10689,8 +12600,33 @@
                 <w:highlight w:val="yellow"/>
                 <w:lang w:val="en-US"/>
               </w:rPr>
-              <w:t>Personel/Ketenagaan</w:t>
-            </w:r>
+              <w:t>Personel</w:t>
+            </w:r>
+            <w:proofErr w:type="spellEnd"/>
+            <w:r>
+              <w:rPr>
+                <w:rFonts w:ascii="Bookman Old Style" w:eastAsia="Gentium Basic" w:hAnsi="Bookman Old Style"/>
+                <w:b/>
+                <w:bCs/>
+                <w:i/>
+                <w:highlight w:val="yellow"/>
+                <w:lang w:val="en-US"/>
+              </w:rPr>
+              <w:t>/</w:t>
+            </w:r>
+            <w:proofErr w:type="spellStart"/>
+            <w:r>
+              <w:rPr>
+                <w:rFonts w:ascii="Bookman Old Style" w:eastAsia="Gentium Basic" w:hAnsi="Bookman Old Style"/>
+                <w:b/>
+                <w:bCs/>
+                <w:i/>
+                <w:highlight w:val="yellow"/>
+                <w:lang w:val="en-US"/>
+              </w:rPr>
+              <w:t>Ketenagaan</w:t>
+            </w:r>
+            <w:proofErr w:type="spellEnd"/>
           </w:p>
           <w:p>
             <w:pPr>
@@ -10748,15 +12684,27 @@
               </w:rPr>
               <w:t>0 (</w:t>
             </w:r>
-            <w:r>
-              <w:rPr>
-                <w:rFonts w:ascii="Bookman Old Style" w:eastAsia="Gentium Basic" w:hAnsi="Bookman Old Style" w:cs="Gentium Basic"/>
-                <w:b/>
-                <w:bCs/>
-                <w:highlight w:val="yellow"/>
-                <w:lang w:val="en-US"/>
-              </w:rPr>
-              <w:t xml:space="preserve">enam </w:t>
+            <w:proofErr w:type="spellStart"/>
+            <w:r>
+              <w:rPr>
+                <w:rFonts w:ascii="Bookman Old Style" w:eastAsia="Gentium Basic" w:hAnsi="Bookman Old Style" w:cs="Gentium Basic"/>
+                <w:b/>
+                <w:bCs/>
+                <w:highlight w:val="yellow"/>
+                <w:lang w:val="en-US"/>
+              </w:rPr>
+              <w:t>enam</w:t>
+            </w:r>
+            <w:proofErr w:type="spellEnd"/>
+            <w:r>
+              <w:rPr>
+                <w:rFonts w:ascii="Bookman Old Style" w:eastAsia="Gentium Basic" w:hAnsi="Bookman Old Style" w:cs="Gentium Basic"/>
+                <w:b/>
+                <w:bCs/>
+                <w:highlight w:val="yellow"/>
+                <w:lang w:val="en-US"/>
+              </w:rPr>
+              <w:t xml:space="preserve"> </w:t>
             </w:r>
             <w:r>
               <w:rPr>
@@ -16756,6 +18704,7 @@
               </w:rPr>
               <w:t xml:space="preserve">memiliki ≥ </w:t>
             </w:r>
+            <w:proofErr w:type="spellStart"/>
             <w:r>
               <w:rPr>
                 <w:rFonts w:ascii="Bookman Old Style" w:eastAsia="Nova Mono" w:hAnsi="Bookman Old Style" w:cs="Nova Mono"/>
@@ -16764,7 +18713,40 @@
                 <w:highlight w:val="yellow"/>
                 <w:lang w:val="en-US"/>
               </w:rPr>
-              <w:t>dari syarat KAK</w:t>
+              <w:t>dari</w:t>
+            </w:r>
+            <w:proofErr w:type="spellEnd"/>
+            <w:r>
+              <w:rPr>
+                <w:rFonts w:ascii="Bookman Old Style" w:eastAsia="Nova Mono" w:hAnsi="Bookman Old Style" w:cs="Nova Mono"/>
+                <w:b/>
+                <w:bCs/>
+                <w:highlight w:val="yellow"/>
+                <w:lang w:val="en-US"/>
+              </w:rPr>
+              <w:t xml:space="preserve"> </w:t>
+            </w:r>
+            <w:proofErr w:type="spellStart"/>
+            <w:r>
+              <w:rPr>
+                <w:rFonts w:ascii="Bookman Old Style" w:eastAsia="Nova Mono" w:hAnsi="Bookman Old Style" w:cs="Nova Mono"/>
+                <w:b/>
+                <w:bCs/>
+                <w:highlight w:val="yellow"/>
+                <w:lang w:val="en-US"/>
+              </w:rPr>
+              <w:t>syarat</w:t>
+            </w:r>
+            <w:proofErr w:type="spellEnd"/>
+            <w:r>
+              <w:rPr>
+                <w:rFonts w:ascii="Bookman Old Style" w:eastAsia="Nova Mono" w:hAnsi="Bookman Old Style" w:cs="Nova Mono"/>
+                <w:b/>
+                <w:bCs/>
+                <w:highlight w:val="yellow"/>
+                <w:lang w:val="en-US"/>
+              </w:rPr>
+              <w:t xml:space="preserve"> KAK</w:t>
             </w:r>
             <w:r>
               <w:rPr>
@@ -16855,7 +18837,7 @@
             <m:oMathPara>
               <m:oMath>
                 <m:r>
-                  <w:ins w:id="18" w:author="Angga Pratama" w:date="2021-11-11T02:42:00Z">
+                  <w:ins w:id="12" w:author="Angga Pratama" w:date="2021-11-11T02:42:00Z">
                     <w:rPr>
                       <w:rFonts w:ascii="Cambria Math" w:eastAsia="Gentium Basic" w:hAnsi="Cambria Math" w:cs="Gentium Basic"/>
                       <w:color w:val="000000"/>
@@ -16867,7 +18849,7 @@
                 <m:f>
                   <m:fPr>
                     <m:ctrlPr>
-                      <w:ins w:id="19" w:author="Angga Pratama" w:date="2021-11-11T02:42:00Z">
+                      <w:ins w:id="13" w:author="Angga Pratama" w:date="2021-11-11T02:42:00Z">
                         <w:rPr>
                           <w:rFonts w:ascii="Cambria Math" w:eastAsia="Gentium Basic" w:hAnsi="Cambria Math" w:cs="Gentium Basic"/>
                           <w:i/>
@@ -16879,7 +18861,7 @@
                   </m:fPr>
                   <m:num>
                     <m:r>
-                      <w:ins w:id="20" w:author="Angga Pratama" w:date="2021-11-11T02:42:00Z">
+                      <w:ins w:id="14" w:author="Angga Pratama" w:date="2021-11-11T02:42:00Z">
                         <w:rPr>
                           <w:rFonts w:ascii="Cambria Math" w:eastAsia="Gentium Basic" w:hAnsi="Cambria Math" w:cs="Gentium Basic"/>
                           <w:color w:val="000000"/>
@@ -16891,7 +18873,7 @@
                   </m:num>
                   <m:den>
                     <m:r>
-                      <w:ins w:id="21" w:author="Angga Pratama" w:date="2021-11-11T02:42:00Z">
+                      <w:ins w:id="15" w:author="Angga Pratama" w:date="2021-11-11T02:42:00Z">
                         <w:rPr>
                           <w:rFonts w:ascii="Cambria Math" w:eastAsia="Gentium Basic" w:hAnsi="Cambria Math" w:cs="Gentium Basic"/>
                           <w:color w:val="000000"/>
@@ -16903,7 +18885,7 @@
                   </m:den>
                 </m:f>
                 <m:r>
-                  <w:ins w:id="22" w:author="Angga Pratama" w:date="2021-11-11T02:42:00Z">
+                  <w:ins w:id="16" w:author="Angga Pratama" w:date="2021-11-11T02:42:00Z">
                     <w:rPr>
                       <w:rFonts w:ascii="Cambria Math" w:eastAsia="Gentium Basic" w:hAnsi="Cambria Math" w:cs="Gentium Basic"/>
                       <w:color w:val="000000"/>
@@ -18610,8 +20592,54 @@
                 <w:highlight w:val="yellow"/>
                 <w:lang w:val="en-US"/>
               </w:rPr>
-              <w:t xml:space="preserve"> atau sama dengan</w:t>
-            </w:r>
+              <w:t xml:space="preserve"> </w:t>
+            </w:r>
+            <w:proofErr w:type="spellStart"/>
+            <w:r>
+              <w:rPr>
+                <w:rFonts w:ascii="Bookman Old Style" w:eastAsia="Gentium Basic" w:hAnsi="Bookman Old Style" w:cs="Gentium Basic"/>
+                <w:highlight w:val="yellow"/>
+                <w:lang w:val="en-US"/>
+              </w:rPr>
+              <w:t>atau</w:t>
+            </w:r>
+            <w:proofErr w:type="spellEnd"/>
+            <w:r>
+              <w:rPr>
+                <w:rFonts w:ascii="Bookman Old Style" w:eastAsia="Gentium Basic" w:hAnsi="Bookman Old Style" w:cs="Gentium Basic"/>
+                <w:highlight w:val="yellow"/>
+                <w:lang w:val="en-US"/>
+              </w:rPr>
+              <w:t xml:space="preserve"> </w:t>
+            </w:r>
+            <w:proofErr w:type="spellStart"/>
+            <w:r>
+              <w:rPr>
+                <w:rFonts w:ascii="Bookman Old Style" w:eastAsia="Gentium Basic" w:hAnsi="Bookman Old Style" w:cs="Gentium Basic"/>
+                <w:highlight w:val="yellow"/>
+                <w:lang w:val="en-US"/>
+              </w:rPr>
+              <w:t>sama</w:t>
+            </w:r>
+            <w:proofErr w:type="spellEnd"/>
+            <w:r>
+              <w:rPr>
+                <w:rFonts w:ascii="Bookman Old Style" w:eastAsia="Gentium Basic" w:hAnsi="Bookman Old Style" w:cs="Gentium Basic"/>
+                <w:highlight w:val="yellow"/>
+                <w:lang w:val="en-US"/>
+              </w:rPr>
+              <w:t xml:space="preserve"> </w:t>
+            </w:r>
+            <w:proofErr w:type="spellStart"/>
+            <w:r>
+              <w:rPr>
+                <w:rFonts w:ascii="Bookman Old Style" w:eastAsia="Gentium Basic" w:hAnsi="Bookman Old Style" w:cs="Gentium Basic"/>
+                <w:highlight w:val="yellow"/>
+                <w:lang w:val="en-US"/>
+              </w:rPr>
+              <w:t>dengan</w:t>
+            </w:r>
+            <w:proofErr w:type="spellEnd"/>
             <w:r>
               <w:rPr>
                 <w:rFonts w:ascii="Bookman Old Style" w:eastAsia="Gentium Basic" w:hAnsi="Bookman Old Style" w:cs="Gentium Basic"/>
@@ -18757,16 +20785,62 @@
                 <w:lang w:val="en-US"/>
               </w:rPr>
             </w:pPr>
-            <w:r>
-              <w:rPr>
-                <w:rFonts w:ascii="Bookman Old Style" w:hAnsi="Bookman Old Style" w:cs="Arial"/>
-                <w:b/>
-                <w:bCs/>
-                <w:highlight w:val="yellow"/>
-                <w:lang w:val="en-US"/>
-              </w:rPr>
-              <w:t>Bentuk Dokumen Penawaran</w:t>
-            </w:r>
+            <w:proofErr w:type="spellStart"/>
+            <w:r>
+              <w:rPr>
+                <w:rFonts w:ascii="Bookman Old Style" w:hAnsi="Bookman Old Style" w:cs="Arial"/>
+                <w:b/>
+                <w:bCs/>
+                <w:highlight w:val="yellow"/>
+                <w:lang w:val="en-US"/>
+              </w:rPr>
+              <w:t>Bentuk</w:t>
+            </w:r>
+            <w:proofErr w:type="spellEnd"/>
+            <w:r>
+              <w:rPr>
+                <w:rFonts w:ascii="Bookman Old Style" w:hAnsi="Bookman Old Style" w:cs="Arial"/>
+                <w:b/>
+                <w:bCs/>
+                <w:highlight w:val="yellow"/>
+                <w:lang w:val="en-US"/>
+              </w:rPr>
+              <w:t xml:space="preserve"> </w:t>
+            </w:r>
+            <w:proofErr w:type="spellStart"/>
+            <w:r>
+              <w:rPr>
+                <w:rFonts w:ascii="Bookman Old Style" w:hAnsi="Bookman Old Style" w:cs="Arial"/>
+                <w:b/>
+                <w:bCs/>
+                <w:highlight w:val="yellow"/>
+                <w:lang w:val="en-US"/>
+              </w:rPr>
+              <w:t>Dokumen</w:t>
+            </w:r>
+            <w:proofErr w:type="spellEnd"/>
+            <w:r>
+              <w:rPr>
+                <w:rFonts w:ascii="Bookman Old Style" w:hAnsi="Bookman Old Style" w:cs="Arial"/>
+                <w:b/>
+                <w:bCs/>
+                <w:highlight w:val="yellow"/>
+                <w:lang w:val="en-US"/>
+              </w:rPr>
+              <w:t xml:space="preserve"> </w:t>
+            </w:r>
+            <w:proofErr w:type="spellStart"/>
+            <w:r>
+              <w:rPr>
+                <w:rFonts w:ascii="Bookman Old Style" w:hAnsi="Bookman Old Style" w:cs="Arial"/>
+                <w:b/>
+                <w:bCs/>
+                <w:highlight w:val="yellow"/>
+                <w:lang w:val="en-US"/>
+              </w:rPr>
+              <w:t>Penawaran</w:t>
+            </w:r>
+            <w:proofErr w:type="spellEnd"/>
           </w:p>
         </w:tc>
         <w:tc>
@@ -18907,16 +20981,40 @@
                 <w:lang w:val="en-US"/>
               </w:rPr>
             </w:pPr>
-            <w:r>
-              <w:rPr>
-                <w:rFonts w:ascii="Bookman Old Style" w:hAnsi="Bookman Old Style" w:cs="Arial"/>
-                <w:b/>
-                <w:bCs/>
-                <w:highlight w:val="yellow"/>
-                <w:lang w:val="en-US"/>
-              </w:rPr>
-              <w:t>Rancangan Kontrak</w:t>
-            </w:r>
+            <w:proofErr w:type="spellStart"/>
+            <w:r>
+              <w:rPr>
+                <w:rFonts w:ascii="Bookman Old Style" w:hAnsi="Bookman Old Style" w:cs="Arial"/>
+                <w:b/>
+                <w:bCs/>
+                <w:highlight w:val="yellow"/>
+                <w:lang w:val="en-US"/>
+              </w:rPr>
+              <w:t>Rancangan</w:t>
+            </w:r>
+            <w:proofErr w:type="spellEnd"/>
+            <w:r>
+              <w:rPr>
+                <w:rFonts w:ascii="Bookman Old Style" w:hAnsi="Bookman Old Style" w:cs="Arial"/>
+                <w:b/>
+                <w:bCs/>
+                <w:highlight w:val="yellow"/>
+                <w:lang w:val="en-US"/>
+              </w:rPr>
+              <w:t xml:space="preserve"> </w:t>
+            </w:r>
+            <w:proofErr w:type="spellStart"/>
+            <w:r>
+              <w:rPr>
+                <w:rFonts w:ascii="Bookman Old Style" w:hAnsi="Bookman Old Style" w:cs="Arial"/>
+                <w:b/>
+                <w:bCs/>
+                <w:highlight w:val="yellow"/>
+                <w:lang w:val="en-US"/>
+              </w:rPr>
+              <w:t>Kontrak</w:t>
+            </w:r>
+            <w:proofErr w:type="spellEnd"/>
           </w:p>
         </w:tc>
         <w:tc>
@@ -19057,16 +21155,40 @@
                 <w:lang w:val="en-US"/>
               </w:rPr>
             </w:pPr>
-            <w:r>
-              <w:rPr>
-                <w:rFonts w:ascii="Bookman Old Style" w:hAnsi="Bookman Old Style" w:cs="Arial"/>
-                <w:b/>
-                <w:bCs/>
-                <w:highlight w:val="yellow"/>
-                <w:lang w:val="en-US"/>
-              </w:rPr>
-              <w:t>Syarat-syarat Umum Kontrak</w:t>
-            </w:r>
+            <w:proofErr w:type="spellStart"/>
+            <w:r>
+              <w:rPr>
+                <w:rFonts w:ascii="Bookman Old Style" w:hAnsi="Bookman Old Style" w:cs="Arial"/>
+                <w:b/>
+                <w:bCs/>
+                <w:highlight w:val="yellow"/>
+                <w:lang w:val="en-US"/>
+              </w:rPr>
+              <w:t>Syarat-syarat</w:t>
+            </w:r>
+            <w:proofErr w:type="spellEnd"/>
+            <w:r>
+              <w:rPr>
+                <w:rFonts w:ascii="Bookman Old Style" w:hAnsi="Bookman Old Style" w:cs="Arial"/>
+                <w:b/>
+                <w:bCs/>
+                <w:highlight w:val="yellow"/>
+                <w:lang w:val="en-US"/>
+              </w:rPr>
+              <w:t xml:space="preserve"> Umum </w:t>
+            </w:r>
+            <w:proofErr w:type="spellStart"/>
+            <w:r>
+              <w:rPr>
+                <w:rFonts w:ascii="Bookman Old Style" w:hAnsi="Bookman Old Style" w:cs="Arial"/>
+                <w:b/>
+                <w:bCs/>
+                <w:highlight w:val="yellow"/>
+                <w:lang w:val="en-US"/>
+              </w:rPr>
+              <w:t>Kontrak</w:t>
+            </w:r>
+            <w:proofErr w:type="spellEnd"/>
           </w:p>
         </w:tc>
         <w:tc>
@@ -19207,16 +21329,62 @@
                 <w:lang w:val="en-US"/>
               </w:rPr>
             </w:pPr>
-            <w:r>
-              <w:rPr>
-                <w:rFonts w:ascii="Bookman Old Style" w:hAnsi="Bookman Old Style" w:cs="Arial"/>
-                <w:b/>
-                <w:bCs/>
-                <w:highlight w:val="yellow"/>
-                <w:lang w:val="en-US"/>
-              </w:rPr>
-              <w:t>Syarat-syarat Khusus Kontrak</w:t>
-            </w:r>
+            <w:proofErr w:type="spellStart"/>
+            <w:r>
+              <w:rPr>
+                <w:rFonts w:ascii="Bookman Old Style" w:hAnsi="Bookman Old Style" w:cs="Arial"/>
+                <w:b/>
+                <w:bCs/>
+                <w:highlight w:val="yellow"/>
+                <w:lang w:val="en-US"/>
+              </w:rPr>
+              <w:t>Syarat-syarat</w:t>
+            </w:r>
+            <w:proofErr w:type="spellEnd"/>
+            <w:r>
+              <w:rPr>
+                <w:rFonts w:ascii="Bookman Old Style" w:hAnsi="Bookman Old Style" w:cs="Arial"/>
+                <w:b/>
+                <w:bCs/>
+                <w:highlight w:val="yellow"/>
+                <w:lang w:val="en-US"/>
+              </w:rPr>
+              <w:t xml:space="preserve"> </w:t>
+            </w:r>
+            <w:proofErr w:type="spellStart"/>
+            <w:r>
+              <w:rPr>
+                <w:rFonts w:ascii="Bookman Old Style" w:hAnsi="Bookman Old Style" w:cs="Arial"/>
+                <w:b/>
+                <w:bCs/>
+                <w:highlight w:val="yellow"/>
+                <w:lang w:val="en-US"/>
+              </w:rPr>
+              <w:t>Khusus</w:t>
+            </w:r>
+            <w:proofErr w:type="spellEnd"/>
+            <w:r>
+              <w:rPr>
+                <w:rFonts w:ascii="Bookman Old Style" w:hAnsi="Bookman Old Style" w:cs="Arial"/>
+                <w:b/>
+                <w:bCs/>
+                <w:highlight w:val="yellow"/>
+                <w:lang w:val="en-US"/>
+              </w:rPr>
+              <w:t xml:space="preserve"> </w:t>
+            </w:r>
+            <w:proofErr w:type="spellStart"/>
+            <w:r>
+              <w:rPr>
+                <w:rFonts w:ascii="Bookman Old Style" w:hAnsi="Bookman Old Style" w:cs="Arial"/>
+                <w:b/>
+                <w:bCs/>
+                <w:highlight w:val="yellow"/>
+                <w:lang w:val="en-US"/>
+              </w:rPr>
+              <w:t>Kontrak</w:t>
+            </w:r>
+            <w:proofErr w:type="spellEnd"/>
           </w:p>
         </w:tc>
         <w:tc>
@@ -19357,15 +21525,49 @@
                 <w:lang w:val="en-US"/>
               </w:rPr>
             </w:pPr>
-            <w:r>
-              <w:rPr>
-                <w:rFonts w:ascii="Bookman Old Style" w:hAnsi="Bookman Old Style" w:cs="Arial"/>
-                <w:b/>
-                <w:bCs/>
-                <w:highlight w:val="yellow"/>
-                <w:lang w:val="en-US"/>
-              </w:rPr>
-              <w:t>Bentuk Dokumen Lain</w:t>
+            <w:proofErr w:type="spellStart"/>
+            <w:r>
+              <w:rPr>
+                <w:rFonts w:ascii="Bookman Old Style" w:hAnsi="Bookman Old Style" w:cs="Arial"/>
+                <w:b/>
+                <w:bCs/>
+                <w:highlight w:val="yellow"/>
+                <w:lang w:val="en-US"/>
+              </w:rPr>
+              <w:t>Bentuk</w:t>
+            </w:r>
+            <w:proofErr w:type="spellEnd"/>
+            <w:r>
+              <w:rPr>
+                <w:rFonts w:ascii="Bookman Old Style" w:hAnsi="Bookman Old Style" w:cs="Arial"/>
+                <w:b/>
+                <w:bCs/>
+                <w:highlight w:val="yellow"/>
+                <w:lang w:val="en-US"/>
+              </w:rPr>
+              <w:t xml:space="preserve"> </w:t>
+            </w:r>
+            <w:proofErr w:type="spellStart"/>
+            <w:r>
+              <w:rPr>
+                <w:rFonts w:ascii="Bookman Old Style" w:hAnsi="Bookman Old Style" w:cs="Arial"/>
+                <w:b/>
+                <w:bCs/>
+                <w:highlight w:val="yellow"/>
+                <w:lang w:val="en-US"/>
+              </w:rPr>
+              <w:t>Dokumen</w:t>
+            </w:r>
+            <w:proofErr w:type="spellEnd"/>
+            <w:r>
+              <w:rPr>
+                <w:rFonts w:ascii="Bookman Old Style" w:hAnsi="Bookman Old Style" w:cs="Arial"/>
+                <w:b/>
+                <w:bCs/>
+                <w:highlight w:val="yellow"/>
+                <w:lang w:val="en-US"/>
+              </w:rPr>
+              <w:t xml:space="preserve"> Lain</w:t>
             </w:r>
           </w:p>
         </w:tc>
@@ -19507,15 +21709,27 @@
                 <w:lang w:val="en-US"/>
               </w:rPr>
             </w:pPr>
-            <w:r>
-              <w:rPr>
-                <w:rFonts w:ascii="Bookman Old Style" w:hAnsi="Bookman Old Style" w:cs="Arial"/>
-                <w:b/>
-                <w:bCs/>
-                <w:highlight w:val="yellow"/>
-                <w:lang w:val="en-US"/>
-              </w:rPr>
-              <w:t>Ketentuan Lain-lain</w:t>
+            <w:proofErr w:type="spellStart"/>
+            <w:r>
+              <w:rPr>
+                <w:rFonts w:ascii="Bookman Old Style" w:hAnsi="Bookman Old Style" w:cs="Arial"/>
+                <w:b/>
+                <w:bCs/>
+                <w:highlight w:val="yellow"/>
+                <w:lang w:val="en-US"/>
+              </w:rPr>
+              <w:t>Ketentuan</w:t>
+            </w:r>
+            <w:proofErr w:type="spellEnd"/>
+            <w:r>
+              <w:rPr>
+                <w:rFonts w:ascii="Bookman Old Style" w:hAnsi="Bookman Old Style" w:cs="Arial"/>
+                <w:b/>
+                <w:bCs/>
+                <w:highlight w:val="yellow"/>
+                <w:lang w:val="en-US"/>
+              </w:rPr>
+              <w:t xml:space="preserve"> Lain-lain</w:t>
             </w:r>
           </w:p>
         </w:tc>
@@ -19700,15 +21914,7 @@
           <w:sz w:val="22"/>
           <w:szCs w:val="22"/>
         </w:rPr>
-        <w:t>Seleksi</w:t>
-      </w:r>
-      <w:r>
-        <w:rPr>
-          <w:rFonts w:ascii="Arial" w:eastAsia="Arial" w:hAnsi="Arial" w:cs="Arial"/>
-          <w:sz w:val="22"/>
-          <w:szCs w:val="22"/>
-        </w:rPr>
-        <w:t>.</w:t>
+        <w:t>Seleksi.</w:t>
       </w:r>
     </w:p>
     <w:p>
@@ -19846,13 +22052,116 @@
       </w:pPr>
       <w:r>
         <w:rPr>
-          <w:rFonts w:ascii="Arial" w:hAnsi="Arial" w:cs="Arial"/>
-          <w:i/>
-          <w:iCs/>
-          <w:sz w:val="22"/>
-          <w:szCs w:val="22"/>
-        </w:rPr>
-        <w:t>Demikian...</w:t>
+          <w:rFonts w:ascii="Arial" w:eastAsia="Arial" w:hAnsi="Arial" w:cs="Arial"/>
+          <w:noProof/>
+          <w:sz w:val="22"/>
+          <w:szCs w:val="22"/>
+        </w:rPr>
+        <mc:AlternateContent>
+          <mc:Choice Requires="wps">
+            <w:drawing>
+              <wp:anchor distT="45720" distB="45720" distL="114300" distR="114300" simplePos="0" relativeHeight="251663360" behindDoc="0" locked="0" layoutInCell="1" allowOverlap="1" wp14:anchorId="472A3839" wp14:editId="04F17FA1">
+                <wp:simplePos x="0" y="0"/>
+                <wp:positionH relativeFrom="margin">
+                  <wp:align>right</wp:align>
+                </wp:positionH>
+                <wp:positionV relativeFrom="margin">
+                  <wp:align>bottom</wp:align>
+                </wp:positionV>
+                <wp:extent cx="798830" cy="284480"/>
+                <wp:effectExtent l="0" t="0" r="1270" b="1270"/>
+                <wp:wrapSquare wrapText="bothSides"/>
+                <wp:docPr id="2" name="Text Box 2"/>
+                <wp:cNvGraphicFramePr>
+                  <a:graphicFrameLocks xmlns:a="http://schemas.openxmlformats.org/drawingml/2006/main"/>
+                </wp:cNvGraphicFramePr>
+                <a:graphic xmlns:a="http://schemas.openxmlformats.org/drawingml/2006/main">
+                  <a:graphicData uri="http://schemas.microsoft.com/office/word/2010/wordprocessingShape">
+                    <wps:wsp>
+                      <wps:cNvSpPr txBox="1">
+                        <a:spLocks noChangeArrowheads="1"/>
+                      </wps:cNvSpPr>
+                      <wps:spPr bwMode="auto">
+                        <a:xfrm>
+                          <a:off x="0" y="0"/>
+                          <a:ext cx="798830" cy="284480"/>
+                        </a:xfrm>
+                        <a:prstGeom prst="rect">
+                          <a:avLst/>
+                        </a:prstGeom>
+                        <a:solidFill>
+                          <a:srgbClr val="FFFFFF"/>
+                        </a:solidFill>
+                        <a:ln w="9525">
+                          <a:noFill/>
+                          <a:miter lim="800000"/>
+                          <a:headEnd/>
+                          <a:tailEnd/>
+                        </a:ln>
+                      </wps:spPr>
+                      <wps:txbx>
+                        <w:txbxContent>
+                          <w:p>
+                            <w:pPr>
+                              <w:jc w:val="right"/>
+                            </w:pPr>
+                            <w:proofErr w:type="spellStart"/>
+                            <w:r>
+                              <w:rPr>
+                                <w:rFonts w:ascii="Arial" w:hAnsi="Arial" w:cs="Arial"/>
+                                <w:sz w:val="22"/>
+                                <w:szCs w:val="22"/>
+                                <w:lang w:val="en-US"/>
+                              </w:rPr>
+                              <w:t>Demikian</w:t>
+                            </w:r>
+                            <w:proofErr w:type="spellEnd"/>
+                          </w:p>
+                        </w:txbxContent>
+                      </wps:txbx>
+                      <wps:bodyPr rot="0" vert="horz" wrap="square" lIns="91440" tIns="45720" rIns="91440" bIns="45720" anchor="t" anchorCtr="0">
+                        <a:noAutofit/>
+                      </wps:bodyPr>
+                    </wps:wsp>
+                  </a:graphicData>
+                </a:graphic>
+                <wp14:sizeRelH relativeFrom="margin">
+                  <wp14:pctWidth>0</wp14:pctWidth>
+                </wp14:sizeRelH>
+                <wp14:sizeRelV relativeFrom="margin">
+                  <wp14:pctHeight>0</wp14:pctHeight>
+                </wp14:sizeRelV>
+              </wp:anchor>
+            </w:drawing>
+          </mc:Choice>
+          <mc:Fallback>
+            <w:pict>
+              <v:shape w14:anchorId="472A3839" id="_x0000_s1028" type="#_x0000_t202" style="position:absolute;left:0;text-align:left;margin-left:11.7pt;margin-top:0;width:62.9pt;height:22.4pt;z-index:251663360;visibility:visible;mso-wrap-style:square;mso-width-percent:0;mso-height-percent:0;mso-wrap-distance-left:9pt;mso-wrap-distance-top:3.6pt;mso-wrap-distance-right:9pt;mso-wrap-distance-bottom:3.6pt;mso-position-horizontal:right;mso-position-horizontal-relative:margin;mso-position-vertical:bottom;mso-position-vertical-relative:margin;mso-width-percent:0;mso-height-percent:0;mso-width-relative:margin;mso-height-relative:margin;v-text-anchor:top" o:gfxdata="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" stroked="f">
+                <v:textbox>
+                  <w:txbxContent>
+                    <w:p>
+                      <w:pPr>
+                        <w:jc w:val="right"/>
+                      </w:pPr>
+                      <w:proofErr w:type="spellStart"/>
+                      <w:r>
+                        <w:rPr>
+                          <w:rFonts w:ascii="Arial" w:hAnsi="Arial" w:cs="Arial"/>
+                          <w:sz w:val="22"/>
+                          <w:szCs w:val="22"/>
+                          <w:lang w:val="en-US"/>
+                        </w:rPr>
+                        <w:t>Demikian</w:t>
+                      </w:r>
+                      <w:proofErr w:type="spellEnd"/>
+                    </w:p>
+                  </w:txbxContent>
+                </v:textbox>
+                <w10:wrap type="square" anchorx="margin" anchory="margin"/>
+              </v:shape>
+            </w:pict>
+          </mc:Fallback>
+        </mc:AlternateContent>
       </w:r>
     </w:p>
     <w:p>
@@ -21711,7 +24020,29 @@
                 <w:szCs w:val="22"/>
                 <w:lang w:val="en-US"/>
               </w:rPr>
-              <w:t>{nama_ppk}</w:t>
+              <w:t>{</w:t>
+            </w:r>
+            <w:proofErr w:type="spellStart"/>
+            <w:r>
+              <w:rPr>
+                <w:rFonts w:ascii="Arial" w:eastAsia="Arial" w:hAnsi="Arial" w:cs="Arial"/>
+                <w:spacing w:val="-2"/>
+                <w:sz w:val="22"/>
+                <w:szCs w:val="22"/>
+                <w:lang w:val="en-US"/>
+              </w:rPr>
+              <w:t>nama_ppk</w:t>
+            </w:r>
+            <w:proofErr w:type="spellEnd"/>
+            <w:r>
+              <w:rPr>
+                <w:rFonts w:ascii="Arial" w:eastAsia="Arial" w:hAnsi="Arial" w:cs="Arial"/>
+                <w:spacing w:val="-2"/>
+                <w:sz w:val="22"/>
+                <w:szCs w:val="22"/>
+                <w:lang w:val="en-US"/>
+              </w:rPr>
+              <w:t>}</w:t>
             </w:r>
           </w:p>
         </w:tc>
@@ -21742,7 +24073,27 @@
                 <w:szCs w:val="22"/>
                 <w:lang w:val="en-US"/>
               </w:rPr>
-              <w:t>{ppk}</w:t>
+              <w:t>{</w:t>
+            </w:r>
+            <w:proofErr w:type="spellStart"/>
+            <w:r>
+              <w:rPr>
+                <w:rFonts w:ascii="Arial" w:hAnsi="Arial" w:cs="Arial"/>
+                <w:sz w:val="22"/>
+                <w:szCs w:val="22"/>
+                <w:lang w:val="en-US"/>
+              </w:rPr>
+              <w:t>ppk</w:t>
+            </w:r>
+            <w:proofErr w:type="spellEnd"/>
+            <w:r>
+              <w:rPr>
+                <w:rFonts w:ascii="Arial" w:hAnsi="Arial" w:cs="Arial"/>
+                <w:sz w:val="22"/>
+                <w:szCs w:val="22"/>
+                <w:lang w:val="en-US"/>
+              </w:rPr>
+              <w:t>}</w:t>
             </w:r>
           </w:p>
         </w:tc>
@@ -21783,7 +24134,7 @@
       </w:pPr>
     </w:p>
     <w:sectPr>
-      <w:footerReference w:type="default" r:id="rId19"/>
+      <w:footerReference w:type="default" r:id="rId17"/>
       <w:pgSz w:w="11920" w:h="16840"/>
       <w:pgMar w:top="1134" w:right="1134" w:bottom="1134" w:left="1418" w:header="720" w:footer="374" w:gutter="0"/>
       <w:cols w:space="720"/>
@@ -21794,7 +24145,7 @@
 </file>
 
 <file path=word/endnotes.xml><?xml version="1.0" encoding="utf-8"?>
-<w:endnotes xmlns:wpc="http://schemas.microsoft.com/office/word/2010/wordprocessingCanvas" xmlns:cx="http://schemas.microsoft.com/office/drawing/2014/chartex" xmlns:cx1="http://schemas.microsoft.com/office/drawing/2015/9/8/chartex" xmlns:cx2="http://schemas.microsoft.com/office/drawing/2015/10/21/chartex" xmlns:cx3="http://schemas.microsoft.com/office/drawing/2016/5/9/chartex" xmlns:cx4="http://schemas.microsoft.com/office/drawing/2016/5/10/chartex" xmlns:cx5="http://schemas.microsoft.com/office/drawing/2016/5/11/chartex" xmlns:cx6="http://schemas.microsoft.com/office/drawing/2016/5/12/chartex" xmlns:cx7="http://schemas.microsoft.com/office/drawing/2016/5/13/chartex" xmlns:cx8="http://schemas.microsoft.com/office/drawing/2016/5/14/chartex" xmlns:mc="http://schemas.openxmlformats.org/markup-compatibility/2006" xmlns:aink="http://schemas.microsoft.com/office/drawing/2016/ink" xmlns:am3d="http://schemas.microsoft.com/office/drawing/2017/model3d" xmlns:o="urn:schemas-microsoft-com:office:office" xmlns:oel="http://schemas.microsoft.com/office/2019/extlst" xmlns:r="http://schemas.openxmlformats.org/officeDocument/2006/relationships" xmlns:m="http://schemas.openxmlformats.org/officeDocument/2006/math" xmlns:v="urn:schemas-microsoft-com:vml" xmlns:wp14="http://schemas.microsoft.com/office/word/2010/wordprocessingDrawing" xmlns:wp="http://schemas.openxmlformats.org/drawingml/2006/wordprocessingDrawing" xmlns:w10="urn:schemas-microsoft-com:office:word" xmlns:w="http://schemas.openxmlformats.org/wordprocessingml/2006/main" xmlns:w14="http://schemas.microsoft.com/office/word/2010/wordml" xmlns:w15="http://schemas.microsoft.com/office/word/2012/wordml" xmlns:w16cex="http://schemas.microsoft.com/office/word/2018/wordml/cex" xmlns:w16cid="http://schemas.microsoft.com/office/word/2016/wordml/cid" xmlns:w16="http://schemas.microsoft.com/office/word/2018/wordml" xmlns:w16du="http://schemas.microsoft.com/office/word/2023/wordml/word16du" xmlns:w16sdtdh="http://schemas.microsoft.com/office/word/2020/wordml/sdtdatahash" xmlns:w16sdtfl="http://schemas.microsoft.com/office/word/2024/wordml/sdtformatlock" xmlns:w16se="http://schemas.microsoft.com/office/word/2015/wordml/symex" xmlns:wpg="http://schemas.microsoft.com/office/word/2010/wordprocessingGroup" xmlns:wpi="http://schemas.microsoft.com/office/word/2010/wordprocessingInk" xmlns:wne="http://schemas.microsoft.com/office/word/2006/wordml" xmlns:wps="http://schemas.microsoft.com/office/word/2010/wordprocessingShape" mc:Ignorable="w14 w15 w16se w16cid w16 w16cex w16sdtdh w16sdtfl w16du wp14">
+<w:endnotes xmlns:wpc="http://schemas.microsoft.com/office/word/2010/wordprocessingCanvas" xmlns:cx="http://schemas.microsoft.com/office/drawing/2014/chartex" xmlns:cx1="http://schemas.microsoft.com/office/drawing/2015/9/8/chartex" xmlns:cx2="http://schemas.microsoft.com/office/drawing/2015/10/21/chartex" xmlns:cx3="http://schemas.microsoft.com/office/drawing/2016/5/9/chartex" xmlns:cx4="http://schemas.microsoft.com/office/drawing/2016/5/10/chartex" xmlns:cx5="http://schemas.microsoft.com/office/drawing/2016/5/11/chartex" xmlns:cx6="http://schemas.microsoft.com/office/drawing/2016/5/12/chartex" xmlns:cx7="http://schemas.microsoft.com/office/drawing/2016/5/13/chartex" xmlns:cx8="http://schemas.microsoft.com/office/drawing/2016/5/14/chartex" xmlns:mc="http://schemas.openxmlformats.org/markup-compatibility/2006" xmlns:aink="http://schemas.microsoft.com/office/drawing/2016/ink" xmlns:am3d="http://schemas.microsoft.com/office/drawing/2017/model3d" xmlns:o="urn:schemas-microsoft-com:office:office" xmlns:r="http://schemas.openxmlformats.org/officeDocument/2006/relationships" xmlns:m="http://schemas.openxmlformats.org/officeDocument/2006/math" xmlns:v="urn:schemas-microsoft-com:vml" xmlns:wp14="http://schemas.microsoft.com/office/word/2010/wordprocessingDrawing" xmlns:wp="http://schemas.openxmlformats.org/drawingml/2006/wordprocessingDrawing" xmlns:w10="urn:schemas-microsoft-com:office:word" xmlns:w="http://schemas.openxmlformats.org/wordprocessingml/2006/main" xmlns:w14="http://schemas.microsoft.com/office/word/2010/wordml" xmlns:w15="http://schemas.microsoft.com/office/word/2012/wordml" xmlns:w16cex="http://schemas.microsoft.com/office/word/2018/wordml/cex" xmlns:w16cid="http://schemas.microsoft.com/office/word/2016/wordml/cid" xmlns:w16="http://schemas.microsoft.com/office/word/2018/wordml" xmlns:w16sdtdh="http://schemas.microsoft.com/office/word/2020/wordml/sdtdatahash" xmlns:w16se="http://schemas.microsoft.com/office/word/2015/wordml/symex" xmlns:wpg="http://schemas.microsoft.com/office/word/2010/wordprocessingGroup" xmlns:wpi="http://schemas.microsoft.com/office/word/2010/wordprocessingInk" xmlns:wne="http://schemas.microsoft.com/office/word/2006/wordml" xmlns:wps="http://schemas.microsoft.com/office/word/2010/wordprocessingShape" mc:Ignorable="w14 w15 w16se w16cid w16 w16cex w16sdtdh wp14">
   <w:endnote w:type="separator" w:id="-1">
     <w:p>
       <w:r>
@@ -21816,17 +24167,18 @@
 </file>
 
 <file path=word/footer1.xml><?xml version="1.0" encoding="utf-8"?>
-<w:ftr xmlns:wpc="http://schemas.microsoft.com/office/word/2010/wordprocessingCanvas" xmlns:cx="http://schemas.microsoft.com/office/drawing/2014/chartex" xmlns:cx1="http://schemas.microsoft.com/office/drawing/2015/9/8/chartex" xmlns:cx2="http://schemas.microsoft.com/office/drawing/2015/10/21/chartex" xmlns:cx3="http://schemas.microsoft.com/office/drawing/2016/5/9/chartex" xmlns:cx4="http://schemas.microsoft.com/office/drawing/2016/5/10/chartex" xmlns:cx5="http://schemas.microsoft.com/office/drawing/2016/5/11/chartex" xmlns:cx6="http://schemas.microsoft.com/office/drawing/2016/5/12/chartex" xmlns:cx7="http://schemas.microsoft.com/office/drawing/2016/5/13/chartex" xmlns:cx8="http://schemas.microsoft.com/office/drawing/2016/5/14/chartex" xmlns:mc="http://schemas.openxmlformats.org/markup-compatibility/2006" xmlns:aink="http://schemas.microsoft.com/office/drawing/2016/ink" xmlns:am3d="http://schemas.microsoft.com/office/drawing/2017/model3d" xmlns:o="urn:schemas-microsoft-com:office:office" xmlns:oel="http://schemas.microsoft.com/office/2019/extlst" xmlns:r="http://schemas.openxmlformats.org/officeDocument/2006/relationships" xmlns:m="http://schemas.openxmlformats.org/officeDocument/2006/math" xmlns:v="urn:schemas-microsoft-com:vml" xmlns:wp14="http://schemas.microsoft.com/office/word/2010/wordprocessingDrawing" xmlns:wp="http://schemas.openxmlformats.org/drawingml/2006/wordprocessingDrawing" xmlns:w10="urn:schemas-microsoft-com:office:word" xmlns:w="http://schemas.openxmlformats.org/wordprocessingml/2006/main" xmlns:w14="http://schemas.microsoft.com/office/word/2010/wordml" xmlns:w15="http://schemas.microsoft.com/office/word/2012/wordml" xmlns:w16cex="http://schemas.microsoft.com/office/word/2018/wordml/cex" xmlns:w16cid="http://schemas.microsoft.com/office/word/2016/wordml/cid" xmlns:w16="http://schemas.microsoft.com/office/word/2018/wordml" xmlns:w16du="http://schemas.microsoft.com/office/word/2023/wordml/word16du" xmlns:w16sdtdh="http://schemas.microsoft.com/office/word/2020/wordml/sdtdatahash" xmlns:w16sdtfl="http://schemas.microsoft.com/office/word/2024/wordml/sdtformatlock" xmlns:w16se="http://schemas.microsoft.com/office/word/2015/wordml/symex" xmlns:wpg="http://schemas.microsoft.com/office/word/2010/wordprocessingGroup" xmlns:wpi="http://schemas.microsoft.com/office/word/2010/wordprocessingInk" xmlns:wne="http://schemas.microsoft.com/office/word/2006/wordml" xmlns:wps="http://schemas.microsoft.com/office/word/2010/wordprocessingShape" mc:Ignorable="w14 w15 w16se w16cid w16 w16cex w16sdtdh w16sdtfl w16du wp14">
+<w:ftr xmlns:wpc="http://schemas.microsoft.com/office/word/2010/wordprocessingCanvas" xmlns:cx="http://schemas.microsoft.com/office/drawing/2014/chartex" xmlns:cx1="http://schemas.microsoft.com/office/drawing/2015/9/8/chartex" xmlns:cx2="http://schemas.microsoft.com/office/drawing/2015/10/21/chartex" xmlns:cx3="http://schemas.microsoft.com/office/drawing/2016/5/9/chartex" xmlns:cx4="http://schemas.microsoft.com/office/drawing/2016/5/10/chartex" xmlns:cx5="http://schemas.microsoft.com/office/drawing/2016/5/11/chartex" xmlns:cx6="http://schemas.microsoft.com/office/drawing/2016/5/12/chartex" xmlns:cx7="http://schemas.microsoft.com/office/drawing/2016/5/13/chartex" xmlns:cx8="http://schemas.microsoft.com/office/drawing/2016/5/14/chartex" xmlns:mc="http://schemas.openxmlformats.org/markup-compatibility/2006" xmlns:aink="http://schemas.microsoft.com/office/drawing/2016/ink" xmlns:am3d="http://schemas.microsoft.com/office/drawing/2017/model3d" xmlns:o="urn:schemas-microsoft-com:office:office" xmlns:r="http://schemas.openxmlformats.org/officeDocument/2006/relationships" xmlns:m="http://schemas.openxmlformats.org/officeDocument/2006/math" xmlns:v="urn:schemas-microsoft-com:vml" xmlns:wp14="http://schemas.microsoft.com/office/word/2010/wordprocessingDrawing" xmlns:wp="http://schemas.openxmlformats.org/drawingml/2006/wordprocessingDrawing" xmlns:w10="urn:schemas-microsoft-com:office:word" xmlns:w="http://schemas.openxmlformats.org/wordprocessingml/2006/main" xmlns:w14="http://schemas.microsoft.com/office/word/2010/wordml" xmlns:w15="http://schemas.microsoft.com/office/word/2012/wordml" xmlns:w16cex="http://schemas.microsoft.com/office/word/2018/wordml/cex" xmlns:w16cid="http://schemas.microsoft.com/office/word/2016/wordml/cid" xmlns:w16="http://schemas.microsoft.com/office/word/2018/wordml" xmlns:w16sdtdh="http://schemas.microsoft.com/office/word/2020/wordml/sdtdatahash" xmlns:w16se="http://schemas.microsoft.com/office/word/2015/wordml/symex" xmlns:wpg="http://schemas.microsoft.com/office/word/2010/wordprocessingGroup" xmlns:wpi="http://schemas.microsoft.com/office/word/2010/wordprocessingInk" xmlns:wne="http://schemas.microsoft.com/office/word/2006/wordml" xmlns:wps="http://schemas.microsoft.com/office/word/2010/wordprocessingShape" mc:Ignorable="w14 w15 w16se w16cid w16 w16cex w16sdtdh wp14">
   <w:p>
     <w:pPr>
       <w:pStyle w:val="Footer"/>
+      <w:jc w:val="center"/>
     </w:pPr>
   </w:p>
 </w:ftr>
 </file>
 
 <file path=word/footer2.xml><?xml version="1.0" encoding="utf-8"?>
-<w:ftr xmlns:wpc="http://schemas.microsoft.com/office/word/2010/wordprocessingCanvas" xmlns:cx="http://schemas.microsoft.com/office/drawing/2014/chartex" xmlns:cx1="http://schemas.microsoft.com/office/drawing/2015/9/8/chartex" xmlns:cx2="http://schemas.microsoft.com/office/drawing/2015/10/21/chartex" xmlns:cx3="http://schemas.microsoft.com/office/drawing/2016/5/9/chartex" xmlns:cx4="http://schemas.microsoft.com/office/drawing/2016/5/10/chartex" xmlns:cx5="http://schemas.microsoft.com/office/drawing/2016/5/11/chartex" xmlns:cx6="http://schemas.microsoft.com/office/drawing/2016/5/12/chartex" xmlns:cx7="http://schemas.microsoft.com/office/drawing/2016/5/13/chartex" xmlns:cx8="http://schemas.microsoft.com/office/drawing/2016/5/14/chartex" xmlns:mc="http://schemas.openxmlformats.org/markup-compatibility/2006" xmlns:aink="http://schemas.microsoft.com/office/drawing/2016/ink" xmlns:am3d="http://schemas.microsoft.com/office/drawing/2017/model3d" xmlns:o="urn:schemas-microsoft-com:office:office" xmlns:oel="http://schemas.microsoft.com/office/2019/extlst" xmlns:r="http://schemas.openxmlformats.org/officeDocument/2006/relationships" xmlns:m="http://schemas.openxmlformats.org/officeDocument/2006/math" xmlns:v="urn:schemas-microsoft-com:vml" xmlns:wp14="http://schemas.microsoft.com/office/word/2010/wordprocessingDrawing" xmlns:wp="http://schemas.openxmlformats.org/drawingml/2006/wordprocessingDrawing" xmlns:w10="urn:schemas-microsoft-com:office:word" xmlns:w="http://schemas.openxmlformats.org/wordprocessingml/2006/main" xmlns:w14="http://schemas.microsoft.com/office/word/2010/wordml" xmlns:w15="http://schemas.microsoft.com/office/word/2012/wordml" xmlns:w16cex="http://schemas.microsoft.com/office/word/2018/wordml/cex" xmlns:w16cid="http://schemas.microsoft.com/office/word/2016/wordml/cid" xmlns:w16="http://schemas.microsoft.com/office/word/2018/wordml" xmlns:w16du="http://schemas.microsoft.com/office/word/2023/wordml/word16du" xmlns:w16sdtdh="http://schemas.microsoft.com/office/word/2020/wordml/sdtdatahash" xmlns:w16sdtfl="http://schemas.microsoft.com/office/word/2024/wordml/sdtformatlock" xmlns:w16se="http://schemas.microsoft.com/office/word/2015/wordml/symex" xmlns:wpg="http://schemas.microsoft.com/office/word/2010/wordprocessingGroup" xmlns:wpi="http://schemas.microsoft.com/office/word/2010/wordprocessingInk" xmlns:wne="http://schemas.microsoft.com/office/word/2006/wordml" xmlns:wps="http://schemas.microsoft.com/office/word/2010/wordprocessingShape" mc:Ignorable="w14 w15 w16se w16cid w16 w16cex w16sdtdh w16sdtfl w16du wp14">
+<w:ftr xmlns:wpc="http://schemas.microsoft.com/office/word/2010/wordprocessingCanvas" xmlns:cx="http://schemas.microsoft.com/office/drawing/2014/chartex" xmlns:cx1="http://schemas.microsoft.com/office/drawing/2015/9/8/chartex" xmlns:cx2="http://schemas.microsoft.com/office/drawing/2015/10/21/chartex" xmlns:cx3="http://schemas.microsoft.com/office/drawing/2016/5/9/chartex" xmlns:cx4="http://schemas.microsoft.com/office/drawing/2016/5/10/chartex" xmlns:cx5="http://schemas.microsoft.com/office/drawing/2016/5/11/chartex" xmlns:cx6="http://schemas.microsoft.com/office/drawing/2016/5/12/chartex" xmlns:cx7="http://schemas.microsoft.com/office/drawing/2016/5/13/chartex" xmlns:cx8="http://schemas.microsoft.com/office/drawing/2016/5/14/chartex" xmlns:mc="http://schemas.openxmlformats.org/markup-compatibility/2006" xmlns:aink="http://schemas.microsoft.com/office/drawing/2016/ink" xmlns:am3d="http://schemas.microsoft.com/office/drawing/2017/model3d" xmlns:o="urn:schemas-microsoft-com:office:office" xmlns:r="http://schemas.openxmlformats.org/officeDocument/2006/relationships" xmlns:m="http://schemas.openxmlformats.org/officeDocument/2006/math" xmlns:v="urn:schemas-microsoft-com:vml" xmlns:wp14="http://schemas.microsoft.com/office/word/2010/wordprocessingDrawing" xmlns:wp="http://schemas.openxmlformats.org/drawingml/2006/wordprocessingDrawing" xmlns:w10="urn:schemas-microsoft-com:office:word" xmlns:w="http://schemas.openxmlformats.org/wordprocessingml/2006/main" xmlns:w14="http://schemas.microsoft.com/office/word/2010/wordml" xmlns:w15="http://schemas.microsoft.com/office/word/2012/wordml" xmlns:w16cex="http://schemas.microsoft.com/office/word/2018/wordml/cex" xmlns:w16cid="http://schemas.microsoft.com/office/word/2016/wordml/cid" xmlns:w16="http://schemas.microsoft.com/office/word/2018/wordml" xmlns:w16sdtdh="http://schemas.microsoft.com/office/word/2020/wordml/sdtdatahash" xmlns:w16se="http://schemas.microsoft.com/office/word/2015/wordml/symex" xmlns:wpg="http://schemas.microsoft.com/office/word/2010/wordprocessingGroup" xmlns:wpi="http://schemas.microsoft.com/office/word/2010/wordprocessingInk" xmlns:wne="http://schemas.microsoft.com/office/word/2006/wordml" xmlns:wps="http://schemas.microsoft.com/office/word/2010/wordprocessingShape" mc:Ignorable="w14 w15 w16se w16cid w16 w16cex w16sdtdh wp14">
   <w:p>
     <w:pPr>
       <w:pStyle w:val="Footer"/>
@@ -21837,18 +24189,7 @@
 </file>
 
 <file path=word/footer3.xml><?xml version="1.0" encoding="utf-8"?>
-<w:ftr xmlns:wpc="http://schemas.microsoft.com/office/word/2010/wordprocessingCanvas" xmlns:cx="http://schemas.microsoft.com/office/drawing/2014/chartex" xmlns:cx1="http://schemas.microsoft.com/office/drawing/2015/9/8/chartex" xmlns:cx2="http://schemas.microsoft.com/office/drawing/2015/10/21/chartex" xmlns:cx3="http://schemas.microsoft.com/office/drawing/2016/5/9/chartex" xmlns:cx4="http://schemas.microsoft.com/office/drawing/2016/5/10/chartex" xmlns:cx5="http://schemas.microsoft.com/office/drawing/2016/5/11/chartex" xmlns:cx6="http://schemas.microsoft.com/office/drawing/2016/5/12/chartex" xmlns:cx7="http://schemas.microsoft.com/office/drawing/2016/5/13/chartex" xmlns:cx8="http://schemas.microsoft.com/office/drawing/2016/5/14/chartex" xmlns:mc="http://schemas.openxmlformats.org/markup-compatibility/2006" xmlns:aink="http://schemas.microsoft.com/office/drawing/2016/ink" xmlns:am3d="http://schemas.microsoft.com/office/drawing/2017/model3d" xmlns:o="urn:schemas-microsoft-com:office:office" xmlns:oel="http://schemas.microsoft.com/office/2019/extlst" xmlns:r="http://schemas.openxmlformats.org/officeDocument/2006/relationships" xmlns:m="http://schemas.openxmlformats.org/officeDocument/2006/math" xmlns:v="urn:schemas-microsoft-com:vml" xmlns:wp14="http://schemas.microsoft.com/office/word/2010/wordprocessingDrawing" xmlns:wp="http://schemas.openxmlformats.org/drawingml/2006/wordprocessingDrawing" xmlns:w10="urn:schemas-microsoft-com:office:word" xmlns:w="http://schemas.openxmlformats.org/wordprocessingml/2006/main" xmlns:w14="http://schemas.microsoft.com/office/word/2010/wordml" xmlns:w15="http://schemas.microsoft.com/office/word/2012/wordml" xmlns:w16cex="http://schemas.microsoft.com/office/word/2018/wordml/cex" xmlns:w16cid="http://schemas.microsoft.com/office/word/2016/wordml/cid" xmlns:w16="http://schemas.microsoft.com/office/word/2018/wordml" xmlns:w16du="http://schemas.microsoft.com/office/word/2023/wordml/word16du" xmlns:w16sdtdh="http://schemas.microsoft.com/office/word/2020/wordml/sdtdatahash" xmlns:w16sdtfl="http://schemas.microsoft.com/office/word/2024/wordml/sdtformatlock" xmlns:w16se="http://schemas.microsoft.com/office/word/2015/wordml/symex" xmlns:wpg="http://schemas.microsoft.com/office/word/2010/wordprocessingGroup" xmlns:wpi="http://schemas.microsoft.com/office/word/2010/wordprocessingInk" xmlns:wne="http://schemas.microsoft.com/office/word/2006/wordml" xmlns:wps="http://schemas.microsoft.com/office/word/2010/wordprocessingShape" mc:Ignorable="w14 w15 w16se w16cid w16 w16cex w16sdtdh w16sdtfl w16du wp14">
-  <w:p>
-    <w:pPr>
-      <w:pStyle w:val="Footer"/>
-      <w:jc w:val="center"/>
-    </w:pPr>
-  </w:p>
-</w:ftr>
-</file>
-
-<file path=word/footer4.xml><?xml version="1.0" encoding="utf-8"?>
-<w:ftr xmlns:wpc="http://schemas.microsoft.com/office/word/2010/wordprocessingCanvas" xmlns:cx="http://schemas.microsoft.com/office/drawing/2014/chartex" xmlns:cx1="http://schemas.microsoft.com/office/drawing/2015/9/8/chartex" xmlns:cx2="http://schemas.microsoft.com/office/drawing/2015/10/21/chartex" xmlns:cx3="http://schemas.microsoft.com/office/drawing/2016/5/9/chartex" xmlns:cx4="http://schemas.microsoft.com/office/drawing/2016/5/10/chartex" xmlns:cx5="http://schemas.microsoft.com/office/drawing/2016/5/11/chartex" xmlns:cx6="http://schemas.microsoft.com/office/drawing/2016/5/12/chartex" xmlns:cx7="http://schemas.microsoft.com/office/drawing/2016/5/13/chartex" xmlns:cx8="http://schemas.microsoft.com/office/drawing/2016/5/14/chartex" xmlns:mc="http://schemas.openxmlformats.org/markup-compatibility/2006" xmlns:aink="http://schemas.microsoft.com/office/drawing/2016/ink" xmlns:am3d="http://schemas.microsoft.com/office/drawing/2017/model3d" xmlns:o="urn:schemas-microsoft-com:office:office" xmlns:oel="http://schemas.microsoft.com/office/2019/extlst" xmlns:r="http://schemas.openxmlformats.org/officeDocument/2006/relationships" xmlns:m="http://schemas.openxmlformats.org/officeDocument/2006/math" xmlns:v="urn:schemas-microsoft-com:vml" xmlns:wp14="http://schemas.microsoft.com/office/word/2010/wordprocessingDrawing" xmlns:wp="http://schemas.openxmlformats.org/drawingml/2006/wordprocessingDrawing" xmlns:w10="urn:schemas-microsoft-com:office:word" xmlns:w="http://schemas.openxmlformats.org/wordprocessingml/2006/main" xmlns:w14="http://schemas.microsoft.com/office/word/2010/wordml" xmlns:w15="http://schemas.microsoft.com/office/word/2012/wordml" xmlns:w16cex="http://schemas.microsoft.com/office/word/2018/wordml/cex" xmlns:w16cid="http://schemas.microsoft.com/office/word/2016/wordml/cid" xmlns:w16="http://schemas.microsoft.com/office/word/2018/wordml" xmlns:w16du="http://schemas.microsoft.com/office/word/2023/wordml/word16du" xmlns:w16sdtdh="http://schemas.microsoft.com/office/word/2020/wordml/sdtdatahash" xmlns:w16sdtfl="http://schemas.microsoft.com/office/word/2024/wordml/sdtformatlock" xmlns:w16se="http://schemas.microsoft.com/office/word/2015/wordml/symex" xmlns:wpg="http://schemas.microsoft.com/office/word/2010/wordprocessingGroup" xmlns:wpi="http://schemas.microsoft.com/office/word/2010/wordprocessingInk" xmlns:wne="http://schemas.microsoft.com/office/word/2006/wordml" xmlns:wps="http://schemas.microsoft.com/office/word/2010/wordprocessingShape" mc:Ignorable="w14 w15 w16se w16cid w16 w16cex w16sdtdh w16sdtfl w16du wp14">
+<w:ftr xmlns:wpc="http://schemas.microsoft.com/office/word/2010/wordprocessingCanvas" xmlns:cx="http://schemas.microsoft.com/office/drawing/2014/chartex" xmlns:cx1="http://schemas.microsoft.com/office/drawing/2015/9/8/chartex" xmlns:cx2="http://schemas.microsoft.com/office/drawing/2015/10/21/chartex" xmlns:cx3="http://schemas.microsoft.com/office/drawing/2016/5/9/chartex" xmlns:cx4="http://schemas.microsoft.com/office/drawing/2016/5/10/chartex" xmlns:cx5="http://schemas.microsoft.com/office/drawing/2016/5/11/chartex" xmlns:cx6="http://schemas.microsoft.com/office/drawing/2016/5/12/chartex" xmlns:cx7="http://schemas.microsoft.com/office/drawing/2016/5/13/chartex" xmlns:cx8="http://schemas.microsoft.com/office/drawing/2016/5/14/chartex" xmlns:mc="http://schemas.openxmlformats.org/markup-compatibility/2006" xmlns:aink="http://schemas.microsoft.com/office/drawing/2016/ink" xmlns:am3d="http://schemas.microsoft.com/office/drawing/2017/model3d" xmlns:o="urn:schemas-microsoft-com:office:office" xmlns:r="http://schemas.openxmlformats.org/officeDocument/2006/relationships" xmlns:m="http://schemas.openxmlformats.org/officeDocument/2006/math" xmlns:v="urn:schemas-microsoft-com:vml" xmlns:wp14="http://schemas.microsoft.com/office/word/2010/wordprocessingDrawing" xmlns:wp="http://schemas.openxmlformats.org/drawingml/2006/wordprocessingDrawing" xmlns:w10="urn:schemas-microsoft-com:office:word" xmlns:w="http://schemas.openxmlformats.org/wordprocessingml/2006/main" xmlns:w14="http://schemas.microsoft.com/office/word/2010/wordml" xmlns:w15="http://schemas.microsoft.com/office/word/2012/wordml" xmlns:w16cex="http://schemas.microsoft.com/office/word/2018/wordml/cex" xmlns:w16cid="http://schemas.microsoft.com/office/word/2016/wordml/cid" xmlns:w16="http://schemas.microsoft.com/office/word/2018/wordml" xmlns:w16sdtdh="http://schemas.microsoft.com/office/word/2020/wordml/sdtdatahash" xmlns:w16se="http://schemas.microsoft.com/office/word/2015/wordml/symex" xmlns:wpg="http://schemas.microsoft.com/office/word/2010/wordprocessingGroup" xmlns:wpi="http://schemas.microsoft.com/office/word/2010/wordprocessingInk" xmlns:wne="http://schemas.microsoft.com/office/word/2006/wordml" xmlns:wps="http://schemas.microsoft.com/office/word/2010/wordprocessingShape" mc:Ignorable="w14 w15 w16se w16cid w16 w16cex w16sdtdh wp14">
   <w:p>
     <w:pPr>
       <w:pStyle w:val="Footer"/>
@@ -21905,7 +24246,7 @@
 </file>
 
 <file path=word/footnotes.xml><?xml version="1.0" encoding="utf-8"?>
-<w:footnotes xmlns:wpc="http://schemas.microsoft.com/office/word/2010/wordprocessingCanvas" xmlns:cx="http://schemas.microsoft.com/office/drawing/2014/chartex" xmlns:cx1="http://schemas.microsoft.com/office/drawing/2015/9/8/chartex" xmlns:cx2="http://schemas.microsoft.com/office/drawing/2015/10/21/chartex" xmlns:cx3="http://schemas.microsoft.com/office/drawing/2016/5/9/chartex" xmlns:cx4="http://schemas.microsoft.com/office/drawing/2016/5/10/chartex" xmlns:cx5="http://schemas.microsoft.com/office/drawing/2016/5/11/chartex" xmlns:cx6="http://schemas.microsoft.com/office/drawing/2016/5/12/chartex" xmlns:cx7="http://schemas.microsoft.com/office/drawing/2016/5/13/chartex" xmlns:cx8="http://schemas.microsoft.com/office/drawing/2016/5/14/chartex" xmlns:mc="http://schemas.openxmlformats.org/markup-compatibility/2006" xmlns:aink="http://schemas.microsoft.com/office/drawing/2016/ink" xmlns:am3d="http://schemas.microsoft.com/office/drawing/2017/model3d" xmlns:o="urn:schemas-microsoft-com:office:office" xmlns:oel="http://schemas.microsoft.com/office/2019/extlst" xmlns:r="http://schemas.openxmlformats.org/officeDocument/2006/relationships" xmlns:m="http://schemas.openxmlformats.org/officeDocument/2006/math" xmlns:v="urn:schemas-microsoft-com:vml" xmlns:wp14="http://schemas.microsoft.com/office/word/2010/wordprocessingDrawing" xmlns:wp="http://schemas.openxmlformats.org/drawingml/2006/wordprocessingDrawing" xmlns:w10="urn:schemas-microsoft-com:office:word" xmlns:w="http://schemas.openxmlformats.org/wordprocessingml/2006/main" xmlns:w14="http://schemas.microsoft.com/office/word/2010/wordml" xmlns:w15="http://schemas.microsoft.com/office/word/2012/wordml" xmlns:w16cex="http://schemas.microsoft.com/office/word/2018/wordml/cex" xmlns:w16cid="http://schemas.microsoft.com/office/word/2016/wordml/cid" xmlns:w16="http://schemas.microsoft.com/office/word/2018/wordml" xmlns:w16du="http://schemas.microsoft.com/office/word/2023/wordml/word16du" xmlns:w16sdtdh="http://schemas.microsoft.com/office/word/2020/wordml/sdtdatahash" xmlns:w16sdtfl="http://schemas.microsoft.com/office/word/2024/wordml/sdtformatlock" xmlns:w16se="http://schemas.microsoft.com/office/word/2015/wordml/symex" xmlns:wpg="http://schemas.microsoft.com/office/word/2010/wordprocessingGroup" xmlns:wpi="http://schemas.microsoft.com/office/word/2010/wordprocessingInk" xmlns:wne="http://schemas.microsoft.com/office/word/2006/wordml" xmlns:wps="http://schemas.microsoft.com/office/word/2010/wordprocessingShape" mc:Ignorable="w14 w15 w16se w16cid w16 w16cex w16sdtdh w16sdtfl w16du wp14">
+<w:footnotes xmlns:wpc="http://schemas.microsoft.com/office/word/2010/wordprocessingCanvas" xmlns:cx="http://schemas.microsoft.com/office/drawing/2014/chartex" xmlns:cx1="http://schemas.microsoft.com/office/drawing/2015/9/8/chartex" xmlns:cx2="http://schemas.microsoft.com/office/drawing/2015/10/21/chartex" xmlns:cx3="http://schemas.microsoft.com/office/drawing/2016/5/9/chartex" xmlns:cx4="http://schemas.microsoft.com/office/drawing/2016/5/10/chartex" xmlns:cx5="http://schemas.microsoft.com/office/drawing/2016/5/11/chartex" xmlns:cx6="http://schemas.microsoft.com/office/drawing/2016/5/12/chartex" xmlns:cx7="http://schemas.microsoft.com/office/drawing/2016/5/13/chartex" xmlns:cx8="http://schemas.microsoft.com/office/drawing/2016/5/14/chartex" xmlns:mc="http://schemas.openxmlformats.org/markup-compatibility/2006" xmlns:aink="http://schemas.microsoft.com/office/drawing/2016/ink" xmlns:am3d="http://schemas.microsoft.com/office/drawing/2017/model3d" xmlns:o="urn:schemas-microsoft-com:office:office" xmlns:r="http://schemas.openxmlformats.org/officeDocument/2006/relationships" xmlns:m="http://schemas.openxmlformats.org/officeDocument/2006/math" xmlns:v="urn:schemas-microsoft-com:vml" xmlns:wp14="http://schemas.microsoft.com/office/word/2010/wordprocessingDrawing" xmlns:wp="http://schemas.openxmlformats.org/drawingml/2006/wordprocessingDrawing" xmlns:w10="urn:schemas-microsoft-com:office:word" xmlns:w="http://schemas.openxmlformats.org/wordprocessingml/2006/main" xmlns:w14="http://schemas.microsoft.com/office/word/2010/wordml" xmlns:w15="http://schemas.microsoft.com/office/word/2012/wordml" xmlns:w16cex="http://schemas.microsoft.com/office/word/2018/wordml/cex" xmlns:w16cid="http://schemas.microsoft.com/office/word/2016/wordml/cid" xmlns:w16="http://schemas.microsoft.com/office/word/2018/wordml" xmlns:w16sdtdh="http://schemas.microsoft.com/office/word/2020/wordml/sdtdatahash" xmlns:w16se="http://schemas.microsoft.com/office/word/2015/wordml/symex" xmlns:wpg="http://schemas.microsoft.com/office/word/2010/wordprocessingGroup" xmlns:wpi="http://schemas.microsoft.com/office/word/2010/wordprocessingInk" xmlns:wne="http://schemas.microsoft.com/office/word/2006/wordml" xmlns:wps="http://schemas.microsoft.com/office/word/2010/wordprocessingShape" mc:Ignorable="w14 w15 w16se w16cid w16 w16cex w16sdtdh wp14">
   <w:footnote w:type="separator" w:id="-1">
     <w:p>
       <w:r>
@@ -22164,17 +24505,7 @@
 </file>
 
 <file path=word/header1.xml><?xml version="1.0" encoding="utf-8"?>
-<w:hdr xmlns:wpc="http://schemas.microsoft.com/office/word/2010/wordprocessingCanvas" xmlns:cx="http://schemas.microsoft.com/office/drawing/2014/chartex" xmlns:cx1="http://schemas.microsoft.com/office/drawing/2015/9/8/chartex" xmlns:cx2="http://schemas.microsoft.com/office/drawing/2015/10/21/chartex" xmlns:cx3="http://schemas.microsoft.com/office/drawing/2016/5/9/chartex" xmlns:cx4="http://schemas.microsoft.com/office/drawing/2016/5/10/chartex" xmlns:cx5="http://schemas.microsoft.com/office/drawing/2016/5/11/chartex" xmlns:cx6="http://schemas.microsoft.com/office/drawing/2016/5/12/chartex" xmlns:cx7="http://schemas.microsoft.com/office/drawing/2016/5/13/chartex" xmlns:cx8="http://schemas.microsoft.com/office/drawing/2016/5/14/chartex" xmlns:mc="http://schemas.openxmlformats.org/markup-compatibility/2006" xmlns:aink="http://schemas.microsoft.com/office/drawing/2016/ink" xmlns:am3d="http://schemas.microsoft.com/office/drawing/2017/model3d" xmlns:o="urn:schemas-microsoft-com:office:office" xmlns:oel="http://schemas.microsoft.com/office/2019/extlst" xmlns:r="http://schemas.openxmlformats.org/officeDocument/2006/relationships" xmlns:m="http://schemas.openxmlformats.org/officeDocument/2006/math" xmlns:v="urn:schemas-microsoft-com:vml" xmlns:wp14="http://schemas.microsoft.com/office/word/2010/wordprocessingDrawing" xmlns:wp="http://schemas.openxmlformats.org/drawingml/2006/wordprocessingDrawing" xmlns:w10="urn:schemas-microsoft-com:office:word" xmlns:w="http://schemas.openxmlformats.org/wordprocessingml/2006/main" xmlns:w14="http://schemas.microsoft.com/office/word/2010/wordml" xmlns:w15="http://schemas.microsoft.com/office/word/2012/wordml" xmlns:w16cex="http://schemas.microsoft.com/office/word/2018/wordml/cex" xmlns:w16cid="http://schemas.microsoft.com/office/word/2016/wordml/cid" xmlns:w16="http://schemas.microsoft.com/office/word/2018/wordml" xmlns:w16du="http://schemas.microsoft.com/office/word/2023/wordml/word16du" xmlns:w16sdtdh="http://schemas.microsoft.com/office/word/2020/wordml/sdtdatahash" xmlns:w16sdtfl="http://schemas.microsoft.com/office/word/2024/wordml/sdtformatlock" xmlns:w16se="http://schemas.microsoft.com/office/word/2015/wordml/symex" xmlns:wpg="http://schemas.microsoft.com/office/word/2010/wordprocessingGroup" xmlns:wpi="http://schemas.microsoft.com/office/word/2010/wordprocessingInk" xmlns:wne="http://schemas.microsoft.com/office/word/2006/wordml" xmlns:wps="http://schemas.microsoft.com/office/word/2010/wordprocessingShape" mc:Ignorable="w14 w15 w16se w16cid w16 w16cex w16sdtdh w16sdtfl w16du wp14">
-  <w:p>
-    <w:pPr>
-      <w:pStyle w:val="Header"/>
-    </w:pPr>
-  </w:p>
-</w:hdr>
-</file>
-
-<file path=word/header2.xml><?xml version="1.0" encoding="utf-8"?>
-<w:hdr xmlns:wpc="http://schemas.microsoft.com/office/word/2010/wordprocessingCanvas" xmlns:cx="http://schemas.microsoft.com/office/drawing/2014/chartex" xmlns:cx1="http://schemas.microsoft.com/office/drawing/2015/9/8/chartex" xmlns:cx2="http://schemas.microsoft.com/office/drawing/2015/10/21/chartex" xmlns:cx3="http://schemas.microsoft.com/office/drawing/2016/5/9/chartex" xmlns:cx4="http://schemas.microsoft.com/office/drawing/2016/5/10/chartex" xmlns:cx5="http://schemas.microsoft.com/office/drawing/2016/5/11/chartex" xmlns:cx6="http://schemas.microsoft.com/office/drawing/2016/5/12/chartex" xmlns:cx7="http://schemas.microsoft.com/office/drawing/2016/5/13/chartex" xmlns:cx8="http://schemas.microsoft.com/office/drawing/2016/5/14/chartex" xmlns:mc="http://schemas.openxmlformats.org/markup-compatibility/2006" xmlns:aink="http://schemas.microsoft.com/office/drawing/2016/ink" xmlns:am3d="http://schemas.microsoft.com/office/drawing/2017/model3d" xmlns:o="urn:schemas-microsoft-com:office:office" xmlns:oel="http://schemas.microsoft.com/office/2019/extlst" xmlns:r="http://schemas.openxmlformats.org/officeDocument/2006/relationships" xmlns:m="http://schemas.openxmlformats.org/officeDocument/2006/math" xmlns:v="urn:schemas-microsoft-com:vml" xmlns:wp14="http://schemas.microsoft.com/office/word/2010/wordprocessingDrawing" xmlns:wp="http://schemas.openxmlformats.org/drawingml/2006/wordprocessingDrawing" xmlns:w10="urn:schemas-microsoft-com:office:word" xmlns:w="http://schemas.openxmlformats.org/wordprocessingml/2006/main" xmlns:w14="http://schemas.microsoft.com/office/word/2010/wordml" xmlns:w15="http://schemas.microsoft.com/office/word/2012/wordml" xmlns:w16cex="http://schemas.microsoft.com/office/word/2018/wordml/cex" xmlns:w16cid="http://schemas.microsoft.com/office/word/2016/wordml/cid" xmlns:w16="http://schemas.microsoft.com/office/word/2018/wordml" xmlns:w16du="http://schemas.microsoft.com/office/word/2023/wordml/word16du" xmlns:w16sdtdh="http://schemas.microsoft.com/office/word/2020/wordml/sdtdatahash" xmlns:w16sdtfl="http://schemas.microsoft.com/office/word/2024/wordml/sdtformatlock" xmlns:w16se="http://schemas.microsoft.com/office/word/2015/wordml/symex" xmlns:wpg="http://schemas.microsoft.com/office/word/2010/wordprocessingGroup" xmlns:wpi="http://schemas.microsoft.com/office/word/2010/wordprocessingInk" xmlns:wne="http://schemas.microsoft.com/office/word/2006/wordml" xmlns:wps="http://schemas.microsoft.com/office/word/2010/wordprocessingShape" mc:Ignorable="w14 w15 w16se w16cid w16 w16cex w16sdtdh w16sdtfl w16du wp14">
+<w:hdr xmlns:wpc="http://schemas.microsoft.com/office/word/2010/wordprocessingCanvas" xmlns:cx="http://schemas.microsoft.com/office/drawing/2014/chartex" xmlns:cx1="http://schemas.microsoft.com/office/drawing/2015/9/8/chartex" xmlns:cx2="http://schemas.microsoft.com/office/drawing/2015/10/21/chartex" xmlns:cx3="http://schemas.microsoft.com/office/drawing/2016/5/9/chartex" xmlns:cx4="http://schemas.microsoft.com/office/drawing/2016/5/10/chartex" xmlns:cx5="http://schemas.microsoft.com/office/drawing/2016/5/11/chartex" xmlns:cx6="http://schemas.microsoft.com/office/drawing/2016/5/12/chartex" xmlns:cx7="http://schemas.microsoft.com/office/drawing/2016/5/13/chartex" xmlns:cx8="http://schemas.microsoft.com/office/drawing/2016/5/14/chartex" xmlns:mc="http://schemas.openxmlformats.org/markup-compatibility/2006" xmlns:aink="http://schemas.microsoft.com/office/drawing/2016/ink" xmlns:am3d="http://schemas.microsoft.com/office/drawing/2017/model3d" xmlns:o="urn:schemas-microsoft-com:office:office" xmlns:r="http://schemas.openxmlformats.org/officeDocument/2006/relationships" xmlns:m="http://schemas.openxmlformats.org/officeDocument/2006/math" xmlns:v="urn:schemas-microsoft-com:vml" xmlns:wp14="http://schemas.microsoft.com/office/word/2010/wordprocessingDrawing" xmlns:wp="http://schemas.openxmlformats.org/drawingml/2006/wordprocessingDrawing" xmlns:w10="urn:schemas-microsoft-com:office:word" xmlns:w="http://schemas.openxmlformats.org/wordprocessingml/2006/main" xmlns:w14="http://schemas.microsoft.com/office/word/2010/wordml" xmlns:w15="http://schemas.microsoft.com/office/word/2012/wordml" xmlns:w16cex="http://schemas.microsoft.com/office/word/2018/wordml/cex" xmlns:w16cid="http://schemas.microsoft.com/office/word/2016/wordml/cid" xmlns:w16="http://schemas.microsoft.com/office/word/2018/wordml" xmlns:w16sdtdh="http://schemas.microsoft.com/office/word/2020/wordml/sdtdatahash" xmlns:w16se="http://schemas.microsoft.com/office/word/2015/wordml/symex" xmlns:wpg="http://schemas.microsoft.com/office/word/2010/wordprocessingGroup" xmlns:wpi="http://schemas.microsoft.com/office/word/2010/wordprocessingInk" xmlns:wne="http://schemas.microsoft.com/office/word/2006/wordml" xmlns:wps="http://schemas.microsoft.com/office/word/2010/wordprocessingShape" mc:Ignorable="w14 w15 w16se w16cid w16 w16cex w16sdtdh wp14">
   <w:p>
     <w:pPr>
       <w:pStyle w:val="Header"/>
@@ -22189,8 +24520,8 @@
 </w:hdr>
 </file>
 
-<file path=word/header3.xml><?xml version="1.0" encoding="utf-8"?>
-<w:hdr xmlns:wpc="http://schemas.microsoft.com/office/word/2010/wordprocessingCanvas" xmlns:cx="http://schemas.microsoft.com/office/drawing/2014/chartex" xmlns:cx1="http://schemas.microsoft.com/office/drawing/2015/9/8/chartex" xmlns:cx2="http://schemas.microsoft.com/office/drawing/2015/10/21/chartex" xmlns:cx3="http://schemas.microsoft.com/office/drawing/2016/5/9/chartex" xmlns:cx4="http://schemas.microsoft.com/office/drawing/2016/5/10/chartex" xmlns:cx5="http://schemas.microsoft.com/office/drawing/2016/5/11/chartex" xmlns:cx6="http://schemas.microsoft.com/office/drawing/2016/5/12/chartex" xmlns:cx7="http://schemas.microsoft.com/office/drawing/2016/5/13/chartex" xmlns:cx8="http://schemas.microsoft.com/office/drawing/2016/5/14/chartex" xmlns:mc="http://schemas.openxmlformats.org/markup-compatibility/2006" xmlns:aink="http://schemas.microsoft.com/office/drawing/2016/ink" xmlns:am3d="http://schemas.microsoft.com/office/drawing/2017/model3d" xmlns:o="urn:schemas-microsoft-com:office:office" xmlns:oel="http://schemas.microsoft.com/office/2019/extlst" xmlns:r="http://schemas.openxmlformats.org/officeDocument/2006/relationships" xmlns:m="http://schemas.openxmlformats.org/officeDocument/2006/math" xmlns:v="urn:schemas-microsoft-com:vml" xmlns:wp14="http://schemas.microsoft.com/office/word/2010/wordprocessingDrawing" xmlns:wp="http://schemas.openxmlformats.org/drawingml/2006/wordprocessingDrawing" xmlns:w10="urn:schemas-microsoft-com:office:word" xmlns:w="http://schemas.openxmlformats.org/wordprocessingml/2006/main" xmlns:w14="http://schemas.microsoft.com/office/word/2010/wordml" xmlns:w15="http://schemas.microsoft.com/office/word/2012/wordml" xmlns:w16cex="http://schemas.microsoft.com/office/word/2018/wordml/cex" xmlns:w16cid="http://schemas.microsoft.com/office/word/2016/wordml/cid" xmlns:w16="http://schemas.microsoft.com/office/word/2018/wordml" xmlns:w16du="http://schemas.microsoft.com/office/word/2023/wordml/word16du" xmlns:w16sdtdh="http://schemas.microsoft.com/office/word/2020/wordml/sdtdatahash" xmlns:w16sdtfl="http://schemas.microsoft.com/office/word/2024/wordml/sdtformatlock" xmlns:w16se="http://schemas.microsoft.com/office/word/2015/wordml/symex" xmlns:wpg="http://schemas.microsoft.com/office/word/2010/wordprocessingGroup" xmlns:wpi="http://schemas.microsoft.com/office/word/2010/wordprocessingInk" xmlns:wne="http://schemas.microsoft.com/office/word/2006/wordml" xmlns:wps="http://schemas.microsoft.com/office/word/2010/wordprocessingShape" mc:Ignorable="w14 w15 w16se w16cid w16 w16cex w16sdtdh w16sdtfl w16du wp14">
+<file path=word/header2.xml><?xml version="1.0" encoding="utf-8"?>
+<w:hdr xmlns:wpc="http://schemas.microsoft.com/office/word/2010/wordprocessingCanvas" xmlns:cx="http://schemas.microsoft.com/office/drawing/2014/chartex" xmlns:cx1="http://schemas.microsoft.com/office/drawing/2015/9/8/chartex" xmlns:cx2="http://schemas.microsoft.com/office/drawing/2015/10/21/chartex" xmlns:cx3="http://schemas.microsoft.com/office/drawing/2016/5/9/chartex" xmlns:cx4="http://schemas.microsoft.com/office/drawing/2016/5/10/chartex" xmlns:cx5="http://schemas.microsoft.com/office/drawing/2016/5/11/chartex" xmlns:cx6="http://schemas.microsoft.com/office/drawing/2016/5/12/chartex" xmlns:cx7="http://schemas.microsoft.com/office/drawing/2016/5/13/chartex" xmlns:cx8="http://schemas.microsoft.com/office/drawing/2016/5/14/chartex" xmlns:mc="http://schemas.openxmlformats.org/markup-compatibility/2006" xmlns:aink="http://schemas.microsoft.com/office/drawing/2016/ink" xmlns:am3d="http://schemas.microsoft.com/office/drawing/2017/model3d" xmlns:o="urn:schemas-microsoft-com:office:office" xmlns:r="http://schemas.openxmlformats.org/officeDocument/2006/relationships" xmlns:m="http://schemas.openxmlformats.org/officeDocument/2006/math" xmlns:v="urn:schemas-microsoft-com:vml" xmlns:wp14="http://schemas.microsoft.com/office/word/2010/wordprocessingDrawing" xmlns:wp="http://schemas.openxmlformats.org/drawingml/2006/wordprocessingDrawing" xmlns:w10="urn:schemas-microsoft-com:office:word" xmlns:w="http://schemas.openxmlformats.org/wordprocessingml/2006/main" xmlns:w14="http://schemas.microsoft.com/office/word/2010/wordml" xmlns:w15="http://schemas.microsoft.com/office/word/2012/wordml" xmlns:w16cex="http://schemas.microsoft.com/office/word/2018/wordml/cex" xmlns:w16cid="http://schemas.microsoft.com/office/word/2016/wordml/cid" xmlns:w16="http://schemas.microsoft.com/office/word/2018/wordml" xmlns:w16sdtdh="http://schemas.microsoft.com/office/word/2020/wordml/sdtdatahash" xmlns:w16se="http://schemas.microsoft.com/office/word/2015/wordml/symex" xmlns:wpg="http://schemas.microsoft.com/office/word/2010/wordprocessingGroup" xmlns:wpi="http://schemas.microsoft.com/office/word/2010/wordprocessingInk" xmlns:wne="http://schemas.microsoft.com/office/word/2006/wordml" xmlns:wps="http://schemas.microsoft.com/office/word/2010/wordprocessingShape" mc:Ignorable="w14 w15 w16se w16cid w16 w16cex w16sdtdh wp14">
   <w:p>
     <w:pPr>
       <w:widowControl w:val="0"/>
@@ -22204,83 +24535,76 @@
         <w:szCs w:val="36"/>
       </w:rPr>
     </w:pPr>
+    <w:r>
+      <w:rPr>
+        <w:noProof/>
+      </w:rPr>
+      <w:drawing>
+        <wp:anchor distT="0" distB="0" distL="114300" distR="114300" simplePos="0" relativeHeight="251660288" behindDoc="0" locked="0" layoutInCell="1" allowOverlap="1" wp14:anchorId="014ABB11" wp14:editId="1352E1D4">
+          <wp:simplePos x="0" y="0"/>
+          <wp:positionH relativeFrom="margin">
+            <wp:posOffset>-308610</wp:posOffset>
+          </wp:positionH>
+          <wp:positionV relativeFrom="paragraph">
+            <wp:posOffset>6985</wp:posOffset>
+          </wp:positionV>
+          <wp:extent cx="810260" cy="810260"/>
+          <wp:effectExtent l="0" t="0" r="8890" b="8890"/>
+          <wp:wrapNone/>
+          <wp:docPr id="5" name="Picture 5"/>
+          <wp:cNvGraphicFramePr>
+            <a:graphicFrameLocks xmlns:a="http://schemas.openxmlformats.org/drawingml/2006/main" noChangeAspect="1"/>
+          </wp:cNvGraphicFramePr>
+          <a:graphic xmlns:a="http://schemas.openxmlformats.org/drawingml/2006/main">
+            <a:graphicData uri="http://schemas.openxmlformats.org/drawingml/2006/picture">
+              <pic:pic xmlns:pic="http://schemas.openxmlformats.org/drawingml/2006/picture">
+                <pic:nvPicPr>
+                  <pic:cNvPr id="0" name="Picture 3"/>
+                  <pic:cNvPicPr>
+                    <a:picLocks noChangeAspect="1" noChangeArrowheads="1"/>
+                  </pic:cNvPicPr>
+                </pic:nvPicPr>
+                <pic:blipFill>
+                  <a:blip r:embed="rId1">
+                    <a:extLst>
+                      <a:ext uri="{28A0092B-C50C-407E-A947-70E740481C1C}">
+                        <a14:useLocalDpi xmlns:a14="http://schemas.microsoft.com/office/drawing/2010/main" val="0"/>
+                      </a:ext>
+                    </a:extLst>
+                  </a:blip>
+                  <a:srcRect/>
+                  <a:stretch>
+                    <a:fillRect/>
+                  </a:stretch>
+                </pic:blipFill>
+                <pic:spPr bwMode="auto">
+                  <a:xfrm>
+                    <a:off x="0" y="0"/>
+                    <a:ext cx="810260" cy="810260"/>
+                  </a:xfrm>
+                  <a:prstGeom prst="rect">
+                    <a:avLst/>
+                  </a:prstGeom>
+                  <a:noFill/>
+                </pic:spPr>
+              </pic:pic>
+            </a:graphicData>
+          </a:graphic>
+          <wp14:sizeRelH relativeFrom="page">
+            <wp14:pctWidth>0</wp14:pctWidth>
+          </wp14:sizeRelH>
+          <wp14:sizeRelV relativeFrom="page">
+            <wp14:pctHeight>0</wp14:pctHeight>
+          </wp14:sizeRelV>
+        </wp:anchor>
+      </w:drawing>
+    </w:r>
     <w:bookmarkStart w:id="1" w:name="_Hlk186188695"/>
     <w:bookmarkStart w:id="2" w:name="_Hlk186188696"/>
     <w:bookmarkStart w:id="3" w:name="_Hlk186188840"/>
     <w:bookmarkStart w:id="4" w:name="_Hlk186188841"/>
     <w:bookmarkStart w:id="5" w:name="_Hlk186189107"/>
     <w:bookmarkStart w:id="6" w:name="_Hlk186189108"/>
-    <w:bookmarkStart w:id="7" w:name="_Hlk186189264"/>
-    <w:bookmarkStart w:id="8" w:name="_Hlk186189265"/>
-    <w:bookmarkStart w:id="9" w:name="_Hlk186189287"/>
-    <w:bookmarkStart w:id="10" w:name="_Hlk186189288"/>
-    <w:bookmarkStart w:id="11" w:name="_Hlk186189395"/>
-    <w:bookmarkStart w:id="12" w:name="_Hlk186189396"/>
-    <w:r>
-      <w:rPr>
-        <w:rFonts w:ascii="Arial" w:eastAsia="Calibri" w:hAnsi="Arial" w:cs="Arial"/>
-        <w:noProof/>
-        <w:sz w:val="36"/>
-        <w:szCs w:val="36"/>
-      </w:rPr>
-      <w:drawing>
-        <wp:anchor distT="0" distB="0" distL="114300" distR="114300" simplePos="0" relativeHeight="251659264" behindDoc="0" locked="0" layoutInCell="1" allowOverlap="1" wp14:anchorId="40DBD067" wp14:editId="4BD6DCA1">
-          <wp:simplePos x="0" y="0"/>
-          <wp:positionH relativeFrom="column">
-            <wp:posOffset>-324221</wp:posOffset>
-          </wp:positionH>
-          <wp:positionV relativeFrom="paragraph">
-            <wp:posOffset>6985</wp:posOffset>
-          </wp:positionV>
-          <wp:extent cx="835200" cy="835200"/>
-          <wp:effectExtent l="0" t="0" r="3175" b="3175"/>
-          <wp:wrapNone/>
-          <wp:docPr id="2115472725" name="Picture 2115472725" descr="A yellow and blue logo&#10;&#10;Description automatically generated"/>
-          <wp:cNvGraphicFramePr>
-            <a:graphicFrameLocks xmlns:a="http://schemas.openxmlformats.org/drawingml/2006/main"/>
-          </wp:cNvGraphicFramePr>
-          <a:graphic xmlns:a="http://schemas.openxmlformats.org/drawingml/2006/main">
-            <a:graphicData uri="http://schemas.openxmlformats.org/drawingml/2006/picture">
-              <pic:pic xmlns:pic="http://schemas.openxmlformats.org/drawingml/2006/picture">
-                <pic:nvPicPr>
-                  <pic:cNvPr id="469225509" name="Picture 469225509" descr="A yellow and blue logo&#10;&#10;Description automatically generated"/>
-                  <pic:cNvPicPr>
-                    <a:picLocks noChangeAspect="1"/>
-                  </pic:cNvPicPr>
-                </pic:nvPicPr>
-                <pic:blipFill>
-                  <a:blip r:embed="rId1" cstate="print">
-                    <a:extLst>
-                      <a:ext uri="{28A0092B-C50C-407E-A947-70E740481C1C}">
-                        <a14:useLocalDpi xmlns:a14="http://schemas.microsoft.com/office/drawing/2010/main" val="0"/>
-                      </a:ext>
-                    </a:extLst>
-                  </a:blip>
-                  <a:stretch>
-                    <a:fillRect/>
-                  </a:stretch>
-                </pic:blipFill>
-                <pic:spPr>
-                  <a:xfrm>
-                    <a:off x="0" y="0"/>
-                    <a:ext cx="835200" cy="835200"/>
-                  </a:xfrm>
-                  <a:prstGeom prst="rect">
-                    <a:avLst/>
-                  </a:prstGeom>
-                </pic:spPr>
-              </pic:pic>
-            </a:graphicData>
-          </a:graphic>
-          <wp14:sizeRelH relativeFrom="margin">
-            <wp14:pctWidth>0</wp14:pctWidth>
-          </wp14:sizeRelH>
-          <wp14:sizeRelV relativeFrom="margin">
-            <wp14:pctHeight>0</wp14:pctHeight>
-          </wp14:sizeRelV>
-        </wp:anchor>
-      </w:drawing>
-    </w:r>
     <w:r>
       <w:rPr>
         <w:rFonts w:ascii="Arial" w:eastAsia="Calibri" w:hAnsi="Arial" w:cs="Arial"/>
@@ -22301,8 +24625,6 @@
       <w:outlineLvl w:val="4"/>
       <w:rPr>
         <w:rFonts w:ascii="Arial" w:hAnsi="Arial" w:cs="Arial"/>
-        <w:b/>
-        <w:bCs/>
         <w:sz w:val="28"/>
         <w:szCs w:val="28"/>
       </w:rPr>
@@ -22349,8 +24671,9 @@
       <w:jc w:val="center"/>
       <w:rPr>
         <w:rFonts w:ascii="Arial" w:eastAsia="Calibri" w:hAnsi="Arial" w:cs="Arial"/>
-        <w:sz w:val="18"/>
-        <w:szCs w:val="18"/>
+        <w:spacing w:val="-8"/>
+        <w:sz w:val="16"/>
+        <w:szCs w:val="16"/>
       </w:rPr>
     </w:pPr>
     <w:r>
@@ -22358,31 +24681,49 @@
         <w:rFonts w:ascii="Arial" w:eastAsia="Calibri" w:hAnsi="Arial" w:cs="Arial"/>
         <w:b/>
         <w:bCs/>
-        <w:sz w:val="18"/>
-        <w:szCs w:val="18"/>
+        <w:spacing w:val="-8"/>
+        <w:sz w:val="16"/>
+        <w:szCs w:val="16"/>
+        <w:lang w:val="en-US"/>
       </w:rPr>
-      <w:t xml:space="preserve">TIM PELAKSANA </w:t>
+      <w:t>TIM PELAKSANA {</w:t>
+    </w:r>
+    <w:proofErr w:type="spellStart"/>
+    <w:r>
+      <w:rPr>
+        <w:rFonts w:ascii="Arial" w:eastAsia="Calibri" w:hAnsi="Arial" w:cs="Arial"/>
+        <w:b/>
+        <w:bCs/>
+        <w:spacing w:val="-8"/>
+        <w:sz w:val="16"/>
+        <w:szCs w:val="16"/>
+        <w:lang w:val="en-US"/>
+      </w:rPr>
+      <w:t>kode_pokja</w:t>
+    </w:r>
+    <w:proofErr w:type="spellEnd"/>
+    <w:r>
+      <w:rPr>
+        <w:rFonts w:ascii="Arial" w:eastAsia="Calibri" w:hAnsi="Arial" w:cs="Arial"/>
+        <w:b/>
+        <w:bCs/>
+        <w:spacing w:val="-8"/>
+        <w:sz w:val="16"/>
+        <w:szCs w:val="16"/>
+        <w:lang w:val="en-US"/>
+      </w:rPr>
+      <w:t xml:space="preserve">} </w:t>
     </w:r>
     <w:r>
       <w:rPr>
         <w:rFonts w:ascii="Arial" w:eastAsia="Calibri" w:hAnsi="Arial" w:cs="Arial"/>
         <w:b/>
         <w:bCs/>
-        <w:sz w:val="18"/>
-        <w:szCs w:val="18"/>
-        <w:lang w:val="en-US"/>
+        <w:spacing w:val="-8"/>
+        <w:sz w:val="16"/>
+        <w:szCs w:val="16"/>
       </w:rPr>
-      <w:t>{kode_pokja}</w:t>
-    </w:r>
-    <w:r>
-      <w:rPr>
-        <w:rFonts w:ascii="Arial" w:eastAsia="Calibri" w:hAnsi="Arial" w:cs="Arial"/>
-        <w:b/>
-        <w:bCs/>
-        <w:sz w:val="18"/>
-        <w:szCs w:val="18"/>
-      </w:rPr>
-      <w:t xml:space="preserve"> BP2JK WILAYAH KALIMANTAN SELATAN TAHUN ANGGARAN 2026</w:t>
+      <w:t>BP2JK WILAYAH KALIMANTAN SELATAN TAHUN ANGGARAN 2026</w:t>
     </w:r>
   </w:p>
   <w:p>
@@ -22394,30 +24735,47 @@
       <w:jc w:val="center"/>
       <w:rPr>
         <w:rFonts w:ascii="Arial" w:eastAsia="Calibri" w:hAnsi="Arial" w:cs="Arial"/>
-        <w:spacing w:val="1"/>
-        <w:sz w:val="14"/>
-        <w:szCs w:val="14"/>
+        <w:sz w:val="15"/>
+        <w:szCs w:val="15"/>
       </w:rPr>
     </w:pPr>
     <w:r>
       <w:rPr>
         <w:rFonts w:ascii="Arial" w:eastAsia="Calibri" w:hAnsi="Arial" w:cs="Arial"/>
-        <w:sz w:val="14"/>
-        <w:szCs w:val="14"/>
+        <w:sz w:val="15"/>
+        <w:szCs w:val="15"/>
       </w:rPr>
-      <w:t xml:space="preserve">Alamat: Jl. Yos Sudarso No. 37A Lt.2, Banjarmasin 70119 Telp.0511-6723416 email: </w:t>
+      <w:t xml:space="preserve">Jl. Yos Sudarso No. 37A Lt.2, Banjarmasin 70119 Telepon (0511) 6723416 Surel </w:t>
     </w:r>
     <w:hyperlink r:id="rId2" w:history="1">
       <w:r>
         <w:rPr>
           <w:rStyle w:val="Hyperlink"/>
           <w:rFonts w:ascii="Arial" w:eastAsia="Calibri" w:hAnsi="Arial" w:cs="Arial"/>
-          <w:sz w:val="14"/>
-          <w:szCs w:val="14"/>
-        </w:rPr>
-        <w:t>mirzareynaldi@pu.go.id</w:t>
+          <w:sz w:val="15"/>
+          <w:szCs w:val="15"/>
+          <w:lang w:val="en-US"/>
+        </w:rPr>
+        <w:t>mirzayreynaldi@pu.go.id</w:t>
       </w:r>
     </w:hyperlink>
+    <w:r>
+      <w:rPr>
+        <w:rFonts w:ascii="Arial" w:eastAsia="Calibri" w:hAnsi="Arial" w:cs="Arial"/>
+        <w:sz w:val="15"/>
+        <w:szCs w:val="15"/>
+        <w:lang w:val="en-US"/>
+      </w:rPr>
+      <w:t xml:space="preserve"> </w:t>
+    </w:r>
+    <w:r>
+      <w:rPr>
+        <w:rFonts w:ascii="Arial" w:eastAsia="Calibri" w:hAnsi="Arial" w:cs="Arial"/>
+        <w:sz w:val="15"/>
+        <w:szCs w:val="15"/>
+      </w:rPr>
+      <w:t xml:space="preserve">  </w:t>
+    </w:r>
   </w:p>
   <w:bookmarkEnd w:id="1"/>
   <w:bookmarkEnd w:id="2"/>
@@ -22435,26 +24793,23 @@
     </w:pPr>
     <w:r>
       <w:rPr>
-        <w:rFonts w:ascii="Arial" w:eastAsia="Calibri" w:hAnsi="Arial" w:cs="Arial"/>
         <w:noProof/>
-        <w:spacing w:val="-6"/>
-        <w:sz w:val="16"/>
       </w:rPr>
       <mc:AlternateContent>
         <mc:Choice Requires="wps">
           <w:drawing>
-            <wp:anchor distT="0" distB="0" distL="114300" distR="114300" simplePos="0" relativeHeight="251660288" behindDoc="0" locked="0" layoutInCell="1" allowOverlap="1" wp14:anchorId="0CDAE4D5" wp14:editId="448978C6">
+            <wp:anchor distT="0" distB="0" distL="114300" distR="114300" simplePos="0" relativeHeight="251659264" behindDoc="0" locked="0" layoutInCell="1" allowOverlap="1" wp14:anchorId="2AF72C2E" wp14:editId="02736A62">
               <wp:simplePos x="0" y="0"/>
               <wp:positionH relativeFrom="margin">
-                <wp:posOffset>567858</wp:posOffset>
+                <wp:posOffset>567690</wp:posOffset>
               </wp:positionH>
               <wp:positionV relativeFrom="paragraph">
-                <wp:posOffset>9598</wp:posOffset>
+                <wp:posOffset>9525</wp:posOffset>
               </wp:positionV>
-              <wp:extent cx="5381086" cy="0"/>
+              <wp:extent cx="5380990" cy="0"/>
               <wp:effectExtent l="0" t="19050" r="29210" b="19050"/>
               <wp:wrapNone/>
-              <wp:docPr id="984700384" name="Straight Connector 984700384"/>
+              <wp:docPr id="3" name="Straight Connector 3"/>
               <wp:cNvGraphicFramePr/>
               <a:graphic xmlns:a="http://schemas.openxmlformats.org/drawingml/2006/main">
                 <a:graphicData uri="http://schemas.microsoft.com/office/word/2010/wordprocessingShape">
@@ -22463,7 +24818,7 @@
                     <wps:spPr>
                       <a:xfrm>
                         <a:off x="0" y="0"/>
-                        <a:ext cx="5381086" cy="0"/>
+                        <a:ext cx="5380990" cy="0"/>
                       </a:xfrm>
                       <a:prstGeom prst="line">
                         <a:avLst/>
@@ -22493,7 +24848,7 @@
         </mc:Choice>
         <mc:Fallback>
           <w:pict>
-            <v:line w14:anchorId="6FA75CA7" id="Straight Connector 984700384" o:spid="_x0000_s1026" style="position:absolute;z-index:251660288;visibility:visible;mso-wrap-style:square;mso-width-percent:0;mso-height-percent:0;mso-wrap-distance-left:9pt;mso-wrap-distance-top:0;mso-wrap-distance-right:9pt;mso-wrap-distance-bottom:0;mso-position-horizontal:absolute;mso-position-horizontal-relative:margin;mso-position-vertical:absolute;mso-position-vertical-relative:text;mso-width-percent:0;mso-height-percent:0;mso-width-relative:margin;mso-height-relative:margin" from="44.7pt,.75pt" to="468.4pt,.75pt" o:gfxdata="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" strokecolor="windowText" strokeweight="2.5pt">
+            <v:line w14:anchorId="3DF4231A" id="Straight Connector 3" o:spid="_x0000_s1026" style="position:absolute;z-index:251659264;visibility:visible;mso-wrap-style:square;mso-width-percent:0;mso-height-percent:0;mso-wrap-distance-left:9pt;mso-wrap-distance-top:0;mso-wrap-distance-right:9pt;mso-wrap-distance-bottom:0;mso-position-horizontal:absolute;mso-position-horizontal-relative:margin;mso-position-vertical:absolute;mso-position-vertical-relative:text;mso-width-percent:0;mso-height-percent:0;mso-width-relative:margin;mso-height-relative:margin" from="44.7pt,.75pt" to="468.4pt,.75pt" o:gfxdata="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" strokecolor="windowText" strokeweight="2.5pt">
               <v:stroke joinstyle="miter"/>
               <w10:wrap anchorx="margin"/>
             </v:line>
@@ -22505,28 +24860,12 @@
     <w:bookmarkEnd w:id="4"/>
     <w:bookmarkEnd w:id="5"/>
     <w:bookmarkEnd w:id="6"/>
-    <w:bookmarkEnd w:id="7"/>
-    <w:bookmarkEnd w:id="8"/>
-    <w:bookmarkEnd w:id="9"/>
-    <w:bookmarkEnd w:id="10"/>
-    <w:bookmarkEnd w:id="11"/>
-    <w:bookmarkEnd w:id="12"/>
-  </w:p>
-  <w:p>
-    <w:pPr>
-      <w:pStyle w:val="Header"/>
-    </w:pPr>
-  </w:p>
-  <w:p>
-    <w:pPr>
-      <w:pStyle w:val="Header"/>
-    </w:pPr>
   </w:p>
 </w:hdr>
 </file>
 
 <file path=word/numbering.xml><?xml version="1.0" encoding="utf-8"?>
-<w:numbering xmlns:wpc="http://schemas.microsoft.com/office/word/2010/wordprocessingCanvas" xmlns:cx="http://schemas.microsoft.com/office/drawing/2014/chartex" xmlns:cx1="http://schemas.microsoft.com/office/drawing/2015/9/8/chartex" xmlns:cx2="http://schemas.microsoft.com/office/drawing/2015/10/21/chartex" xmlns:cx3="http://schemas.microsoft.com/office/drawing/2016/5/9/chartex" xmlns:cx4="http://schemas.microsoft.com/office/drawing/2016/5/10/chartex" xmlns:cx5="http://schemas.microsoft.com/office/drawing/2016/5/11/chartex" xmlns:cx6="http://schemas.microsoft.com/office/drawing/2016/5/12/chartex" xmlns:cx7="http://schemas.microsoft.com/office/drawing/2016/5/13/chartex" xmlns:cx8="http://schemas.microsoft.com/office/drawing/2016/5/14/chartex" xmlns:mc="http://schemas.openxmlformats.org/markup-compatibility/2006" xmlns:aink="http://schemas.microsoft.com/office/drawing/2016/ink" xmlns:am3d="http://schemas.microsoft.com/office/drawing/2017/model3d" xmlns:o="urn:schemas-microsoft-com:office:office" xmlns:oel="http://schemas.microsoft.com/office/2019/extlst" xmlns:r="http://schemas.openxmlformats.org/officeDocument/2006/relationships" xmlns:m="http://schemas.openxmlformats.org/officeDocument/2006/math" xmlns:v="urn:schemas-microsoft-com:vml" xmlns:wp14="http://schemas.microsoft.com/office/word/2010/wordprocessingDrawing" xmlns:wp="http://schemas.openxmlformats.org/drawingml/2006/wordprocessingDrawing" xmlns:w10="urn:schemas-microsoft-com:office:word" xmlns:w="http://schemas.openxmlformats.org/wordprocessingml/2006/main" xmlns:w14="http://schemas.microsoft.com/office/word/2010/wordml" xmlns:w15="http://schemas.microsoft.com/office/word/2012/wordml" xmlns:w16cex="http://schemas.microsoft.com/office/word/2018/wordml/cex" xmlns:w16cid="http://schemas.microsoft.com/office/word/2016/wordml/cid" xmlns:w16="http://schemas.microsoft.com/office/word/2018/wordml" xmlns:w16du="http://schemas.microsoft.com/office/word/2023/wordml/word16du" xmlns:w16sdtdh="http://schemas.microsoft.com/office/word/2020/wordml/sdtdatahash" xmlns:w16sdtfl="http://schemas.microsoft.com/office/word/2024/wordml/sdtformatlock" xmlns:w16se="http://schemas.microsoft.com/office/word/2015/wordml/symex" xmlns:wpg="http://schemas.microsoft.com/office/word/2010/wordprocessingGroup" xmlns:wpi="http://schemas.microsoft.com/office/word/2010/wordprocessingInk" xmlns:wne="http://schemas.microsoft.com/office/word/2006/wordml" xmlns:wps="http://schemas.microsoft.com/office/word/2010/wordprocessingShape" mc:Ignorable="w14 w15 w16se w16cid w16 w16cex w16sdtdh w16sdtfl w16du wp14">
+<w:numbering xmlns:wpc="http://schemas.microsoft.com/office/word/2010/wordprocessingCanvas" xmlns:cx="http://schemas.microsoft.com/office/drawing/2014/chartex" xmlns:cx1="http://schemas.microsoft.com/office/drawing/2015/9/8/chartex" xmlns:cx2="http://schemas.microsoft.com/office/drawing/2015/10/21/chartex" xmlns:cx3="http://schemas.microsoft.com/office/drawing/2016/5/9/chartex" xmlns:cx4="http://schemas.microsoft.com/office/drawing/2016/5/10/chartex" xmlns:cx5="http://schemas.microsoft.com/office/drawing/2016/5/11/chartex" xmlns:cx6="http://schemas.microsoft.com/office/drawing/2016/5/12/chartex" xmlns:cx7="http://schemas.microsoft.com/office/drawing/2016/5/13/chartex" xmlns:cx8="http://schemas.microsoft.com/office/drawing/2016/5/14/chartex" xmlns:mc="http://schemas.openxmlformats.org/markup-compatibility/2006" xmlns:aink="http://schemas.microsoft.com/office/drawing/2016/ink" xmlns:am3d="http://schemas.microsoft.com/office/drawing/2017/model3d" xmlns:o="urn:schemas-microsoft-com:office:office" xmlns:r="http://schemas.openxmlformats.org/officeDocument/2006/relationships" xmlns:m="http://schemas.openxmlformats.org/officeDocument/2006/math" xmlns:v="urn:schemas-microsoft-com:vml" xmlns:wp14="http://schemas.microsoft.com/office/word/2010/wordprocessingDrawing" xmlns:wp="http://schemas.openxmlformats.org/drawingml/2006/wordprocessingDrawing" xmlns:w10="urn:schemas-microsoft-com:office:word" xmlns:w="http://schemas.openxmlformats.org/wordprocessingml/2006/main" xmlns:w14="http://schemas.microsoft.com/office/word/2010/wordml" xmlns:w15="http://schemas.microsoft.com/office/word/2012/wordml" xmlns:w16cex="http://schemas.microsoft.com/office/word/2018/wordml/cex" xmlns:w16cid="http://schemas.microsoft.com/office/word/2016/wordml/cid" xmlns:w16="http://schemas.microsoft.com/office/word/2018/wordml" xmlns:w16sdtdh="http://schemas.microsoft.com/office/word/2020/wordml/sdtdatahash" xmlns:w16se="http://schemas.microsoft.com/office/word/2015/wordml/symex" xmlns:wpg="http://schemas.microsoft.com/office/word/2010/wordprocessingGroup" xmlns:wpi="http://schemas.microsoft.com/office/word/2010/wordprocessingInk" xmlns:wne="http://schemas.microsoft.com/office/word/2006/wordml" xmlns:wps="http://schemas.microsoft.com/office/word/2010/wordprocessingShape" mc:Ignorable="w14 w15 w16se w16cid w16 w16cex w16sdtdh wp14">
   <w:abstractNum w:abstractNumId="0" w15:restartNumberingAfterBreak="0">
     <w:nsid w:val="FFFFFF88"/>
     <w:multiLevelType w:val="singleLevel"/>
@@ -27531,70 +29870,70 @@
       </w:pPr>
     </w:lvl>
   </w:abstractNum>
-  <w:num w:numId="1" w16cid:durableId="1816340002">
+  <w:num w:numId="1">
     <w:abstractNumId w:val="15"/>
   </w:num>
-  <w:num w:numId="2" w16cid:durableId="583420177">
+  <w:num w:numId="2">
     <w:abstractNumId w:val="33"/>
   </w:num>
-  <w:num w:numId="3" w16cid:durableId="163016662">
+  <w:num w:numId="3">
     <w:abstractNumId w:val="36"/>
   </w:num>
-  <w:num w:numId="4" w16cid:durableId="968438413">
+  <w:num w:numId="4">
     <w:abstractNumId w:val="0"/>
   </w:num>
-  <w:num w:numId="5" w16cid:durableId="73746812">
+  <w:num w:numId="5">
     <w:abstractNumId w:val="29"/>
   </w:num>
-  <w:num w:numId="6" w16cid:durableId="406466097">
+  <w:num w:numId="6">
     <w:abstractNumId w:val="21"/>
   </w:num>
-  <w:num w:numId="7" w16cid:durableId="681711593">
+  <w:num w:numId="7">
     <w:abstractNumId w:val="18"/>
   </w:num>
-  <w:num w:numId="8" w16cid:durableId="643044730">
+  <w:num w:numId="8">
     <w:abstractNumId w:val="25"/>
   </w:num>
-  <w:num w:numId="9" w16cid:durableId="160583715">
+  <w:num w:numId="9">
     <w:abstractNumId w:val="12"/>
   </w:num>
-  <w:num w:numId="10" w16cid:durableId="1788112200">
+  <w:num w:numId="10">
     <w:abstractNumId w:val="24"/>
   </w:num>
-  <w:num w:numId="11" w16cid:durableId="733242478">
+  <w:num w:numId="11">
     <w:abstractNumId w:val="22"/>
   </w:num>
-  <w:num w:numId="12" w16cid:durableId="1275362124">
+  <w:num w:numId="12">
     <w:abstractNumId w:val="32"/>
   </w:num>
-  <w:num w:numId="13" w16cid:durableId="1909923105">
+  <w:num w:numId="13">
     <w:abstractNumId w:val="35"/>
   </w:num>
-  <w:num w:numId="14" w16cid:durableId="1903984054">
+  <w:num w:numId="14">
     <w:abstractNumId w:val="17"/>
   </w:num>
-  <w:num w:numId="15" w16cid:durableId="345597814">
+  <w:num w:numId="15">
     <w:abstractNumId w:val="39"/>
   </w:num>
-  <w:num w:numId="16" w16cid:durableId="1608810492">
+  <w:num w:numId="16">
     <w:abstractNumId w:val="2"/>
   </w:num>
-  <w:num w:numId="17" w16cid:durableId="437798392">
+  <w:num w:numId="17">
     <w:abstractNumId w:val="7"/>
   </w:num>
-  <w:num w:numId="18" w16cid:durableId="1747609155">
+  <w:num w:numId="18">
     <w:abstractNumId w:val="41"/>
   </w:num>
-  <w:num w:numId="19" w16cid:durableId="1739595489">
+  <w:num w:numId="19">
     <w:abstractNumId w:val="30"/>
   </w:num>
-  <w:num w:numId="20" w16cid:durableId="322319270">
+  <w:num w:numId="20">
     <w:abstractNumId w:val="9"/>
   </w:num>
-  <w:num w:numId="21" w16cid:durableId="1962027627">
+  <w:num w:numId="21">
     <w:abstractNumId w:val="16"/>
   </w:num>
-  <w:num w:numId="22" w16cid:durableId="1656956162">
+  <w:num w:numId="22">
     <w:abstractNumId w:val="19"/>
     <w:lvlOverride w:ilvl="0">
       <w:startOverride w:val="1"/>
@@ -27624,7 +29963,7 @@
       <w:startOverride w:val="1"/>
     </w:lvlOverride>
   </w:num>
-  <w:num w:numId="23" w16cid:durableId="310521103">
+  <w:num w:numId="23">
     <w:abstractNumId w:val="28"/>
     <w:lvlOverride w:ilvl="0">
       <w:startOverride w:val="1"/>
@@ -27654,7 +29993,7 @@
       <w:startOverride w:val="1"/>
     </w:lvlOverride>
   </w:num>
-  <w:num w:numId="24" w16cid:durableId="1933246900">
+  <w:num w:numId="24">
     <w:abstractNumId w:val="31"/>
     <w:lvlOverride w:ilvl="0">
       <w:startOverride w:val="1"/>
@@ -27684,7 +30023,7 @@
       <w:startOverride w:val="1"/>
     </w:lvlOverride>
   </w:num>
-  <w:num w:numId="25" w16cid:durableId="413285323">
+  <w:num w:numId="25">
     <w:abstractNumId w:val="1"/>
     <w:lvlOverride w:ilvl="0">
       <w:startOverride w:val="1"/>
@@ -27714,7 +30053,7 @@
       <w:startOverride w:val="1"/>
     </w:lvlOverride>
   </w:num>
-  <w:num w:numId="26" w16cid:durableId="1476870183">
+  <w:num w:numId="26">
     <w:abstractNumId w:val="44"/>
     <w:lvlOverride w:ilvl="0">
       <w:startOverride w:val="2"/>
@@ -27744,7 +30083,7 @@
       <w:startOverride w:val="1"/>
     </w:lvlOverride>
   </w:num>
-  <w:num w:numId="27" w16cid:durableId="655691975">
+  <w:num w:numId="27">
     <w:abstractNumId w:val="27"/>
     <w:lvlOverride w:ilvl="0">
       <w:startOverride w:val="2"/>
@@ -27774,7 +30113,7 @@
       <w:startOverride w:val="1"/>
     </w:lvlOverride>
   </w:num>
-  <w:num w:numId="28" w16cid:durableId="354311923">
+  <w:num w:numId="28">
     <w:abstractNumId w:val="3"/>
     <w:lvlOverride w:ilvl="0">
       <w:startOverride w:val="2"/>
@@ -27804,7 +30143,7 @@
       <w:startOverride w:val="1"/>
     </w:lvlOverride>
   </w:num>
-  <w:num w:numId="29" w16cid:durableId="1049913432">
+  <w:num w:numId="29">
     <w:abstractNumId w:val="14"/>
     <w:lvlOverride w:ilvl="0">
       <w:startOverride w:val="2"/>
@@ -27834,7 +30173,7 @@
       <w:startOverride w:val="1"/>
     </w:lvlOverride>
   </w:num>
-  <w:num w:numId="30" w16cid:durableId="1269581910">
+  <w:num w:numId="30">
     <w:abstractNumId w:val="43"/>
     <w:lvlOverride w:ilvl="0">
       <w:startOverride w:val="2"/>
@@ -27864,7 +30203,7 @@
       <w:startOverride w:val="1"/>
     </w:lvlOverride>
   </w:num>
-  <w:num w:numId="31" w16cid:durableId="2092119433">
+  <w:num w:numId="31">
     <w:abstractNumId w:val="6"/>
     <w:lvlOverride w:ilvl="0">
       <w:startOverride w:val="2"/>
@@ -27894,7 +30233,7 @@
       <w:startOverride w:val="1"/>
     </w:lvlOverride>
   </w:num>
-  <w:num w:numId="32" w16cid:durableId="689842135">
+  <w:num w:numId="32">
     <w:abstractNumId w:val="10"/>
     <w:lvlOverride w:ilvl="0">
       <w:startOverride w:val="2"/>
@@ -27924,7 +30263,7 @@
       <w:startOverride w:val="1"/>
     </w:lvlOverride>
   </w:num>
-  <w:num w:numId="33" w16cid:durableId="1588536755">
+  <w:num w:numId="33">
     <w:abstractNumId w:val="45"/>
     <w:lvlOverride w:ilvl="0">
       <w:startOverride w:val="2"/>
@@ -27954,7 +30293,7 @@
       <w:startOverride w:val="1"/>
     </w:lvlOverride>
   </w:num>
-  <w:num w:numId="34" w16cid:durableId="1654678182">
+  <w:num w:numId="34">
     <w:abstractNumId w:val="4"/>
     <w:lvlOverride w:ilvl="0">
       <w:startOverride w:val="2"/>
@@ -27984,7 +30323,7 @@
       <w:startOverride w:val="1"/>
     </w:lvlOverride>
   </w:num>
-  <w:num w:numId="35" w16cid:durableId="1044015265">
+  <w:num w:numId="35">
     <w:abstractNumId w:val="37"/>
     <w:lvlOverride w:ilvl="0">
       <w:startOverride w:val="2"/>
@@ -28014,7 +30353,7 @@
       <w:startOverride w:val="1"/>
     </w:lvlOverride>
   </w:num>
-  <w:num w:numId="36" w16cid:durableId="425923107">
+  <w:num w:numId="36">
     <w:abstractNumId w:val="40"/>
     <w:lvlOverride w:ilvl="0">
       <w:startOverride w:val="2"/>
@@ -28044,7 +30383,7 @@
       <w:startOverride w:val="1"/>
     </w:lvlOverride>
   </w:num>
-  <w:num w:numId="37" w16cid:durableId="1719815392">
+  <w:num w:numId="37">
     <w:abstractNumId w:val="34"/>
     <w:lvlOverride w:ilvl="0">
       <w:startOverride w:val="2"/>
@@ -28074,7 +30413,7 @@
       <w:startOverride w:val="1"/>
     </w:lvlOverride>
   </w:num>
-  <w:num w:numId="38" w16cid:durableId="1047950419">
+  <w:num w:numId="38">
     <w:abstractNumId w:val="8"/>
     <w:lvlOverride w:ilvl="0">
       <w:startOverride w:val="1"/>
@@ -28104,7 +30443,7 @@
       <w:startOverride w:val="1"/>
     </w:lvlOverride>
   </w:num>
-  <w:num w:numId="39" w16cid:durableId="1424839840">
+  <w:num w:numId="39">
     <w:abstractNumId w:val="11"/>
     <w:lvlOverride w:ilvl="0">
       <w:startOverride w:val="1"/>
@@ -28134,7 +30473,7 @@
       <w:startOverride w:val="1"/>
     </w:lvlOverride>
   </w:num>
-  <w:num w:numId="40" w16cid:durableId="841623835">
+  <w:num w:numId="40">
     <w:abstractNumId w:val="20"/>
     <w:lvlOverride w:ilvl="0">
       <w:startOverride w:val="1"/>
@@ -28164,7 +30503,7 @@
       <w:startOverride w:val="1"/>
     </w:lvlOverride>
   </w:num>
-  <w:num w:numId="41" w16cid:durableId="982080951">
+  <w:num w:numId="41">
     <w:abstractNumId w:val="5"/>
     <w:lvlOverride w:ilvl="0">
       <w:startOverride w:val="1"/>
@@ -28194,7 +30533,7 @@
       <w:startOverride w:val="1"/>
     </w:lvlOverride>
   </w:num>
-  <w:num w:numId="42" w16cid:durableId="1726486964">
+  <w:num w:numId="42">
     <w:abstractNumId w:val="13"/>
     <w:lvlOverride w:ilvl="0">
       <w:startOverride w:val="2"/>
@@ -28224,7 +30563,7 @@
       <w:startOverride w:val="1"/>
     </w:lvlOverride>
   </w:num>
-  <w:num w:numId="43" w16cid:durableId="457190834">
+  <w:num w:numId="43">
     <w:abstractNumId w:val="38"/>
     <w:lvlOverride w:ilvl="0">
       <w:startOverride w:val="1"/>
@@ -28254,7 +30593,7 @@
       <w:startOverride w:val="1"/>
     </w:lvlOverride>
   </w:num>
-  <w:num w:numId="44" w16cid:durableId="921834826">
+  <w:num w:numId="44">
     <w:abstractNumId w:val="26"/>
     <w:lvlOverride w:ilvl="0">
       <w:startOverride w:val="2"/>
@@ -28284,7 +30623,7 @@
       <w:startOverride w:val="1"/>
     </w:lvlOverride>
   </w:num>
-  <w:num w:numId="45" w16cid:durableId="794714853">
+  <w:num w:numId="45">
     <w:abstractNumId w:val="42"/>
     <w:lvlOverride w:ilvl="0">
       <w:startOverride w:val="1"/>
@@ -28314,7 +30653,7 @@
       <w:startOverride w:val="1"/>
     </w:lvlOverride>
   </w:num>
-  <w:num w:numId="46" w16cid:durableId="1746806152">
+  <w:num w:numId="46">
     <w:abstractNumId w:val="23"/>
   </w:num>
   <w:numIdMacAtCleanup w:val="45"/>
@@ -28322,7 +30661,7 @@
 </file>
 
 <file path=word/people.xml><?xml version="1.0" encoding="utf-8"?>
-<w15:people xmlns:wpc="http://schemas.microsoft.com/office/word/2010/wordprocessingCanvas" xmlns:cx="http://schemas.microsoft.com/office/drawing/2014/chartex" xmlns:cx1="http://schemas.microsoft.com/office/drawing/2015/9/8/chartex" xmlns:cx2="http://schemas.microsoft.com/office/drawing/2015/10/21/chartex" xmlns:cx3="http://schemas.microsoft.com/office/drawing/2016/5/9/chartex" xmlns:cx4="http://schemas.microsoft.com/office/drawing/2016/5/10/chartex" xmlns:cx5="http://schemas.microsoft.com/office/drawing/2016/5/11/chartex" xmlns:cx6="http://schemas.microsoft.com/office/drawing/2016/5/12/chartex" xmlns:cx7="http://schemas.microsoft.com/office/drawing/2016/5/13/chartex" xmlns:cx8="http://schemas.microsoft.com/office/drawing/2016/5/14/chartex" xmlns:mc="http://schemas.openxmlformats.org/markup-compatibility/2006" xmlns:aink="http://schemas.microsoft.com/office/drawing/2016/ink" xmlns:am3d="http://schemas.microsoft.com/office/drawing/2017/model3d" xmlns:o="urn:schemas-microsoft-com:office:office" xmlns:oel="http://schemas.microsoft.com/office/2019/extlst" xmlns:r="http://schemas.openxmlformats.org/officeDocument/2006/relationships" xmlns:m="http://schemas.openxmlformats.org/officeDocument/2006/math" xmlns:v="urn:schemas-microsoft-com:vml" xmlns:wp14="http://schemas.microsoft.com/office/word/2010/wordprocessingDrawing" xmlns:wp="http://schemas.openxmlformats.org/drawingml/2006/wordprocessingDrawing" xmlns:w10="urn:schemas-microsoft-com:office:word" xmlns:w="http://schemas.openxmlformats.org/wordprocessingml/2006/main" xmlns:w14="http://schemas.microsoft.com/office/word/2010/wordml" xmlns:w15="http://schemas.microsoft.com/office/word/2012/wordml" xmlns:w16cex="http://schemas.microsoft.com/office/word/2018/wordml/cex" xmlns:w16cid="http://schemas.microsoft.com/office/word/2016/wordml/cid" xmlns:w16="http://schemas.microsoft.com/office/word/2018/wordml" xmlns:w16du="http://schemas.microsoft.com/office/word/2023/wordml/word16du" xmlns:w16sdtdh="http://schemas.microsoft.com/office/word/2020/wordml/sdtdatahash" xmlns:w16sdtfl="http://schemas.microsoft.com/office/word/2024/wordml/sdtformatlock" xmlns:w16se="http://schemas.microsoft.com/office/word/2015/wordml/symex" xmlns:wpg="http://schemas.microsoft.com/office/word/2010/wordprocessingGroup" xmlns:wpi="http://schemas.microsoft.com/office/word/2010/wordprocessingInk" xmlns:wne="http://schemas.microsoft.com/office/word/2006/wordml" xmlns:wps="http://schemas.microsoft.com/office/word/2010/wordprocessingShape" mc:Ignorable="w14 w15 w16se w16cid w16 w16cex w16sdtdh w16sdtfl w16du wp14">
+<w15:people xmlns:wpc="http://schemas.microsoft.com/office/word/2010/wordprocessingCanvas" xmlns:cx="http://schemas.microsoft.com/office/drawing/2014/chartex" xmlns:cx1="http://schemas.microsoft.com/office/drawing/2015/9/8/chartex" xmlns:cx2="http://schemas.microsoft.com/office/drawing/2015/10/21/chartex" xmlns:cx3="http://schemas.microsoft.com/office/drawing/2016/5/9/chartex" xmlns:cx4="http://schemas.microsoft.com/office/drawing/2016/5/10/chartex" xmlns:cx5="http://schemas.microsoft.com/office/drawing/2016/5/11/chartex" xmlns:cx6="http://schemas.microsoft.com/office/drawing/2016/5/12/chartex" xmlns:cx7="http://schemas.microsoft.com/office/drawing/2016/5/13/chartex" xmlns:cx8="http://schemas.microsoft.com/office/drawing/2016/5/14/chartex" xmlns:mc="http://schemas.openxmlformats.org/markup-compatibility/2006" xmlns:aink="http://schemas.microsoft.com/office/drawing/2016/ink" xmlns:am3d="http://schemas.microsoft.com/office/drawing/2017/model3d" xmlns:o="urn:schemas-microsoft-com:office:office" xmlns:r="http://schemas.openxmlformats.org/officeDocument/2006/relationships" xmlns:m="http://schemas.openxmlformats.org/officeDocument/2006/math" xmlns:v="urn:schemas-microsoft-com:vml" xmlns:wp14="http://schemas.microsoft.com/office/word/2010/wordprocessingDrawing" xmlns:wp="http://schemas.openxmlformats.org/drawingml/2006/wordprocessingDrawing" xmlns:w10="urn:schemas-microsoft-com:office:word" xmlns:w="http://schemas.openxmlformats.org/wordprocessingml/2006/main" xmlns:w14="http://schemas.microsoft.com/office/word/2010/wordml" xmlns:w15="http://schemas.microsoft.com/office/word/2012/wordml" xmlns:w16cex="http://schemas.microsoft.com/office/word/2018/wordml/cex" xmlns:w16cid="http://schemas.microsoft.com/office/word/2016/wordml/cid" xmlns:w16="http://schemas.microsoft.com/office/word/2018/wordml" xmlns:w16sdtdh="http://schemas.microsoft.com/office/word/2020/wordml/sdtdatahash" xmlns:w16se="http://schemas.microsoft.com/office/word/2015/wordml/symex" xmlns:wpg="http://schemas.microsoft.com/office/word/2010/wordprocessingGroup" xmlns:wpi="http://schemas.microsoft.com/office/word/2010/wordprocessingInk" xmlns:wne="http://schemas.microsoft.com/office/word/2006/wordml" xmlns:wps="http://schemas.microsoft.com/office/word/2010/wordprocessingShape" mc:Ignorable="w14 w15 w16se w16cid w16 w16cex w16sdtdh wp14">
   <w15:person w15:author="Angga Pratama">
     <w15:presenceInfo w15:providerId="None" w15:userId="Angga Pratama"/>
   </w15:person>
@@ -28330,7 +30669,7 @@
 </file>
 
 <file path=word/styles.xml><?xml version="1.0" encoding="utf-8"?>
-<w:styles xmlns:mc="http://schemas.openxmlformats.org/markup-compatibility/2006" xmlns:r="http://schemas.openxmlformats.org/officeDocument/2006/relationships" xmlns:w="http://schemas.openxmlformats.org/wordprocessingml/2006/main" xmlns:w14="http://schemas.microsoft.com/office/word/2010/wordml" xmlns:w15="http://schemas.microsoft.com/office/word/2012/wordml" xmlns:w16cex="http://schemas.microsoft.com/office/word/2018/wordml/cex" xmlns:w16cid="http://schemas.microsoft.com/office/word/2016/wordml/cid" xmlns:w16="http://schemas.microsoft.com/office/word/2018/wordml" xmlns:w16du="http://schemas.microsoft.com/office/word/2023/wordml/word16du" xmlns:w16sdtdh="http://schemas.microsoft.com/office/word/2020/wordml/sdtdatahash" xmlns:w16sdtfl="http://schemas.microsoft.com/office/word/2024/wordml/sdtformatlock" xmlns:w16se="http://schemas.microsoft.com/office/word/2015/wordml/symex" mc:Ignorable="w14 w15 w16se w16cid w16 w16cex w16sdtdh w16sdtfl w16du">
+<w:styles xmlns:mc="http://schemas.openxmlformats.org/markup-compatibility/2006" xmlns:r="http://schemas.openxmlformats.org/officeDocument/2006/relationships" xmlns:w="http://schemas.openxmlformats.org/wordprocessingml/2006/main" xmlns:w14="http://schemas.microsoft.com/office/word/2010/wordml" xmlns:w15="http://schemas.microsoft.com/office/word/2012/wordml" xmlns:w16cex="http://schemas.microsoft.com/office/word/2018/wordml/cex" xmlns:w16cid="http://schemas.microsoft.com/office/word/2016/wordml/cid" xmlns:w16="http://schemas.microsoft.com/office/word/2018/wordml" xmlns:w16sdtdh="http://schemas.microsoft.com/office/word/2020/wordml/sdtdatahash" xmlns:w16se="http://schemas.microsoft.com/office/word/2015/wordml/symex" mc:Ignorable="w14 w15 w16se w16cid w16 w16cex w16sdtdh">
   <w:docDefaults>
     <w:rPrDefault>
       <w:rPr>
